--- a/React Native.docx
+++ b/React Native.docx
@@ -665,8 +665,10 @@
       </w:pPr>
       <w:r>
         <w:rPr>
-          <w:sz w:val="24"/>
-          <w:szCs w:val="24"/>
+          <w:noProof/>
+          <w:sz w:val="24"/>
+          <w:szCs w:val="24"/>
+          <w:lang w:eastAsia="es-ES"/>
         </w:rPr>
         <w:drawing>
           <wp:inline distT="0" distB="0" distL="0" distR="0" wp14:anchorId="58065AC5" wp14:editId="06D5239E">
@@ -11307,8 +11309,11 @@
     <w:p>
       <w:pPr>
         <w:rPr>
-          <w:sz w:val="24"/>
-          <w:szCs w:val="24"/>
+          <w:rFonts w:eastAsia="Times New Roman" w:cstheme="minorHAnsi"/>
+          <w:iCs/>
+          <w:sz w:val="24"/>
+          <w:szCs w:val="24"/>
+          <w:lang w:eastAsia="es-ES"/>
         </w:rPr>
       </w:pPr>
       <w:r>
@@ -11318,56 +11323,57 @@
         </w:rPr>
         <w:t xml:space="preserve">18. </w:t>
       </w:r>
-    </w:p>
-    <w:p>
-      <w:pPr>
-        <w:shd w:val="clear" w:color="auto" w:fill="2D2A2E"/>
-        <w:spacing w:after="0" w:line="285" w:lineRule="atLeast"/>
-        <w:rPr>
-          <w:rFonts w:ascii="Consolas" w:eastAsia="Times New Roman" w:hAnsi="Consolas" w:cs="Times New Roman"/>
-          <w:color w:val="FCFCFA"/>
-          <w:sz w:val="21"/>
-          <w:szCs w:val="21"/>
-          <w:lang w:eastAsia="es-ES"/>
-        </w:rPr>
-      </w:pPr>
+      <w:proofErr w:type="spellStart"/>
+      <w:r>
+        <w:rPr>
+          <w:rFonts w:eastAsia="Times New Roman" w:cstheme="minorHAnsi"/>
+          <w:iCs/>
+          <w:sz w:val="24"/>
+          <w:szCs w:val="24"/>
+          <w:lang w:eastAsia="es-ES"/>
+        </w:rPr>
+        <w:t>KeyboardAvoidingView</w:t>
+      </w:r>
+      <w:proofErr w:type="spellEnd"/>
+      <w:r>
+        <w:rPr>
+          <w:rFonts w:eastAsia="Times New Roman" w:cstheme="minorHAnsi"/>
+          <w:iCs/>
+          <w:sz w:val="24"/>
+          <w:szCs w:val="24"/>
+          <w:lang w:eastAsia="es-ES"/>
+        </w:rPr>
+        <w:t>:</w:t>
+      </w:r>
+    </w:p>
+    <w:p>
+      <w:pPr>
+        <w:ind w:firstLine="708"/>
+        <w:rPr>
+          <w:sz w:val="24"/>
+          <w:szCs w:val="24"/>
+        </w:rPr>
+      </w:pPr>
+      <w:r>
+        <w:rPr>
+          <w:rFonts w:eastAsia="Times New Roman" w:cstheme="minorHAnsi"/>
+          <w:iCs/>
+          <w:sz w:val="24"/>
+          <w:szCs w:val="24"/>
+          <w:lang w:eastAsia="es-ES"/>
+        </w:rPr>
+        <w:t xml:space="preserve"> evita que el teclado de Android/iOS tape los inputs</w:t>
+      </w:r>
       <w:r>
         <w:rPr>
           <w:rFonts w:ascii="Consolas" w:eastAsia="Times New Roman" w:hAnsi="Consolas" w:cs="Times New Roman"/>
           <w:i/>
           <w:iCs/>
-          <w:color w:val="727072"/>
-          <w:sz w:val="21"/>
-          <w:szCs w:val="21"/>
-          <w:lang w:eastAsia="es-ES"/>
-        </w:rPr>
-        <w:t xml:space="preserve">// </w:t>
-      </w:r>
-      <w:proofErr w:type="spellStart"/>
-      <w:r>
-        <w:rPr>
-          <w:rFonts w:ascii="Consolas" w:eastAsia="Times New Roman" w:hAnsi="Consolas" w:cs="Times New Roman"/>
-          <w:i/>
-          <w:iCs/>
-          <w:color w:val="727072"/>
-          <w:sz w:val="21"/>
-          <w:szCs w:val="21"/>
-          <w:lang w:eastAsia="es-ES"/>
-        </w:rPr>
-        <w:t>KeyboardAvoidingView</w:t>
-      </w:r>
-      <w:proofErr w:type="spellEnd"/>
-      <w:r>
-        <w:rPr>
-          <w:rFonts w:ascii="Consolas" w:eastAsia="Times New Roman" w:hAnsi="Consolas" w:cs="Times New Roman"/>
-          <w:i/>
-          <w:iCs/>
-          <w:color w:val="727072"/>
-          <w:sz w:val="21"/>
-          <w:szCs w:val="21"/>
-          <w:lang w:eastAsia="es-ES"/>
-        </w:rPr>
-        <w:t xml:space="preserve"> evita que el teclado de Android/iOS tape los inputs</w:t>
+          <w:sz w:val="21"/>
+          <w:szCs w:val="21"/>
+          <w:lang w:eastAsia="es-ES"/>
+        </w:rPr>
+        <w:t xml:space="preserve"> </w:t>
       </w:r>
     </w:p>
     <w:p>
@@ -11875,6 +11881,5640 @@
           <w:szCs w:val="24"/>
         </w:rPr>
         <w:t xml:space="preserve">19. </w:t>
+      </w:r>
+      <w:proofErr w:type="spellStart"/>
+      <w:r>
+        <w:rPr>
+          <w:sz w:val="24"/>
+          <w:szCs w:val="24"/>
+        </w:rPr>
+        <w:t>react-native-safe-area-context</w:t>
+      </w:r>
+      <w:proofErr w:type="spellEnd"/>
+      <w:r>
+        <w:rPr>
+          <w:sz w:val="24"/>
+          <w:szCs w:val="24"/>
+        </w:rPr>
+        <w:t>:</w:t>
+      </w:r>
+    </w:p>
+    <w:p>
+      <w:pPr>
+        <w:pStyle w:val="NormalWeb"/>
+        <w:numPr>
+          <w:ilvl w:val="0"/>
+          <w:numId w:val="4"/>
+        </w:numPr>
+        <w:rPr>
+          <w:rFonts w:asciiTheme="minorHAnsi" w:hAnsiTheme="minorHAnsi" w:cstheme="minorHAnsi"/>
+        </w:rPr>
+      </w:pPr>
+      <w:r>
+        <w:tab/>
+      </w:r>
+      <w:r>
+        <w:rPr>
+          <w:rFonts w:asciiTheme="minorHAnsi" w:hAnsiTheme="minorHAnsi" w:cstheme="minorHAnsi"/>
+        </w:rPr>
+        <w:t xml:space="preserve">librería calcula exactamente cuántos píxeles ocupan </w:t>
+      </w:r>
+      <w:proofErr w:type="gramStart"/>
+      <w:r>
+        <w:rPr>
+          <w:rFonts w:asciiTheme="minorHAnsi" w:hAnsiTheme="minorHAnsi" w:cstheme="minorHAnsi"/>
+        </w:rPr>
+        <w:t xml:space="preserve">el </w:t>
+      </w:r>
+      <w:r>
+        <w:rPr>
+          <w:rFonts w:asciiTheme="minorHAnsi" w:hAnsiTheme="minorHAnsi" w:cstheme="minorHAnsi"/>
+          <w:b/>
+          <w:bCs/>
+        </w:rPr>
+        <w:t xml:space="preserve"> "</w:t>
+      </w:r>
+      <w:proofErr w:type="spellStart"/>
+      <w:proofErr w:type="gramEnd"/>
+      <w:r>
+        <w:rPr>
+          <w:rFonts w:asciiTheme="minorHAnsi" w:hAnsiTheme="minorHAnsi" w:cstheme="minorHAnsi"/>
+          <w:b/>
+          <w:bCs/>
+        </w:rPr>
+        <w:t>Notch</w:t>
+      </w:r>
+      <w:proofErr w:type="spellEnd"/>
+      <w:r>
+        <w:rPr>
+          <w:rFonts w:asciiTheme="minorHAnsi" w:hAnsiTheme="minorHAnsi" w:cstheme="minorHAnsi"/>
+          <w:b/>
+          <w:bCs/>
+        </w:rPr>
+        <w:t>" o la "</w:t>
+      </w:r>
+      <w:proofErr w:type="spellStart"/>
+      <w:r>
+        <w:rPr>
+          <w:rFonts w:asciiTheme="minorHAnsi" w:hAnsiTheme="minorHAnsi" w:cstheme="minorHAnsi"/>
+          <w:b/>
+          <w:bCs/>
+        </w:rPr>
+        <w:t>Dynamic</w:t>
+      </w:r>
+      <w:proofErr w:type="spellEnd"/>
+      <w:r>
+        <w:rPr>
+          <w:rFonts w:asciiTheme="minorHAnsi" w:hAnsiTheme="minorHAnsi" w:cstheme="minorHAnsi"/>
+          <w:b/>
+          <w:bCs/>
+        </w:rPr>
+        <w:t xml:space="preserve"> Island"</w:t>
+      </w:r>
+      <w:r>
+        <w:rPr>
+          <w:rFonts w:asciiTheme="minorHAnsi" w:hAnsiTheme="minorHAnsi" w:cstheme="minorHAnsi"/>
+        </w:rPr>
+        <w:t xml:space="preserve">, </w:t>
+      </w:r>
+      <w:r>
+        <w:rPr>
+          <w:rFonts w:asciiTheme="minorHAnsi" w:hAnsiTheme="minorHAnsi" w:cstheme="minorHAnsi"/>
+          <w:b/>
+          <w:bCs/>
+        </w:rPr>
+        <w:t>La barra de estado</w:t>
+      </w:r>
+      <w:r>
+        <w:rPr>
+          <w:rFonts w:asciiTheme="minorHAnsi" w:hAnsiTheme="minorHAnsi" w:cstheme="minorHAnsi"/>
+          <w:b/>
+          <w:bCs/>
+        </w:rPr>
+        <w:t xml:space="preserve"> </w:t>
+      </w:r>
+      <w:r>
+        <w:rPr>
+          <w:rFonts w:asciiTheme="minorHAnsi" w:hAnsiTheme="minorHAnsi" w:cstheme="minorHAnsi"/>
+        </w:rPr>
+        <w:t xml:space="preserve">(donde ves la batería, la hora, el </w:t>
+      </w:r>
+      <w:proofErr w:type="spellStart"/>
+      <w:r>
+        <w:rPr>
+          <w:rFonts w:asciiTheme="minorHAnsi" w:hAnsiTheme="minorHAnsi" w:cstheme="minorHAnsi"/>
+        </w:rPr>
+        <w:t>WiFi</w:t>
+      </w:r>
+      <w:proofErr w:type="spellEnd"/>
+      <w:r>
+        <w:rPr>
+          <w:rFonts w:asciiTheme="minorHAnsi" w:hAnsiTheme="minorHAnsi" w:cstheme="minorHAnsi"/>
+        </w:rPr>
+        <w:t>)</w:t>
+      </w:r>
+      <w:r>
+        <w:rPr>
+          <w:rFonts w:asciiTheme="minorHAnsi" w:hAnsiTheme="minorHAnsi" w:cstheme="minorHAnsi"/>
+        </w:rPr>
+        <w:t xml:space="preserve">, </w:t>
+      </w:r>
+      <w:r>
+        <w:rPr>
+          <w:rFonts w:asciiTheme="minorHAnsi" w:hAnsiTheme="minorHAnsi" w:cstheme="minorHAnsi"/>
+          <w:b/>
+          <w:bCs/>
+        </w:rPr>
+        <w:t>El indicador de inicio</w:t>
+      </w:r>
+      <w:r>
+        <w:rPr>
+          <w:rFonts w:asciiTheme="minorHAnsi" w:hAnsiTheme="minorHAnsi" w:cstheme="minorHAnsi"/>
+        </w:rPr>
+        <w:t xml:space="preserve"> (la línea en la parte inferior de los </w:t>
+      </w:r>
+      <w:proofErr w:type="spellStart"/>
+      <w:r>
+        <w:rPr>
+          <w:rFonts w:asciiTheme="minorHAnsi" w:hAnsiTheme="minorHAnsi" w:cstheme="minorHAnsi"/>
+        </w:rPr>
+        <w:t>iPhones</w:t>
+      </w:r>
+      <w:proofErr w:type="spellEnd"/>
+      <w:r>
+        <w:rPr>
+          <w:rFonts w:asciiTheme="minorHAnsi" w:hAnsiTheme="minorHAnsi" w:cstheme="minorHAnsi"/>
+        </w:rPr>
+        <w:t xml:space="preserve"> para volver al inicio) o las barras de navegación de Android.</w:t>
+      </w:r>
+      <w:r>
+        <w:rPr>
+          <w:rFonts w:asciiTheme="minorHAnsi" w:hAnsiTheme="minorHAnsi" w:cstheme="minorHAnsi"/>
+        </w:rPr>
+        <w:t xml:space="preserve"> </w:t>
+      </w:r>
+      <w:r>
+        <w:rPr>
+          <w:rFonts w:asciiTheme="minorHAnsi" w:hAnsiTheme="minorHAnsi" w:cstheme="minorHAnsi"/>
+        </w:rPr>
+        <w:t>en cada dispositivo específico y te da herramientas para que tu interfaz se dibuje solo dentro del área visible y segura.</w:t>
+      </w:r>
+    </w:p>
+    <w:p>
+      <w:pPr>
+        <w:pStyle w:val="NormalWeb"/>
+        <w:numPr>
+          <w:ilvl w:val="1"/>
+          <w:numId w:val="3"/>
+        </w:numPr>
+        <w:rPr>
+          <w:rFonts w:asciiTheme="minorHAnsi" w:hAnsiTheme="minorHAnsi" w:cstheme="minorHAnsi"/>
+        </w:rPr>
+      </w:pPr>
+      <w:proofErr w:type="spellStart"/>
+      <w:r>
+        <w:rPr>
+          <w:rFonts w:asciiTheme="minorHAnsi" w:hAnsiTheme="minorHAnsi" w:cstheme="minorHAnsi"/>
+        </w:rPr>
+        <w:t>SafeAreaProvider</w:t>
+      </w:r>
+      <w:proofErr w:type="spellEnd"/>
+      <w:r>
+        <w:rPr>
+          <w:rFonts w:asciiTheme="minorHAnsi" w:hAnsiTheme="minorHAnsi" w:cstheme="minorHAnsi"/>
+        </w:rPr>
+        <w:t>:</w:t>
+      </w:r>
+    </w:p>
+    <w:p>
+      <w:pPr>
+        <w:pStyle w:val="NormalWeb"/>
+        <w:ind w:left="1440"/>
+        <w:rPr>
+          <w:rFonts w:asciiTheme="minorHAnsi" w:hAnsiTheme="minorHAnsi" w:cstheme="minorHAnsi"/>
+        </w:rPr>
+      </w:pPr>
+      <w:r>
+        <w:rPr>
+          <w:rFonts w:asciiTheme="minorHAnsi" w:hAnsiTheme="minorHAnsi" w:cstheme="minorHAnsi"/>
+        </w:rPr>
+        <w:t xml:space="preserve">Es el componente principal que debe envolver toda tu aplicación (generalmente en tu </w:t>
+      </w:r>
+      <w:r>
+        <w:rPr>
+          <w:rStyle w:val="CdigoHTML"/>
+          <w:rFonts w:asciiTheme="minorHAnsi" w:hAnsiTheme="minorHAnsi" w:cstheme="minorHAnsi"/>
+          <w:sz w:val="24"/>
+          <w:szCs w:val="24"/>
+        </w:rPr>
+        <w:t>App.js</w:t>
+      </w:r>
+      <w:r>
+        <w:rPr>
+          <w:rFonts w:asciiTheme="minorHAnsi" w:hAnsiTheme="minorHAnsi" w:cstheme="minorHAnsi"/>
+        </w:rPr>
+        <w:t xml:space="preserve"> o </w:t>
+      </w:r>
+      <w:r>
+        <w:rPr>
+          <w:rStyle w:val="CdigoHTML"/>
+          <w:rFonts w:asciiTheme="minorHAnsi" w:hAnsiTheme="minorHAnsi" w:cstheme="minorHAnsi"/>
+          <w:sz w:val="24"/>
+          <w:szCs w:val="24"/>
+        </w:rPr>
+        <w:t>index.js</w:t>
+      </w:r>
+      <w:r>
+        <w:rPr>
+          <w:rFonts w:asciiTheme="minorHAnsi" w:hAnsiTheme="minorHAnsi" w:cstheme="minorHAnsi"/>
+        </w:rPr>
+        <w:t>). Se encarga de calcular los valores de las áreas seguras y proveerlos al resto de la app.</w:t>
+      </w:r>
+    </w:p>
+    <w:p>
+      <w:pPr>
+        <w:shd w:val="clear" w:color="auto" w:fill="2D2A2E"/>
+        <w:spacing w:after="0" w:line="285" w:lineRule="atLeast"/>
+        <w:rPr>
+          <w:rFonts w:ascii="Consolas" w:eastAsia="Times New Roman" w:hAnsi="Consolas" w:cs="Times New Roman"/>
+          <w:color w:val="FCFCFA"/>
+          <w:sz w:val="21"/>
+          <w:szCs w:val="21"/>
+          <w:lang w:eastAsia="es-ES"/>
+        </w:rPr>
+      </w:pPr>
+      <w:proofErr w:type="spellStart"/>
+      <w:r>
+        <w:rPr>
+          <w:rFonts w:ascii="Consolas" w:eastAsia="Times New Roman" w:hAnsi="Consolas" w:cs="Times New Roman"/>
+          <w:color w:val="FF6188"/>
+          <w:sz w:val="21"/>
+          <w:szCs w:val="21"/>
+          <w:lang w:eastAsia="es-ES"/>
+        </w:rPr>
+        <w:t>import</w:t>
+      </w:r>
+      <w:proofErr w:type="spellEnd"/>
+      <w:r>
+        <w:rPr>
+          <w:rFonts w:ascii="Consolas" w:eastAsia="Times New Roman" w:hAnsi="Consolas" w:cs="Times New Roman"/>
+          <w:color w:val="FCFCFA"/>
+          <w:sz w:val="21"/>
+          <w:szCs w:val="21"/>
+          <w:lang w:eastAsia="es-ES"/>
+        </w:rPr>
+        <w:t xml:space="preserve"> </w:t>
+      </w:r>
+      <w:proofErr w:type="gramStart"/>
+      <w:r>
+        <w:rPr>
+          <w:rFonts w:ascii="Consolas" w:eastAsia="Times New Roman" w:hAnsi="Consolas" w:cs="Times New Roman"/>
+          <w:color w:val="939293"/>
+          <w:sz w:val="21"/>
+          <w:szCs w:val="21"/>
+          <w:lang w:eastAsia="es-ES"/>
+        </w:rPr>
+        <w:t>{</w:t>
+      </w:r>
+      <w:r>
+        <w:rPr>
+          <w:rFonts w:ascii="Consolas" w:eastAsia="Times New Roman" w:hAnsi="Consolas" w:cs="Times New Roman"/>
+          <w:color w:val="FCFCFA"/>
+          <w:sz w:val="21"/>
+          <w:szCs w:val="21"/>
+          <w:lang w:eastAsia="es-ES"/>
+        </w:rPr>
+        <w:t xml:space="preserve"> </w:t>
+      </w:r>
+      <w:proofErr w:type="spellStart"/>
+      <w:r>
+        <w:rPr>
+          <w:rFonts w:ascii="Consolas" w:eastAsia="Times New Roman" w:hAnsi="Consolas" w:cs="Times New Roman"/>
+          <w:color w:val="FCFCFA"/>
+          <w:sz w:val="21"/>
+          <w:szCs w:val="21"/>
+          <w:lang w:eastAsia="es-ES"/>
+        </w:rPr>
+        <w:t>SafeAreaProvider</w:t>
+      </w:r>
+      <w:proofErr w:type="spellEnd"/>
+      <w:proofErr w:type="gramEnd"/>
+      <w:r>
+        <w:rPr>
+          <w:rFonts w:ascii="Consolas" w:eastAsia="Times New Roman" w:hAnsi="Consolas" w:cs="Times New Roman"/>
+          <w:color w:val="FCFCFA"/>
+          <w:sz w:val="21"/>
+          <w:szCs w:val="21"/>
+          <w:lang w:eastAsia="es-ES"/>
+        </w:rPr>
+        <w:t xml:space="preserve"> </w:t>
+      </w:r>
+      <w:r>
+        <w:rPr>
+          <w:rFonts w:ascii="Consolas" w:eastAsia="Times New Roman" w:hAnsi="Consolas" w:cs="Times New Roman"/>
+          <w:color w:val="939293"/>
+          <w:sz w:val="21"/>
+          <w:szCs w:val="21"/>
+          <w:lang w:eastAsia="es-ES"/>
+        </w:rPr>
+        <w:t>}</w:t>
+      </w:r>
+      <w:r>
+        <w:rPr>
+          <w:rFonts w:ascii="Consolas" w:eastAsia="Times New Roman" w:hAnsi="Consolas" w:cs="Times New Roman"/>
+          <w:color w:val="FCFCFA"/>
+          <w:sz w:val="21"/>
+          <w:szCs w:val="21"/>
+          <w:lang w:eastAsia="es-ES"/>
+        </w:rPr>
+        <w:t xml:space="preserve"> </w:t>
+      </w:r>
+      <w:proofErr w:type="spellStart"/>
+      <w:r>
+        <w:rPr>
+          <w:rFonts w:ascii="Consolas" w:eastAsia="Times New Roman" w:hAnsi="Consolas" w:cs="Times New Roman"/>
+          <w:color w:val="FF6188"/>
+          <w:sz w:val="21"/>
+          <w:szCs w:val="21"/>
+          <w:lang w:eastAsia="es-ES"/>
+        </w:rPr>
+        <w:t>from</w:t>
+      </w:r>
+      <w:proofErr w:type="spellEnd"/>
+      <w:r>
+        <w:rPr>
+          <w:rFonts w:ascii="Consolas" w:eastAsia="Times New Roman" w:hAnsi="Consolas" w:cs="Times New Roman"/>
+          <w:color w:val="FCFCFA"/>
+          <w:sz w:val="21"/>
+          <w:szCs w:val="21"/>
+          <w:lang w:eastAsia="es-ES"/>
+        </w:rPr>
+        <w:t xml:space="preserve"> </w:t>
+      </w:r>
+      <w:r>
+        <w:rPr>
+          <w:rFonts w:ascii="Consolas" w:eastAsia="Times New Roman" w:hAnsi="Consolas" w:cs="Times New Roman"/>
+          <w:color w:val="939293"/>
+          <w:sz w:val="21"/>
+          <w:szCs w:val="21"/>
+          <w:lang w:eastAsia="es-ES"/>
+        </w:rPr>
+        <w:t>'</w:t>
+      </w:r>
+      <w:proofErr w:type="spellStart"/>
+      <w:r>
+        <w:rPr>
+          <w:rFonts w:ascii="Consolas" w:eastAsia="Times New Roman" w:hAnsi="Consolas" w:cs="Times New Roman"/>
+          <w:color w:val="FFD866"/>
+          <w:sz w:val="21"/>
+          <w:szCs w:val="21"/>
+          <w:lang w:eastAsia="es-ES"/>
+        </w:rPr>
+        <w:t>react-native-safe-area-context</w:t>
+      </w:r>
+      <w:proofErr w:type="spellEnd"/>
+      <w:r>
+        <w:rPr>
+          <w:rFonts w:ascii="Consolas" w:eastAsia="Times New Roman" w:hAnsi="Consolas" w:cs="Times New Roman"/>
+          <w:color w:val="939293"/>
+          <w:sz w:val="21"/>
+          <w:szCs w:val="21"/>
+          <w:lang w:eastAsia="es-ES"/>
+        </w:rPr>
+        <w:t>';</w:t>
+      </w:r>
+    </w:p>
+    <w:p>
+      <w:pPr>
+        <w:shd w:val="clear" w:color="auto" w:fill="2D2A2E"/>
+        <w:spacing w:after="0" w:line="285" w:lineRule="atLeast"/>
+        <w:rPr>
+          <w:rFonts w:ascii="Consolas" w:eastAsia="Times New Roman" w:hAnsi="Consolas" w:cs="Times New Roman"/>
+          <w:color w:val="FCFCFA"/>
+          <w:sz w:val="21"/>
+          <w:szCs w:val="21"/>
+          <w:lang w:eastAsia="es-ES"/>
+        </w:rPr>
+      </w:pPr>
+    </w:p>
+    <w:p>
+      <w:pPr>
+        <w:shd w:val="clear" w:color="auto" w:fill="2D2A2E"/>
+        <w:spacing w:after="0" w:line="285" w:lineRule="atLeast"/>
+        <w:rPr>
+          <w:rFonts w:ascii="Consolas" w:eastAsia="Times New Roman" w:hAnsi="Consolas" w:cs="Times New Roman"/>
+          <w:color w:val="FCFCFA"/>
+          <w:sz w:val="21"/>
+          <w:szCs w:val="21"/>
+          <w:lang w:eastAsia="es-ES"/>
+        </w:rPr>
+      </w:pPr>
+      <w:proofErr w:type="spellStart"/>
+      <w:r>
+        <w:rPr>
+          <w:rFonts w:ascii="Consolas" w:eastAsia="Times New Roman" w:hAnsi="Consolas" w:cs="Times New Roman"/>
+          <w:color w:val="FF6188"/>
+          <w:sz w:val="21"/>
+          <w:szCs w:val="21"/>
+          <w:lang w:eastAsia="es-ES"/>
+        </w:rPr>
+        <w:t>export</w:t>
+      </w:r>
+      <w:proofErr w:type="spellEnd"/>
+      <w:r>
+        <w:rPr>
+          <w:rFonts w:ascii="Consolas" w:eastAsia="Times New Roman" w:hAnsi="Consolas" w:cs="Times New Roman"/>
+          <w:color w:val="FCFCFA"/>
+          <w:sz w:val="21"/>
+          <w:szCs w:val="21"/>
+          <w:lang w:eastAsia="es-ES"/>
+        </w:rPr>
+        <w:t xml:space="preserve"> </w:t>
+      </w:r>
+      <w:r>
+        <w:rPr>
+          <w:rFonts w:ascii="Consolas" w:eastAsia="Times New Roman" w:hAnsi="Consolas" w:cs="Times New Roman"/>
+          <w:color w:val="FF6188"/>
+          <w:sz w:val="21"/>
+          <w:szCs w:val="21"/>
+          <w:lang w:eastAsia="es-ES"/>
+        </w:rPr>
+        <w:t>default</w:t>
+      </w:r>
+      <w:r>
+        <w:rPr>
+          <w:rFonts w:ascii="Consolas" w:eastAsia="Times New Roman" w:hAnsi="Consolas" w:cs="Times New Roman"/>
+          <w:color w:val="FCFCFA"/>
+          <w:sz w:val="21"/>
+          <w:szCs w:val="21"/>
+          <w:lang w:eastAsia="es-ES"/>
+        </w:rPr>
+        <w:t xml:space="preserve"> </w:t>
+      </w:r>
+      <w:proofErr w:type="spellStart"/>
+      <w:r>
+        <w:rPr>
+          <w:rFonts w:ascii="Consolas" w:eastAsia="Times New Roman" w:hAnsi="Consolas" w:cs="Times New Roman"/>
+          <w:i/>
+          <w:iCs/>
+          <w:color w:val="78DCE8"/>
+          <w:sz w:val="21"/>
+          <w:szCs w:val="21"/>
+          <w:lang w:eastAsia="es-ES"/>
+        </w:rPr>
+        <w:t>function</w:t>
+      </w:r>
+      <w:proofErr w:type="spellEnd"/>
+      <w:r>
+        <w:rPr>
+          <w:rFonts w:ascii="Consolas" w:eastAsia="Times New Roman" w:hAnsi="Consolas" w:cs="Times New Roman"/>
+          <w:color w:val="FCFCFA"/>
+          <w:sz w:val="21"/>
+          <w:szCs w:val="21"/>
+          <w:lang w:eastAsia="es-ES"/>
+        </w:rPr>
+        <w:t xml:space="preserve"> </w:t>
+      </w:r>
+      <w:proofErr w:type="gramStart"/>
+      <w:r>
+        <w:rPr>
+          <w:rFonts w:ascii="Consolas" w:eastAsia="Times New Roman" w:hAnsi="Consolas" w:cs="Times New Roman"/>
+          <w:color w:val="A9DC76"/>
+          <w:sz w:val="21"/>
+          <w:szCs w:val="21"/>
+          <w:lang w:eastAsia="es-ES"/>
+        </w:rPr>
+        <w:t>App</w:t>
+      </w:r>
+      <w:r>
+        <w:rPr>
+          <w:rFonts w:ascii="Consolas" w:eastAsia="Times New Roman" w:hAnsi="Consolas" w:cs="Times New Roman"/>
+          <w:color w:val="939293"/>
+          <w:sz w:val="21"/>
+          <w:szCs w:val="21"/>
+          <w:lang w:eastAsia="es-ES"/>
+        </w:rPr>
+        <w:t>(</w:t>
+      </w:r>
+      <w:proofErr w:type="gramEnd"/>
+      <w:r>
+        <w:rPr>
+          <w:rFonts w:ascii="Consolas" w:eastAsia="Times New Roman" w:hAnsi="Consolas" w:cs="Times New Roman"/>
+          <w:color w:val="939293"/>
+          <w:sz w:val="21"/>
+          <w:szCs w:val="21"/>
+          <w:lang w:eastAsia="es-ES"/>
+        </w:rPr>
+        <w:t>)</w:t>
+      </w:r>
+      <w:r>
+        <w:rPr>
+          <w:rFonts w:ascii="Consolas" w:eastAsia="Times New Roman" w:hAnsi="Consolas" w:cs="Times New Roman"/>
+          <w:color w:val="FCFCFA"/>
+          <w:sz w:val="21"/>
+          <w:szCs w:val="21"/>
+          <w:lang w:eastAsia="es-ES"/>
+        </w:rPr>
+        <w:t xml:space="preserve"> </w:t>
+      </w:r>
+      <w:r>
+        <w:rPr>
+          <w:rFonts w:ascii="Consolas" w:eastAsia="Times New Roman" w:hAnsi="Consolas" w:cs="Times New Roman"/>
+          <w:color w:val="939293"/>
+          <w:sz w:val="21"/>
+          <w:szCs w:val="21"/>
+          <w:lang w:eastAsia="es-ES"/>
+        </w:rPr>
+        <w:t>{</w:t>
+      </w:r>
+    </w:p>
+    <w:p>
+      <w:pPr>
+        <w:shd w:val="clear" w:color="auto" w:fill="2D2A2E"/>
+        <w:spacing w:after="0" w:line="285" w:lineRule="atLeast"/>
+        <w:rPr>
+          <w:rFonts w:ascii="Consolas" w:eastAsia="Times New Roman" w:hAnsi="Consolas" w:cs="Times New Roman"/>
+          <w:color w:val="FCFCFA"/>
+          <w:sz w:val="21"/>
+          <w:szCs w:val="21"/>
+          <w:lang w:eastAsia="es-ES"/>
+        </w:rPr>
+      </w:pPr>
+      <w:r>
+        <w:rPr>
+          <w:rFonts w:ascii="Consolas" w:eastAsia="Times New Roman" w:hAnsi="Consolas" w:cs="Times New Roman"/>
+          <w:color w:val="FCFCFA"/>
+          <w:sz w:val="21"/>
+          <w:szCs w:val="21"/>
+          <w:lang w:eastAsia="es-ES"/>
+        </w:rPr>
+        <w:t xml:space="preserve">  </w:t>
+      </w:r>
+      <w:proofErr w:type="spellStart"/>
+      <w:r>
+        <w:rPr>
+          <w:rFonts w:ascii="Consolas" w:eastAsia="Times New Roman" w:hAnsi="Consolas" w:cs="Times New Roman"/>
+          <w:color w:val="FF6188"/>
+          <w:sz w:val="21"/>
+          <w:szCs w:val="21"/>
+          <w:lang w:eastAsia="es-ES"/>
+        </w:rPr>
+        <w:t>return</w:t>
+      </w:r>
+      <w:proofErr w:type="spellEnd"/>
+      <w:r>
+        <w:rPr>
+          <w:rFonts w:ascii="Consolas" w:eastAsia="Times New Roman" w:hAnsi="Consolas" w:cs="Times New Roman"/>
+          <w:color w:val="FCFCFA"/>
+          <w:sz w:val="21"/>
+          <w:szCs w:val="21"/>
+          <w:lang w:eastAsia="es-ES"/>
+        </w:rPr>
+        <w:t xml:space="preserve"> </w:t>
+      </w:r>
+      <w:r>
+        <w:rPr>
+          <w:rFonts w:ascii="Consolas" w:eastAsia="Times New Roman" w:hAnsi="Consolas" w:cs="Times New Roman"/>
+          <w:color w:val="939293"/>
+          <w:sz w:val="21"/>
+          <w:szCs w:val="21"/>
+          <w:lang w:eastAsia="es-ES"/>
+        </w:rPr>
+        <w:t>(</w:t>
+      </w:r>
+    </w:p>
+    <w:p>
+      <w:pPr>
+        <w:shd w:val="clear" w:color="auto" w:fill="2D2A2E"/>
+        <w:spacing w:after="0" w:line="285" w:lineRule="atLeast"/>
+        <w:rPr>
+          <w:rFonts w:ascii="Consolas" w:eastAsia="Times New Roman" w:hAnsi="Consolas" w:cs="Times New Roman"/>
+          <w:color w:val="FCFCFA"/>
+          <w:sz w:val="21"/>
+          <w:szCs w:val="21"/>
+          <w:lang w:eastAsia="es-ES"/>
+        </w:rPr>
+      </w:pPr>
+      <w:r>
+        <w:rPr>
+          <w:rFonts w:ascii="Consolas" w:eastAsia="Times New Roman" w:hAnsi="Consolas" w:cs="Times New Roman"/>
+          <w:color w:val="FCFCFA"/>
+          <w:sz w:val="21"/>
+          <w:szCs w:val="21"/>
+          <w:lang w:eastAsia="es-ES"/>
+        </w:rPr>
+        <w:t xml:space="preserve">    </w:t>
+      </w:r>
+      <w:r>
+        <w:rPr>
+          <w:rFonts w:ascii="Consolas" w:eastAsia="Times New Roman" w:hAnsi="Consolas" w:cs="Times New Roman"/>
+          <w:color w:val="939293"/>
+          <w:sz w:val="21"/>
+          <w:szCs w:val="21"/>
+          <w:lang w:eastAsia="es-ES"/>
+        </w:rPr>
+        <w:t>&lt;</w:t>
+      </w:r>
+      <w:proofErr w:type="spellStart"/>
+      <w:r>
+        <w:rPr>
+          <w:rFonts w:ascii="Consolas" w:eastAsia="Times New Roman" w:hAnsi="Consolas" w:cs="Times New Roman"/>
+          <w:color w:val="FF6188"/>
+          <w:sz w:val="21"/>
+          <w:szCs w:val="21"/>
+          <w:lang w:eastAsia="es-ES"/>
+        </w:rPr>
+        <w:t>SafeAreaProvider</w:t>
+      </w:r>
+      <w:proofErr w:type="spellEnd"/>
+      <w:r>
+        <w:rPr>
+          <w:rFonts w:ascii="Consolas" w:eastAsia="Times New Roman" w:hAnsi="Consolas" w:cs="Times New Roman"/>
+          <w:color w:val="939293"/>
+          <w:sz w:val="21"/>
+          <w:szCs w:val="21"/>
+          <w:lang w:eastAsia="es-ES"/>
+        </w:rPr>
+        <w:t>&gt;</w:t>
+      </w:r>
+    </w:p>
+    <w:p>
+      <w:pPr>
+        <w:shd w:val="clear" w:color="auto" w:fill="2D2A2E"/>
+        <w:spacing w:after="0" w:line="285" w:lineRule="atLeast"/>
+        <w:rPr>
+          <w:rFonts w:ascii="Consolas" w:eastAsia="Times New Roman" w:hAnsi="Consolas" w:cs="Times New Roman"/>
+          <w:color w:val="FCFCFA"/>
+          <w:sz w:val="21"/>
+          <w:szCs w:val="21"/>
+          <w:lang w:eastAsia="es-ES"/>
+        </w:rPr>
+      </w:pPr>
+      <w:r>
+        <w:rPr>
+          <w:rFonts w:ascii="Consolas" w:eastAsia="Times New Roman" w:hAnsi="Consolas" w:cs="Times New Roman"/>
+          <w:color w:val="FCFCFA"/>
+          <w:sz w:val="21"/>
+          <w:szCs w:val="21"/>
+          <w:lang w:eastAsia="es-ES"/>
+        </w:rPr>
+        <w:t xml:space="preserve">      </w:t>
+      </w:r>
+      <w:r>
+        <w:rPr>
+          <w:rFonts w:ascii="Consolas" w:eastAsia="Times New Roman" w:hAnsi="Consolas" w:cs="Times New Roman"/>
+          <w:color w:val="939293"/>
+          <w:sz w:val="21"/>
+          <w:szCs w:val="21"/>
+          <w:lang w:eastAsia="es-ES"/>
+        </w:rPr>
+        <w:t>&lt;</w:t>
+      </w:r>
+      <w:proofErr w:type="spellStart"/>
+      <w:r>
+        <w:rPr>
+          <w:rFonts w:ascii="Consolas" w:eastAsia="Times New Roman" w:hAnsi="Consolas" w:cs="Times New Roman"/>
+          <w:color w:val="FF6188"/>
+          <w:sz w:val="21"/>
+          <w:szCs w:val="21"/>
+          <w:lang w:eastAsia="es-ES"/>
+        </w:rPr>
+        <w:t>TuAplicacion</w:t>
+      </w:r>
+      <w:proofErr w:type="spellEnd"/>
+      <w:r>
+        <w:rPr>
+          <w:rFonts w:ascii="Consolas" w:eastAsia="Times New Roman" w:hAnsi="Consolas" w:cs="Times New Roman"/>
+          <w:color w:val="FCFCFA"/>
+          <w:sz w:val="21"/>
+          <w:szCs w:val="21"/>
+          <w:lang w:eastAsia="es-ES"/>
+        </w:rPr>
+        <w:t xml:space="preserve"> </w:t>
+      </w:r>
+      <w:r>
+        <w:rPr>
+          <w:rFonts w:ascii="Consolas" w:eastAsia="Times New Roman" w:hAnsi="Consolas" w:cs="Times New Roman"/>
+          <w:color w:val="939293"/>
+          <w:sz w:val="21"/>
+          <w:szCs w:val="21"/>
+          <w:lang w:eastAsia="es-ES"/>
+        </w:rPr>
+        <w:t>/&gt;</w:t>
+      </w:r>
+    </w:p>
+    <w:p>
+      <w:pPr>
+        <w:shd w:val="clear" w:color="auto" w:fill="2D2A2E"/>
+        <w:spacing w:after="0" w:line="285" w:lineRule="atLeast"/>
+        <w:rPr>
+          <w:rFonts w:ascii="Consolas" w:eastAsia="Times New Roman" w:hAnsi="Consolas" w:cs="Times New Roman"/>
+          <w:color w:val="FCFCFA"/>
+          <w:sz w:val="21"/>
+          <w:szCs w:val="21"/>
+          <w:lang w:eastAsia="es-ES"/>
+        </w:rPr>
+      </w:pPr>
+      <w:r>
+        <w:rPr>
+          <w:rFonts w:ascii="Consolas" w:eastAsia="Times New Roman" w:hAnsi="Consolas" w:cs="Times New Roman"/>
+          <w:color w:val="FCFCFA"/>
+          <w:sz w:val="21"/>
+          <w:szCs w:val="21"/>
+          <w:lang w:eastAsia="es-ES"/>
+        </w:rPr>
+        <w:t xml:space="preserve">    </w:t>
+      </w:r>
+      <w:r>
+        <w:rPr>
+          <w:rFonts w:ascii="Consolas" w:eastAsia="Times New Roman" w:hAnsi="Consolas" w:cs="Times New Roman"/>
+          <w:color w:val="939293"/>
+          <w:sz w:val="21"/>
+          <w:szCs w:val="21"/>
+          <w:lang w:eastAsia="es-ES"/>
+        </w:rPr>
+        <w:t>&lt;/</w:t>
+      </w:r>
+      <w:proofErr w:type="spellStart"/>
+      <w:r>
+        <w:rPr>
+          <w:rFonts w:ascii="Consolas" w:eastAsia="Times New Roman" w:hAnsi="Consolas" w:cs="Times New Roman"/>
+          <w:color w:val="FF6188"/>
+          <w:sz w:val="21"/>
+          <w:szCs w:val="21"/>
+          <w:lang w:eastAsia="es-ES"/>
+        </w:rPr>
+        <w:t>SafeAreaProvider</w:t>
+      </w:r>
+      <w:proofErr w:type="spellEnd"/>
+      <w:r>
+        <w:rPr>
+          <w:rFonts w:ascii="Consolas" w:eastAsia="Times New Roman" w:hAnsi="Consolas" w:cs="Times New Roman"/>
+          <w:color w:val="939293"/>
+          <w:sz w:val="21"/>
+          <w:szCs w:val="21"/>
+          <w:lang w:eastAsia="es-ES"/>
+        </w:rPr>
+        <w:t>&gt;</w:t>
+      </w:r>
+    </w:p>
+    <w:p>
+      <w:pPr>
+        <w:shd w:val="clear" w:color="auto" w:fill="2D2A2E"/>
+        <w:spacing w:after="0" w:line="285" w:lineRule="atLeast"/>
+        <w:rPr>
+          <w:rFonts w:ascii="Consolas" w:eastAsia="Times New Roman" w:hAnsi="Consolas" w:cs="Times New Roman"/>
+          <w:color w:val="FCFCFA"/>
+          <w:sz w:val="21"/>
+          <w:szCs w:val="21"/>
+          <w:lang w:eastAsia="es-ES"/>
+        </w:rPr>
+      </w:pPr>
+      <w:r>
+        <w:rPr>
+          <w:rFonts w:ascii="Consolas" w:eastAsia="Times New Roman" w:hAnsi="Consolas" w:cs="Times New Roman"/>
+          <w:color w:val="FCFCFA"/>
+          <w:sz w:val="21"/>
+          <w:szCs w:val="21"/>
+          <w:lang w:eastAsia="es-ES"/>
+        </w:rPr>
+        <w:t xml:space="preserve">  </w:t>
+      </w:r>
+      <w:r>
+        <w:rPr>
+          <w:rFonts w:ascii="Consolas" w:eastAsia="Times New Roman" w:hAnsi="Consolas" w:cs="Times New Roman"/>
+          <w:color w:val="939293"/>
+          <w:sz w:val="21"/>
+          <w:szCs w:val="21"/>
+          <w:lang w:eastAsia="es-ES"/>
+        </w:rPr>
+        <w:t>);</w:t>
+      </w:r>
+    </w:p>
+    <w:p>
+      <w:pPr>
+        <w:shd w:val="clear" w:color="auto" w:fill="2D2A2E"/>
+        <w:spacing w:after="0" w:line="285" w:lineRule="atLeast"/>
+        <w:rPr>
+          <w:rFonts w:ascii="Consolas" w:eastAsia="Times New Roman" w:hAnsi="Consolas" w:cs="Times New Roman"/>
+          <w:color w:val="939293"/>
+          <w:sz w:val="21"/>
+          <w:szCs w:val="21"/>
+          <w:lang w:eastAsia="es-ES"/>
+        </w:rPr>
+      </w:pPr>
+      <w:r>
+        <w:rPr>
+          <w:rFonts w:ascii="Consolas" w:eastAsia="Times New Roman" w:hAnsi="Consolas" w:cs="Times New Roman"/>
+          <w:color w:val="939293"/>
+          <w:sz w:val="21"/>
+          <w:szCs w:val="21"/>
+          <w:lang w:eastAsia="es-ES"/>
+        </w:rPr>
+        <w:t>}</w:t>
+      </w:r>
+    </w:p>
+    <w:p>
+      <w:pPr>
+        <w:pStyle w:val="NormalWeb"/>
+        <w:ind w:left="1440"/>
+      </w:pPr>
+    </w:p>
+    <w:p>
+      <w:pPr>
+        <w:pStyle w:val="NormalWeb"/>
+        <w:ind w:left="1440"/>
+      </w:pPr>
+    </w:p>
+    <w:p>
+      <w:pPr>
+        <w:pStyle w:val="NormalWeb"/>
+        <w:ind w:left="1440"/>
+      </w:pPr>
+    </w:p>
+    <w:p>
+      <w:pPr>
+        <w:pStyle w:val="NormalWeb"/>
+        <w:ind w:left="1440"/>
+      </w:pPr>
+    </w:p>
+    <w:p>
+      <w:pPr>
+        <w:pStyle w:val="NormalWeb"/>
+        <w:numPr>
+          <w:ilvl w:val="1"/>
+          <w:numId w:val="3"/>
+        </w:numPr>
+        <w:rPr>
+          <w:rFonts w:asciiTheme="minorHAnsi" w:hAnsiTheme="minorHAnsi" w:cstheme="minorHAnsi"/>
+        </w:rPr>
+      </w:pPr>
+      <w:proofErr w:type="spellStart"/>
+      <w:r>
+        <w:rPr>
+          <w:rFonts w:asciiTheme="minorHAnsi" w:hAnsiTheme="minorHAnsi" w:cstheme="minorHAnsi"/>
+        </w:rPr>
+        <w:lastRenderedPageBreak/>
+        <w:t>SafeAreaView</w:t>
+      </w:r>
+      <w:proofErr w:type="spellEnd"/>
+      <w:r>
+        <w:rPr>
+          <w:rFonts w:asciiTheme="minorHAnsi" w:hAnsiTheme="minorHAnsi" w:cstheme="minorHAnsi"/>
+        </w:rPr>
+        <w:t>:</w:t>
+      </w:r>
+    </w:p>
+    <w:p>
+      <w:pPr>
+        <w:pStyle w:val="NormalWeb"/>
+        <w:ind w:left="1440"/>
+        <w:rPr>
+          <w:rFonts w:asciiTheme="minorHAnsi" w:hAnsiTheme="minorHAnsi" w:cstheme="minorHAnsi"/>
+        </w:rPr>
+      </w:pPr>
+      <w:r>
+        <w:rPr>
+          <w:rFonts w:asciiTheme="minorHAnsi" w:hAnsiTheme="minorHAnsi" w:cstheme="minorHAnsi"/>
+        </w:rPr>
+        <w:t xml:space="preserve">Es un componente que puedes usar en lugar del clásico </w:t>
+      </w:r>
+      <w:r>
+        <w:rPr>
+          <w:rStyle w:val="CdigoHTML"/>
+          <w:rFonts w:asciiTheme="minorHAnsi" w:hAnsiTheme="minorHAnsi" w:cstheme="minorHAnsi"/>
+          <w:sz w:val="24"/>
+          <w:szCs w:val="24"/>
+        </w:rPr>
+        <w:t>&lt;View&gt;</w:t>
+      </w:r>
+      <w:r>
+        <w:rPr>
+          <w:rFonts w:asciiTheme="minorHAnsi" w:hAnsiTheme="minorHAnsi" w:cstheme="minorHAnsi"/>
+        </w:rPr>
+        <w:t xml:space="preserve">. Automáticamente aplica </w:t>
+      </w:r>
+      <w:proofErr w:type="spellStart"/>
+      <w:r>
+        <w:rPr>
+          <w:rFonts w:asciiTheme="minorHAnsi" w:hAnsiTheme="minorHAnsi" w:cstheme="minorHAnsi"/>
+          <w:i/>
+          <w:iCs/>
+        </w:rPr>
+        <w:t>padding</w:t>
+      </w:r>
+      <w:proofErr w:type="spellEnd"/>
+      <w:r>
+        <w:rPr>
+          <w:rFonts w:asciiTheme="minorHAnsi" w:hAnsiTheme="minorHAnsi" w:cstheme="minorHAnsi"/>
+        </w:rPr>
+        <w:t xml:space="preserve"> (relleno) a sus bordes para asegurarse de que todo lo que pongas dentro no toque el </w:t>
+      </w:r>
+      <w:proofErr w:type="spellStart"/>
+      <w:r>
+        <w:rPr>
+          <w:rFonts w:asciiTheme="minorHAnsi" w:hAnsiTheme="minorHAnsi" w:cstheme="minorHAnsi"/>
+        </w:rPr>
+        <w:t>notch</w:t>
+      </w:r>
+      <w:proofErr w:type="spellEnd"/>
+      <w:r>
+        <w:rPr>
+          <w:rFonts w:asciiTheme="minorHAnsi" w:hAnsiTheme="minorHAnsi" w:cstheme="minorHAnsi"/>
+        </w:rPr>
+        <w:t xml:space="preserve"> ni los bordes peligrosos.</w:t>
+      </w:r>
+    </w:p>
+    <w:p>
+      <w:pPr>
+        <w:shd w:val="clear" w:color="auto" w:fill="2D2A2E"/>
+        <w:spacing w:line="285" w:lineRule="atLeast"/>
+        <w:rPr>
+          <w:rFonts w:ascii="Consolas" w:eastAsia="Times New Roman" w:hAnsi="Consolas" w:cs="Times New Roman"/>
+          <w:color w:val="FCFCFA"/>
+          <w:sz w:val="21"/>
+          <w:szCs w:val="21"/>
+          <w:lang w:eastAsia="es-ES"/>
+        </w:rPr>
+      </w:pPr>
+      <w:proofErr w:type="spellStart"/>
+      <w:r>
+        <w:rPr>
+          <w:rFonts w:ascii="Consolas" w:eastAsia="Times New Roman" w:hAnsi="Consolas" w:cs="Times New Roman"/>
+          <w:color w:val="FF6188"/>
+          <w:sz w:val="21"/>
+          <w:szCs w:val="21"/>
+          <w:lang w:eastAsia="es-ES"/>
+        </w:rPr>
+        <w:t>import</w:t>
+      </w:r>
+      <w:proofErr w:type="spellEnd"/>
+      <w:r>
+        <w:rPr>
+          <w:rFonts w:ascii="Consolas" w:eastAsia="Times New Roman" w:hAnsi="Consolas" w:cs="Times New Roman"/>
+          <w:color w:val="FCFCFA"/>
+          <w:sz w:val="21"/>
+          <w:szCs w:val="21"/>
+          <w:lang w:eastAsia="es-ES"/>
+        </w:rPr>
+        <w:t xml:space="preserve"> </w:t>
+      </w:r>
+      <w:proofErr w:type="gramStart"/>
+      <w:r>
+        <w:rPr>
+          <w:rFonts w:ascii="Consolas" w:eastAsia="Times New Roman" w:hAnsi="Consolas" w:cs="Times New Roman"/>
+          <w:color w:val="939293"/>
+          <w:sz w:val="21"/>
+          <w:szCs w:val="21"/>
+          <w:lang w:eastAsia="es-ES"/>
+        </w:rPr>
+        <w:t>{</w:t>
+      </w:r>
+      <w:r>
+        <w:rPr>
+          <w:rFonts w:ascii="Consolas" w:eastAsia="Times New Roman" w:hAnsi="Consolas" w:cs="Times New Roman"/>
+          <w:color w:val="FCFCFA"/>
+          <w:sz w:val="21"/>
+          <w:szCs w:val="21"/>
+          <w:lang w:eastAsia="es-ES"/>
+        </w:rPr>
+        <w:t xml:space="preserve"> </w:t>
+      </w:r>
+      <w:proofErr w:type="spellStart"/>
+      <w:r>
+        <w:rPr>
+          <w:rFonts w:ascii="Consolas" w:eastAsia="Times New Roman" w:hAnsi="Consolas" w:cs="Times New Roman"/>
+          <w:color w:val="FCFCFA"/>
+          <w:sz w:val="21"/>
+          <w:szCs w:val="21"/>
+          <w:lang w:eastAsia="es-ES"/>
+        </w:rPr>
+        <w:t>SafeAreaView</w:t>
+      </w:r>
+      <w:proofErr w:type="spellEnd"/>
+      <w:proofErr w:type="gramEnd"/>
+      <w:r>
+        <w:rPr>
+          <w:rFonts w:ascii="Consolas" w:eastAsia="Times New Roman" w:hAnsi="Consolas" w:cs="Times New Roman"/>
+          <w:color w:val="FCFCFA"/>
+          <w:sz w:val="21"/>
+          <w:szCs w:val="21"/>
+          <w:lang w:eastAsia="es-ES"/>
+        </w:rPr>
+        <w:t xml:space="preserve"> </w:t>
+      </w:r>
+      <w:r>
+        <w:rPr>
+          <w:rFonts w:ascii="Consolas" w:eastAsia="Times New Roman" w:hAnsi="Consolas" w:cs="Times New Roman"/>
+          <w:color w:val="939293"/>
+          <w:sz w:val="21"/>
+          <w:szCs w:val="21"/>
+          <w:lang w:eastAsia="es-ES"/>
+        </w:rPr>
+        <w:t>}</w:t>
+      </w:r>
+      <w:r>
+        <w:rPr>
+          <w:rFonts w:ascii="Consolas" w:eastAsia="Times New Roman" w:hAnsi="Consolas" w:cs="Times New Roman"/>
+          <w:color w:val="FCFCFA"/>
+          <w:sz w:val="21"/>
+          <w:szCs w:val="21"/>
+          <w:lang w:eastAsia="es-ES"/>
+        </w:rPr>
+        <w:t xml:space="preserve"> </w:t>
+      </w:r>
+      <w:proofErr w:type="spellStart"/>
+      <w:r>
+        <w:rPr>
+          <w:rFonts w:ascii="Consolas" w:eastAsia="Times New Roman" w:hAnsi="Consolas" w:cs="Times New Roman"/>
+          <w:color w:val="FF6188"/>
+          <w:sz w:val="21"/>
+          <w:szCs w:val="21"/>
+          <w:lang w:eastAsia="es-ES"/>
+        </w:rPr>
+        <w:t>from</w:t>
+      </w:r>
+      <w:proofErr w:type="spellEnd"/>
+      <w:r>
+        <w:rPr>
+          <w:rFonts w:ascii="Consolas" w:eastAsia="Times New Roman" w:hAnsi="Consolas" w:cs="Times New Roman"/>
+          <w:color w:val="FCFCFA"/>
+          <w:sz w:val="21"/>
+          <w:szCs w:val="21"/>
+          <w:lang w:eastAsia="es-ES"/>
+        </w:rPr>
+        <w:t xml:space="preserve"> </w:t>
+      </w:r>
+      <w:r>
+        <w:rPr>
+          <w:rFonts w:ascii="Consolas" w:eastAsia="Times New Roman" w:hAnsi="Consolas" w:cs="Times New Roman"/>
+          <w:color w:val="939293"/>
+          <w:sz w:val="21"/>
+          <w:szCs w:val="21"/>
+          <w:lang w:eastAsia="es-ES"/>
+        </w:rPr>
+        <w:t>'</w:t>
+      </w:r>
+      <w:proofErr w:type="spellStart"/>
+      <w:r>
+        <w:rPr>
+          <w:rFonts w:ascii="Consolas" w:eastAsia="Times New Roman" w:hAnsi="Consolas" w:cs="Times New Roman"/>
+          <w:color w:val="FFD866"/>
+          <w:sz w:val="21"/>
+          <w:szCs w:val="21"/>
+          <w:lang w:eastAsia="es-ES"/>
+        </w:rPr>
+        <w:t>react-native-safe-area-context</w:t>
+      </w:r>
+      <w:proofErr w:type="spellEnd"/>
+      <w:r>
+        <w:rPr>
+          <w:rFonts w:ascii="Consolas" w:eastAsia="Times New Roman" w:hAnsi="Consolas" w:cs="Times New Roman"/>
+          <w:color w:val="939293"/>
+          <w:sz w:val="21"/>
+          <w:szCs w:val="21"/>
+          <w:lang w:eastAsia="es-ES"/>
+        </w:rPr>
+        <w:t>';</w:t>
+      </w:r>
+    </w:p>
+    <w:p>
+      <w:pPr>
+        <w:shd w:val="clear" w:color="auto" w:fill="2D2A2E"/>
+        <w:spacing w:after="0" w:line="285" w:lineRule="atLeast"/>
+        <w:rPr>
+          <w:rFonts w:ascii="Consolas" w:eastAsia="Times New Roman" w:hAnsi="Consolas" w:cs="Times New Roman"/>
+          <w:color w:val="FCFCFA"/>
+          <w:sz w:val="21"/>
+          <w:szCs w:val="21"/>
+          <w:lang w:eastAsia="es-ES"/>
+        </w:rPr>
+      </w:pPr>
+      <w:proofErr w:type="spellStart"/>
+      <w:r>
+        <w:rPr>
+          <w:rFonts w:ascii="Consolas" w:eastAsia="Times New Roman" w:hAnsi="Consolas" w:cs="Times New Roman"/>
+          <w:color w:val="FF6188"/>
+          <w:sz w:val="21"/>
+          <w:szCs w:val="21"/>
+          <w:lang w:eastAsia="es-ES"/>
+        </w:rPr>
+        <w:t>import</w:t>
+      </w:r>
+      <w:proofErr w:type="spellEnd"/>
+      <w:r>
+        <w:rPr>
+          <w:rFonts w:ascii="Consolas" w:eastAsia="Times New Roman" w:hAnsi="Consolas" w:cs="Times New Roman"/>
+          <w:color w:val="FCFCFA"/>
+          <w:sz w:val="21"/>
+          <w:szCs w:val="21"/>
+          <w:lang w:eastAsia="es-ES"/>
+        </w:rPr>
+        <w:t xml:space="preserve"> </w:t>
+      </w:r>
+      <w:proofErr w:type="gramStart"/>
+      <w:r>
+        <w:rPr>
+          <w:rFonts w:ascii="Consolas" w:eastAsia="Times New Roman" w:hAnsi="Consolas" w:cs="Times New Roman"/>
+          <w:color w:val="939293"/>
+          <w:sz w:val="21"/>
+          <w:szCs w:val="21"/>
+          <w:lang w:eastAsia="es-ES"/>
+        </w:rPr>
+        <w:t>{</w:t>
+      </w:r>
+      <w:r>
+        <w:rPr>
+          <w:rFonts w:ascii="Consolas" w:eastAsia="Times New Roman" w:hAnsi="Consolas" w:cs="Times New Roman"/>
+          <w:color w:val="FCFCFA"/>
+          <w:sz w:val="21"/>
+          <w:szCs w:val="21"/>
+          <w:lang w:eastAsia="es-ES"/>
+        </w:rPr>
+        <w:t xml:space="preserve"> Text</w:t>
+      </w:r>
+      <w:proofErr w:type="gramEnd"/>
+      <w:r>
+        <w:rPr>
+          <w:rFonts w:ascii="Consolas" w:eastAsia="Times New Roman" w:hAnsi="Consolas" w:cs="Times New Roman"/>
+          <w:color w:val="FCFCFA"/>
+          <w:sz w:val="21"/>
+          <w:szCs w:val="21"/>
+          <w:lang w:eastAsia="es-ES"/>
+        </w:rPr>
+        <w:t xml:space="preserve"> </w:t>
+      </w:r>
+      <w:r>
+        <w:rPr>
+          <w:rFonts w:ascii="Consolas" w:eastAsia="Times New Roman" w:hAnsi="Consolas" w:cs="Times New Roman"/>
+          <w:color w:val="939293"/>
+          <w:sz w:val="21"/>
+          <w:szCs w:val="21"/>
+          <w:lang w:eastAsia="es-ES"/>
+        </w:rPr>
+        <w:t>}</w:t>
+      </w:r>
+      <w:r>
+        <w:rPr>
+          <w:rFonts w:ascii="Consolas" w:eastAsia="Times New Roman" w:hAnsi="Consolas" w:cs="Times New Roman"/>
+          <w:color w:val="FCFCFA"/>
+          <w:sz w:val="21"/>
+          <w:szCs w:val="21"/>
+          <w:lang w:eastAsia="es-ES"/>
+        </w:rPr>
+        <w:t xml:space="preserve"> </w:t>
+      </w:r>
+      <w:proofErr w:type="spellStart"/>
+      <w:r>
+        <w:rPr>
+          <w:rFonts w:ascii="Consolas" w:eastAsia="Times New Roman" w:hAnsi="Consolas" w:cs="Times New Roman"/>
+          <w:color w:val="FF6188"/>
+          <w:sz w:val="21"/>
+          <w:szCs w:val="21"/>
+          <w:lang w:eastAsia="es-ES"/>
+        </w:rPr>
+        <w:t>from</w:t>
+      </w:r>
+      <w:proofErr w:type="spellEnd"/>
+      <w:r>
+        <w:rPr>
+          <w:rFonts w:ascii="Consolas" w:eastAsia="Times New Roman" w:hAnsi="Consolas" w:cs="Times New Roman"/>
+          <w:color w:val="FCFCFA"/>
+          <w:sz w:val="21"/>
+          <w:szCs w:val="21"/>
+          <w:lang w:eastAsia="es-ES"/>
+        </w:rPr>
+        <w:t xml:space="preserve"> </w:t>
+      </w:r>
+      <w:r>
+        <w:rPr>
+          <w:rFonts w:ascii="Consolas" w:eastAsia="Times New Roman" w:hAnsi="Consolas" w:cs="Times New Roman"/>
+          <w:color w:val="939293"/>
+          <w:sz w:val="21"/>
+          <w:szCs w:val="21"/>
+          <w:lang w:eastAsia="es-ES"/>
+        </w:rPr>
+        <w:t>'</w:t>
+      </w:r>
+      <w:proofErr w:type="spellStart"/>
+      <w:r>
+        <w:rPr>
+          <w:rFonts w:ascii="Consolas" w:eastAsia="Times New Roman" w:hAnsi="Consolas" w:cs="Times New Roman"/>
+          <w:color w:val="FFD866"/>
+          <w:sz w:val="21"/>
+          <w:szCs w:val="21"/>
+          <w:lang w:eastAsia="es-ES"/>
+        </w:rPr>
+        <w:t>react-native</w:t>
+      </w:r>
+      <w:proofErr w:type="spellEnd"/>
+      <w:r>
+        <w:rPr>
+          <w:rFonts w:ascii="Consolas" w:eastAsia="Times New Roman" w:hAnsi="Consolas" w:cs="Times New Roman"/>
+          <w:color w:val="939293"/>
+          <w:sz w:val="21"/>
+          <w:szCs w:val="21"/>
+          <w:lang w:eastAsia="es-ES"/>
+        </w:rPr>
+        <w:t>';</w:t>
+      </w:r>
+    </w:p>
+    <w:p>
+      <w:pPr>
+        <w:shd w:val="clear" w:color="auto" w:fill="2D2A2E"/>
+        <w:spacing w:after="0" w:line="285" w:lineRule="atLeast"/>
+        <w:rPr>
+          <w:rFonts w:ascii="Consolas" w:eastAsia="Times New Roman" w:hAnsi="Consolas" w:cs="Times New Roman"/>
+          <w:color w:val="FCFCFA"/>
+          <w:sz w:val="21"/>
+          <w:szCs w:val="21"/>
+          <w:lang w:eastAsia="es-ES"/>
+        </w:rPr>
+      </w:pPr>
+    </w:p>
+    <w:p>
+      <w:pPr>
+        <w:shd w:val="clear" w:color="auto" w:fill="2D2A2E"/>
+        <w:spacing w:after="0" w:line="285" w:lineRule="atLeast"/>
+        <w:rPr>
+          <w:rFonts w:ascii="Consolas" w:eastAsia="Times New Roman" w:hAnsi="Consolas" w:cs="Times New Roman"/>
+          <w:color w:val="FCFCFA"/>
+          <w:sz w:val="21"/>
+          <w:szCs w:val="21"/>
+          <w:lang w:eastAsia="es-ES"/>
+        </w:rPr>
+      </w:pPr>
+      <w:proofErr w:type="spellStart"/>
+      <w:r>
+        <w:rPr>
+          <w:rFonts w:ascii="Consolas" w:eastAsia="Times New Roman" w:hAnsi="Consolas" w:cs="Times New Roman"/>
+          <w:color w:val="FF6188"/>
+          <w:sz w:val="21"/>
+          <w:szCs w:val="21"/>
+          <w:lang w:eastAsia="es-ES"/>
+        </w:rPr>
+        <w:t>export</w:t>
+      </w:r>
+      <w:proofErr w:type="spellEnd"/>
+      <w:r>
+        <w:rPr>
+          <w:rFonts w:ascii="Consolas" w:eastAsia="Times New Roman" w:hAnsi="Consolas" w:cs="Times New Roman"/>
+          <w:color w:val="FCFCFA"/>
+          <w:sz w:val="21"/>
+          <w:szCs w:val="21"/>
+          <w:lang w:eastAsia="es-ES"/>
+        </w:rPr>
+        <w:t xml:space="preserve"> </w:t>
+      </w:r>
+      <w:proofErr w:type="spellStart"/>
+      <w:r>
+        <w:rPr>
+          <w:rFonts w:ascii="Consolas" w:eastAsia="Times New Roman" w:hAnsi="Consolas" w:cs="Times New Roman"/>
+          <w:i/>
+          <w:iCs/>
+          <w:color w:val="78DCE8"/>
+          <w:sz w:val="21"/>
+          <w:szCs w:val="21"/>
+          <w:lang w:eastAsia="es-ES"/>
+        </w:rPr>
+        <w:t>function</w:t>
+      </w:r>
+      <w:proofErr w:type="spellEnd"/>
+      <w:r>
+        <w:rPr>
+          <w:rFonts w:ascii="Consolas" w:eastAsia="Times New Roman" w:hAnsi="Consolas" w:cs="Times New Roman"/>
+          <w:color w:val="FCFCFA"/>
+          <w:sz w:val="21"/>
+          <w:szCs w:val="21"/>
+          <w:lang w:eastAsia="es-ES"/>
+        </w:rPr>
+        <w:t xml:space="preserve"> </w:t>
+      </w:r>
+      <w:proofErr w:type="spellStart"/>
+      <w:proofErr w:type="gramStart"/>
+      <w:r>
+        <w:rPr>
+          <w:rFonts w:ascii="Consolas" w:eastAsia="Times New Roman" w:hAnsi="Consolas" w:cs="Times New Roman"/>
+          <w:color w:val="A9DC76"/>
+          <w:sz w:val="21"/>
+          <w:szCs w:val="21"/>
+          <w:lang w:eastAsia="es-ES"/>
+        </w:rPr>
+        <w:t>MiPantalla</w:t>
+      </w:r>
+      <w:proofErr w:type="spellEnd"/>
+      <w:r>
+        <w:rPr>
+          <w:rFonts w:ascii="Consolas" w:eastAsia="Times New Roman" w:hAnsi="Consolas" w:cs="Times New Roman"/>
+          <w:color w:val="939293"/>
+          <w:sz w:val="21"/>
+          <w:szCs w:val="21"/>
+          <w:lang w:eastAsia="es-ES"/>
+        </w:rPr>
+        <w:t>(</w:t>
+      </w:r>
+      <w:proofErr w:type="gramEnd"/>
+      <w:r>
+        <w:rPr>
+          <w:rFonts w:ascii="Consolas" w:eastAsia="Times New Roman" w:hAnsi="Consolas" w:cs="Times New Roman"/>
+          <w:color w:val="939293"/>
+          <w:sz w:val="21"/>
+          <w:szCs w:val="21"/>
+          <w:lang w:eastAsia="es-ES"/>
+        </w:rPr>
+        <w:t>)</w:t>
+      </w:r>
+      <w:r>
+        <w:rPr>
+          <w:rFonts w:ascii="Consolas" w:eastAsia="Times New Roman" w:hAnsi="Consolas" w:cs="Times New Roman"/>
+          <w:color w:val="FCFCFA"/>
+          <w:sz w:val="21"/>
+          <w:szCs w:val="21"/>
+          <w:lang w:eastAsia="es-ES"/>
+        </w:rPr>
+        <w:t xml:space="preserve"> </w:t>
+      </w:r>
+      <w:r>
+        <w:rPr>
+          <w:rFonts w:ascii="Consolas" w:eastAsia="Times New Roman" w:hAnsi="Consolas" w:cs="Times New Roman"/>
+          <w:color w:val="939293"/>
+          <w:sz w:val="21"/>
+          <w:szCs w:val="21"/>
+          <w:lang w:eastAsia="es-ES"/>
+        </w:rPr>
+        <w:t>{</w:t>
+      </w:r>
+    </w:p>
+    <w:p>
+      <w:pPr>
+        <w:shd w:val="clear" w:color="auto" w:fill="2D2A2E"/>
+        <w:spacing w:after="0" w:line="285" w:lineRule="atLeast"/>
+        <w:rPr>
+          <w:rFonts w:ascii="Consolas" w:eastAsia="Times New Roman" w:hAnsi="Consolas" w:cs="Times New Roman"/>
+          <w:color w:val="FCFCFA"/>
+          <w:sz w:val="21"/>
+          <w:szCs w:val="21"/>
+          <w:lang w:eastAsia="es-ES"/>
+        </w:rPr>
+      </w:pPr>
+      <w:r>
+        <w:rPr>
+          <w:rFonts w:ascii="Consolas" w:eastAsia="Times New Roman" w:hAnsi="Consolas" w:cs="Times New Roman"/>
+          <w:color w:val="FCFCFA"/>
+          <w:sz w:val="21"/>
+          <w:szCs w:val="21"/>
+          <w:lang w:eastAsia="es-ES"/>
+        </w:rPr>
+        <w:t xml:space="preserve">  </w:t>
+      </w:r>
+      <w:proofErr w:type="spellStart"/>
+      <w:r>
+        <w:rPr>
+          <w:rFonts w:ascii="Consolas" w:eastAsia="Times New Roman" w:hAnsi="Consolas" w:cs="Times New Roman"/>
+          <w:color w:val="FF6188"/>
+          <w:sz w:val="21"/>
+          <w:szCs w:val="21"/>
+          <w:lang w:eastAsia="es-ES"/>
+        </w:rPr>
+        <w:t>return</w:t>
+      </w:r>
+      <w:proofErr w:type="spellEnd"/>
+      <w:r>
+        <w:rPr>
+          <w:rFonts w:ascii="Consolas" w:eastAsia="Times New Roman" w:hAnsi="Consolas" w:cs="Times New Roman"/>
+          <w:color w:val="FCFCFA"/>
+          <w:sz w:val="21"/>
+          <w:szCs w:val="21"/>
+          <w:lang w:eastAsia="es-ES"/>
+        </w:rPr>
+        <w:t xml:space="preserve"> </w:t>
+      </w:r>
+      <w:r>
+        <w:rPr>
+          <w:rFonts w:ascii="Consolas" w:eastAsia="Times New Roman" w:hAnsi="Consolas" w:cs="Times New Roman"/>
+          <w:color w:val="939293"/>
+          <w:sz w:val="21"/>
+          <w:szCs w:val="21"/>
+          <w:lang w:eastAsia="es-ES"/>
+        </w:rPr>
+        <w:t>(</w:t>
+      </w:r>
+    </w:p>
+    <w:p>
+      <w:pPr>
+        <w:shd w:val="clear" w:color="auto" w:fill="2D2A2E"/>
+        <w:spacing w:after="0" w:line="285" w:lineRule="atLeast"/>
+        <w:rPr>
+          <w:rFonts w:ascii="Consolas" w:eastAsia="Times New Roman" w:hAnsi="Consolas" w:cs="Times New Roman"/>
+          <w:color w:val="FCFCFA"/>
+          <w:sz w:val="21"/>
+          <w:szCs w:val="21"/>
+          <w:lang w:eastAsia="es-ES"/>
+        </w:rPr>
+      </w:pPr>
+      <w:r>
+        <w:rPr>
+          <w:rFonts w:ascii="Consolas" w:eastAsia="Times New Roman" w:hAnsi="Consolas" w:cs="Times New Roman"/>
+          <w:color w:val="FCFCFA"/>
+          <w:sz w:val="21"/>
+          <w:szCs w:val="21"/>
+          <w:lang w:eastAsia="es-ES"/>
+        </w:rPr>
+        <w:t xml:space="preserve">    </w:t>
+      </w:r>
+      <w:r>
+        <w:rPr>
+          <w:rFonts w:ascii="Consolas" w:eastAsia="Times New Roman" w:hAnsi="Consolas" w:cs="Times New Roman"/>
+          <w:color w:val="939293"/>
+          <w:sz w:val="21"/>
+          <w:szCs w:val="21"/>
+          <w:lang w:eastAsia="es-ES"/>
+        </w:rPr>
+        <w:t>&lt;</w:t>
+      </w:r>
+      <w:proofErr w:type="spellStart"/>
+      <w:r>
+        <w:rPr>
+          <w:rFonts w:ascii="Consolas" w:eastAsia="Times New Roman" w:hAnsi="Consolas" w:cs="Times New Roman"/>
+          <w:color w:val="FF6188"/>
+          <w:sz w:val="21"/>
+          <w:szCs w:val="21"/>
+          <w:lang w:eastAsia="es-ES"/>
+        </w:rPr>
+        <w:t>SafeAreaView</w:t>
+      </w:r>
+      <w:proofErr w:type="spellEnd"/>
+      <w:r>
+        <w:rPr>
+          <w:rFonts w:ascii="Consolas" w:eastAsia="Times New Roman" w:hAnsi="Consolas" w:cs="Times New Roman"/>
+          <w:color w:val="FCFCFA"/>
+          <w:sz w:val="21"/>
+          <w:szCs w:val="21"/>
+          <w:lang w:eastAsia="es-ES"/>
+        </w:rPr>
+        <w:t xml:space="preserve"> </w:t>
+      </w:r>
+      <w:proofErr w:type="spellStart"/>
+      <w:r>
+        <w:rPr>
+          <w:rFonts w:ascii="Consolas" w:eastAsia="Times New Roman" w:hAnsi="Consolas" w:cs="Times New Roman"/>
+          <w:i/>
+          <w:iCs/>
+          <w:color w:val="78DCE8"/>
+          <w:sz w:val="21"/>
+          <w:szCs w:val="21"/>
+          <w:lang w:eastAsia="es-ES"/>
+        </w:rPr>
+        <w:t>style</w:t>
+      </w:r>
+      <w:proofErr w:type="spellEnd"/>
+      <w:proofErr w:type="gramStart"/>
+      <w:r>
+        <w:rPr>
+          <w:rFonts w:ascii="Consolas" w:eastAsia="Times New Roman" w:hAnsi="Consolas" w:cs="Times New Roman"/>
+          <w:color w:val="FF6188"/>
+          <w:sz w:val="21"/>
+          <w:szCs w:val="21"/>
+          <w:lang w:eastAsia="es-ES"/>
+        </w:rPr>
+        <w:t>=</w:t>
+      </w:r>
+      <w:r>
+        <w:rPr>
+          <w:rFonts w:ascii="Consolas" w:eastAsia="Times New Roman" w:hAnsi="Consolas" w:cs="Times New Roman"/>
+          <w:color w:val="FC9867"/>
+          <w:sz w:val="21"/>
+          <w:szCs w:val="21"/>
+          <w:lang w:eastAsia="es-ES"/>
+        </w:rPr>
+        <w:t>{</w:t>
+      </w:r>
+      <w:proofErr w:type="gramEnd"/>
+      <w:r>
+        <w:rPr>
+          <w:rFonts w:ascii="Consolas" w:eastAsia="Times New Roman" w:hAnsi="Consolas" w:cs="Times New Roman"/>
+          <w:color w:val="939293"/>
+          <w:sz w:val="21"/>
+          <w:szCs w:val="21"/>
+          <w:lang w:eastAsia="es-ES"/>
+        </w:rPr>
+        <w:t>{</w:t>
+      </w:r>
+      <w:r>
+        <w:rPr>
+          <w:rFonts w:ascii="Consolas" w:eastAsia="Times New Roman" w:hAnsi="Consolas" w:cs="Times New Roman"/>
+          <w:color w:val="FCFCFA"/>
+          <w:sz w:val="21"/>
+          <w:szCs w:val="21"/>
+          <w:lang w:eastAsia="es-ES"/>
+        </w:rPr>
+        <w:t xml:space="preserve"> </w:t>
+      </w:r>
+      <w:proofErr w:type="spellStart"/>
+      <w:r>
+        <w:rPr>
+          <w:rFonts w:ascii="Consolas" w:eastAsia="Times New Roman" w:hAnsi="Consolas" w:cs="Times New Roman"/>
+          <w:color w:val="FCFCFA"/>
+          <w:sz w:val="21"/>
+          <w:szCs w:val="21"/>
+          <w:lang w:eastAsia="es-ES"/>
+        </w:rPr>
+        <w:t>flex</w:t>
+      </w:r>
+      <w:proofErr w:type="spellEnd"/>
+      <w:r>
+        <w:rPr>
+          <w:rFonts w:ascii="Consolas" w:eastAsia="Times New Roman" w:hAnsi="Consolas" w:cs="Times New Roman"/>
+          <w:color w:val="939293"/>
+          <w:sz w:val="21"/>
+          <w:szCs w:val="21"/>
+          <w:lang w:eastAsia="es-ES"/>
+        </w:rPr>
+        <w:t>:</w:t>
+      </w:r>
+      <w:r>
+        <w:rPr>
+          <w:rFonts w:ascii="Consolas" w:eastAsia="Times New Roman" w:hAnsi="Consolas" w:cs="Times New Roman"/>
+          <w:color w:val="FCFCFA"/>
+          <w:sz w:val="21"/>
+          <w:szCs w:val="21"/>
+          <w:lang w:eastAsia="es-ES"/>
+        </w:rPr>
+        <w:t xml:space="preserve"> </w:t>
+      </w:r>
+      <w:r>
+        <w:rPr>
+          <w:rFonts w:ascii="Consolas" w:eastAsia="Times New Roman" w:hAnsi="Consolas" w:cs="Times New Roman"/>
+          <w:color w:val="AB9DF2"/>
+          <w:sz w:val="21"/>
+          <w:szCs w:val="21"/>
+          <w:lang w:eastAsia="es-ES"/>
+        </w:rPr>
+        <w:t>1</w:t>
+      </w:r>
+      <w:r>
+        <w:rPr>
+          <w:rFonts w:ascii="Consolas" w:eastAsia="Times New Roman" w:hAnsi="Consolas" w:cs="Times New Roman"/>
+          <w:color w:val="939293"/>
+          <w:sz w:val="21"/>
+          <w:szCs w:val="21"/>
+          <w:lang w:eastAsia="es-ES"/>
+        </w:rPr>
+        <w:t>,</w:t>
+      </w:r>
+      <w:r>
+        <w:rPr>
+          <w:rFonts w:ascii="Consolas" w:eastAsia="Times New Roman" w:hAnsi="Consolas" w:cs="Times New Roman"/>
+          <w:color w:val="FCFCFA"/>
+          <w:sz w:val="21"/>
+          <w:szCs w:val="21"/>
+          <w:lang w:eastAsia="es-ES"/>
+        </w:rPr>
+        <w:t xml:space="preserve"> </w:t>
+      </w:r>
+      <w:proofErr w:type="spellStart"/>
+      <w:r>
+        <w:rPr>
+          <w:rFonts w:ascii="Consolas" w:eastAsia="Times New Roman" w:hAnsi="Consolas" w:cs="Times New Roman"/>
+          <w:color w:val="FCFCFA"/>
+          <w:sz w:val="21"/>
+          <w:szCs w:val="21"/>
+          <w:lang w:eastAsia="es-ES"/>
+        </w:rPr>
+        <w:t>backgroundColor</w:t>
+      </w:r>
+      <w:proofErr w:type="spellEnd"/>
+      <w:r>
+        <w:rPr>
+          <w:rFonts w:ascii="Consolas" w:eastAsia="Times New Roman" w:hAnsi="Consolas" w:cs="Times New Roman"/>
+          <w:color w:val="939293"/>
+          <w:sz w:val="21"/>
+          <w:szCs w:val="21"/>
+          <w:lang w:eastAsia="es-ES"/>
+        </w:rPr>
+        <w:t>:</w:t>
+      </w:r>
+      <w:r>
+        <w:rPr>
+          <w:rFonts w:ascii="Consolas" w:eastAsia="Times New Roman" w:hAnsi="Consolas" w:cs="Times New Roman"/>
+          <w:color w:val="FCFCFA"/>
+          <w:sz w:val="21"/>
+          <w:szCs w:val="21"/>
+          <w:lang w:eastAsia="es-ES"/>
+        </w:rPr>
+        <w:t xml:space="preserve"> </w:t>
+      </w:r>
+      <w:r>
+        <w:rPr>
+          <w:rFonts w:ascii="Consolas" w:eastAsia="Times New Roman" w:hAnsi="Consolas" w:cs="Times New Roman"/>
+          <w:color w:val="939293"/>
+          <w:sz w:val="21"/>
+          <w:szCs w:val="21"/>
+          <w:lang w:eastAsia="es-ES"/>
+        </w:rPr>
+        <w:t>'</w:t>
+      </w:r>
+      <w:proofErr w:type="spellStart"/>
+      <w:r>
+        <w:rPr>
+          <w:rFonts w:ascii="Consolas" w:eastAsia="Times New Roman" w:hAnsi="Consolas" w:cs="Times New Roman"/>
+          <w:color w:val="FFD866"/>
+          <w:sz w:val="21"/>
+          <w:szCs w:val="21"/>
+          <w:lang w:eastAsia="es-ES"/>
+        </w:rPr>
+        <w:t>white</w:t>
+      </w:r>
+      <w:proofErr w:type="spellEnd"/>
+      <w:r>
+        <w:rPr>
+          <w:rFonts w:ascii="Consolas" w:eastAsia="Times New Roman" w:hAnsi="Consolas" w:cs="Times New Roman"/>
+          <w:color w:val="939293"/>
+          <w:sz w:val="21"/>
+          <w:szCs w:val="21"/>
+          <w:lang w:eastAsia="es-ES"/>
+        </w:rPr>
+        <w:t>'</w:t>
+      </w:r>
+      <w:r>
+        <w:rPr>
+          <w:rFonts w:ascii="Consolas" w:eastAsia="Times New Roman" w:hAnsi="Consolas" w:cs="Times New Roman"/>
+          <w:color w:val="FCFCFA"/>
+          <w:sz w:val="21"/>
+          <w:szCs w:val="21"/>
+          <w:lang w:eastAsia="es-ES"/>
+        </w:rPr>
+        <w:t xml:space="preserve"> </w:t>
+      </w:r>
+      <w:r>
+        <w:rPr>
+          <w:rFonts w:ascii="Consolas" w:eastAsia="Times New Roman" w:hAnsi="Consolas" w:cs="Times New Roman"/>
+          <w:color w:val="939293"/>
+          <w:sz w:val="21"/>
+          <w:szCs w:val="21"/>
+          <w:lang w:eastAsia="es-ES"/>
+        </w:rPr>
+        <w:t>}</w:t>
+      </w:r>
+      <w:r>
+        <w:rPr>
+          <w:rFonts w:ascii="Consolas" w:eastAsia="Times New Roman" w:hAnsi="Consolas" w:cs="Times New Roman"/>
+          <w:color w:val="FC9867"/>
+          <w:sz w:val="21"/>
+          <w:szCs w:val="21"/>
+          <w:lang w:eastAsia="es-ES"/>
+        </w:rPr>
+        <w:t>}</w:t>
+      </w:r>
+      <w:r>
+        <w:rPr>
+          <w:rFonts w:ascii="Consolas" w:eastAsia="Times New Roman" w:hAnsi="Consolas" w:cs="Times New Roman"/>
+          <w:color w:val="939293"/>
+          <w:sz w:val="21"/>
+          <w:szCs w:val="21"/>
+          <w:lang w:eastAsia="es-ES"/>
+        </w:rPr>
+        <w:t>&gt;</w:t>
+      </w:r>
+    </w:p>
+    <w:p>
+      <w:pPr>
+        <w:shd w:val="clear" w:color="auto" w:fill="2D2A2E"/>
+        <w:spacing w:after="0" w:line="285" w:lineRule="atLeast"/>
+        <w:rPr>
+          <w:rFonts w:ascii="Consolas" w:eastAsia="Times New Roman" w:hAnsi="Consolas" w:cs="Times New Roman"/>
+          <w:color w:val="FCFCFA"/>
+          <w:sz w:val="21"/>
+          <w:szCs w:val="21"/>
+          <w:lang w:eastAsia="es-ES"/>
+        </w:rPr>
+      </w:pPr>
+      <w:r>
+        <w:rPr>
+          <w:rFonts w:ascii="Consolas" w:eastAsia="Times New Roman" w:hAnsi="Consolas" w:cs="Times New Roman"/>
+          <w:color w:val="FCFCFA"/>
+          <w:sz w:val="21"/>
+          <w:szCs w:val="21"/>
+          <w:lang w:eastAsia="es-ES"/>
+        </w:rPr>
+        <w:t xml:space="preserve">      </w:t>
+      </w:r>
+      <w:r>
+        <w:rPr>
+          <w:rFonts w:ascii="Consolas" w:eastAsia="Times New Roman" w:hAnsi="Consolas" w:cs="Times New Roman"/>
+          <w:color w:val="939293"/>
+          <w:sz w:val="21"/>
+          <w:szCs w:val="21"/>
+          <w:lang w:eastAsia="es-ES"/>
+        </w:rPr>
+        <w:t>&lt;</w:t>
+      </w:r>
+      <w:r>
+        <w:rPr>
+          <w:rFonts w:ascii="Consolas" w:eastAsia="Times New Roman" w:hAnsi="Consolas" w:cs="Times New Roman"/>
+          <w:color w:val="FF6188"/>
+          <w:sz w:val="21"/>
+          <w:szCs w:val="21"/>
+          <w:lang w:eastAsia="es-ES"/>
+        </w:rPr>
+        <w:t>Text</w:t>
+      </w:r>
+      <w:r>
+        <w:rPr>
+          <w:rFonts w:ascii="Consolas" w:eastAsia="Times New Roman" w:hAnsi="Consolas" w:cs="Times New Roman"/>
+          <w:color w:val="939293"/>
+          <w:sz w:val="21"/>
+          <w:szCs w:val="21"/>
+          <w:lang w:eastAsia="es-ES"/>
+        </w:rPr>
+        <w:t>&gt;</w:t>
+      </w:r>
+      <w:r>
+        <w:rPr>
+          <w:rFonts w:ascii="Consolas" w:eastAsia="Times New Roman" w:hAnsi="Consolas" w:cs="Times New Roman"/>
+          <w:color w:val="FCFCFA"/>
+          <w:sz w:val="21"/>
+          <w:szCs w:val="21"/>
+          <w:lang w:eastAsia="es-ES"/>
+        </w:rPr>
+        <w:t xml:space="preserve">Este texto está a salvo del </w:t>
+      </w:r>
+      <w:proofErr w:type="spellStart"/>
+      <w:proofErr w:type="gramStart"/>
+      <w:r>
+        <w:rPr>
+          <w:rFonts w:ascii="Consolas" w:eastAsia="Times New Roman" w:hAnsi="Consolas" w:cs="Times New Roman"/>
+          <w:color w:val="FCFCFA"/>
+          <w:sz w:val="21"/>
+          <w:szCs w:val="21"/>
+          <w:lang w:eastAsia="es-ES"/>
+        </w:rPr>
+        <w:t>notch</w:t>
+      </w:r>
+      <w:proofErr w:type="spellEnd"/>
+      <w:r>
+        <w:rPr>
+          <w:rFonts w:ascii="Consolas" w:eastAsia="Times New Roman" w:hAnsi="Consolas" w:cs="Times New Roman"/>
+          <w:color w:val="FCFCFA"/>
+          <w:sz w:val="21"/>
+          <w:szCs w:val="21"/>
+          <w:lang w:eastAsia="es-ES"/>
+        </w:rPr>
+        <w:t>!</w:t>
+      </w:r>
+      <w:r>
+        <w:rPr>
+          <w:rFonts w:ascii="Consolas" w:eastAsia="Times New Roman" w:hAnsi="Consolas" w:cs="Times New Roman"/>
+          <w:color w:val="939293"/>
+          <w:sz w:val="21"/>
+          <w:szCs w:val="21"/>
+          <w:lang w:eastAsia="es-ES"/>
+        </w:rPr>
+        <w:t>&lt;</w:t>
+      </w:r>
+      <w:proofErr w:type="gramEnd"/>
+      <w:r>
+        <w:rPr>
+          <w:rFonts w:ascii="Consolas" w:eastAsia="Times New Roman" w:hAnsi="Consolas" w:cs="Times New Roman"/>
+          <w:color w:val="939293"/>
+          <w:sz w:val="21"/>
+          <w:szCs w:val="21"/>
+          <w:lang w:eastAsia="es-ES"/>
+        </w:rPr>
+        <w:t>/</w:t>
+      </w:r>
+      <w:r>
+        <w:rPr>
+          <w:rFonts w:ascii="Consolas" w:eastAsia="Times New Roman" w:hAnsi="Consolas" w:cs="Times New Roman"/>
+          <w:color w:val="FF6188"/>
+          <w:sz w:val="21"/>
+          <w:szCs w:val="21"/>
+          <w:lang w:eastAsia="es-ES"/>
+        </w:rPr>
+        <w:t>Text</w:t>
+      </w:r>
+      <w:r>
+        <w:rPr>
+          <w:rFonts w:ascii="Consolas" w:eastAsia="Times New Roman" w:hAnsi="Consolas" w:cs="Times New Roman"/>
+          <w:color w:val="939293"/>
+          <w:sz w:val="21"/>
+          <w:szCs w:val="21"/>
+          <w:lang w:eastAsia="es-ES"/>
+        </w:rPr>
+        <w:t>&gt;</w:t>
+      </w:r>
+    </w:p>
+    <w:p>
+      <w:pPr>
+        <w:shd w:val="clear" w:color="auto" w:fill="2D2A2E"/>
+        <w:spacing w:after="0" w:line="285" w:lineRule="atLeast"/>
+        <w:rPr>
+          <w:rFonts w:ascii="Consolas" w:eastAsia="Times New Roman" w:hAnsi="Consolas" w:cs="Times New Roman"/>
+          <w:color w:val="FCFCFA"/>
+          <w:sz w:val="21"/>
+          <w:szCs w:val="21"/>
+          <w:lang w:eastAsia="es-ES"/>
+        </w:rPr>
+      </w:pPr>
+      <w:r>
+        <w:rPr>
+          <w:rFonts w:ascii="Consolas" w:eastAsia="Times New Roman" w:hAnsi="Consolas" w:cs="Times New Roman"/>
+          <w:color w:val="FCFCFA"/>
+          <w:sz w:val="21"/>
+          <w:szCs w:val="21"/>
+          <w:lang w:eastAsia="es-ES"/>
+        </w:rPr>
+        <w:t xml:space="preserve">    </w:t>
+      </w:r>
+      <w:r>
+        <w:rPr>
+          <w:rFonts w:ascii="Consolas" w:eastAsia="Times New Roman" w:hAnsi="Consolas" w:cs="Times New Roman"/>
+          <w:color w:val="939293"/>
+          <w:sz w:val="21"/>
+          <w:szCs w:val="21"/>
+          <w:lang w:eastAsia="es-ES"/>
+        </w:rPr>
+        <w:t>&lt;/</w:t>
+      </w:r>
+      <w:proofErr w:type="spellStart"/>
+      <w:r>
+        <w:rPr>
+          <w:rFonts w:ascii="Consolas" w:eastAsia="Times New Roman" w:hAnsi="Consolas" w:cs="Times New Roman"/>
+          <w:color w:val="FF6188"/>
+          <w:sz w:val="21"/>
+          <w:szCs w:val="21"/>
+          <w:lang w:eastAsia="es-ES"/>
+        </w:rPr>
+        <w:t>SafeAreaView</w:t>
+      </w:r>
+      <w:proofErr w:type="spellEnd"/>
+      <w:r>
+        <w:rPr>
+          <w:rFonts w:ascii="Consolas" w:eastAsia="Times New Roman" w:hAnsi="Consolas" w:cs="Times New Roman"/>
+          <w:color w:val="939293"/>
+          <w:sz w:val="21"/>
+          <w:szCs w:val="21"/>
+          <w:lang w:eastAsia="es-ES"/>
+        </w:rPr>
+        <w:t>&gt;</w:t>
+      </w:r>
+    </w:p>
+    <w:p>
+      <w:pPr>
+        <w:shd w:val="clear" w:color="auto" w:fill="2D2A2E"/>
+        <w:spacing w:after="0" w:line="285" w:lineRule="atLeast"/>
+        <w:rPr>
+          <w:rFonts w:ascii="Consolas" w:eastAsia="Times New Roman" w:hAnsi="Consolas" w:cs="Times New Roman"/>
+          <w:color w:val="FCFCFA"/>
+          <w:sz w:val="21"/>
+          <w:szCs w:val="21"/>
+          <w:lang w:eastAsia="es-ES"/>
+        </w:rPr>
+      </w:pPr>
+      <w:r>
+        <w:rPr>
+          <w:rFonts w:ascii="Consolas" w:eastAsia="Times New Roman" w:hAnsi="Consolas" w:cs="Times New Roman"/>
+          <w:color w:val="FCFCFA"/>
+          <w:sz w:val="21"/>
+          <w:szCs w:val="21"/>
+          <w:lang w:eastAsia="es-ES"/>
+        </w:rPr>
+        <w:t xml:space="preserve">  </w:t>
+      </w:r>
+      <w:r>
+        <w:rPr>
+          <w:rFonts w:ascii="Consolas" w:eastAsia="Times New Roman" w:hAnsi="Consolas" w:cs="Times New Roman"/>
+          <w:color w:val="939293"/>
+          <w:sz w:val="21"/>
+          <w:szCs w:val="21"/>
+          <w:lang w:eastAsia="es-ES"/>
+        </w:rPr>
+        <w:t>);</w:t>
+      </w:r>
+    </w:p>
+    <w:p>
+      <w:pPr>
+        <w:shd w:val="clear" w:color="auto" w:fill="2D2A2E"/>
+        <w:spacing w:after="0" w:line="285" w:lineRule="atLeast"/>
+        <w:rPr>
+          <w:rFonts w:ascii="Consolas" w:eastAsia="Times New Roman" w:hAnsi="Consolas" w:cs="Times New Roman"/>
+          <w:color w:val="FCFCFA"/>
+          <w:sz w:val="21"/>
+          <w:szCs w:val="21"/>
+          <w:lang w:eastAsia="es-ES"/>
+        </w:rPr>
+      </w:pPr>
+      <w:r>
+        <w:rPr>
+          <w:rFonts w:ascii="Consolas" w:eastAsia="Times New Roman" w:hAnsi="Consolas" w:cs="Times New Roman"/>
+          <w:color w:val="939293"/>
+          <w:sz w:val="21"/>
+          <w:szCs w:val="21"/>
+          <w:lang w:eastAsia="es-ES"/>
+        </w:rPr>
+        <w:t>}</w:t>
+      </w:r>
+    </w:p>
+    <w:p>
+      <w:pPr>
+        <w:rPr>
+          <w:rFonts w:cstheme="minorHAnsi"/>
+        </w:rPr>
+      </w:pPr>
+    </w:p>
+    <w:p>
+      <w:pPr>
+        <w:pStyle w:val="Prrafodelista"/>
+        <w:numPr>
+          <w:ilvl w:val="1"/>
+          <w:numId w:val="3"/>
+        </w:numPr>
+        <w:rPr>
+          <w:rFonts w:cstheme="minorHAnsi"/>
+          <w:sz w:val="24"/>
+          <w:szCs w:val="24"/>
+        </w:rPr>
+      </w:pPr>
+      <w:r>
+        <w:rPr>
+          <w:rFonts w:cstheme="minorHAnsi"/>
+          <w:sz w:val="24"/>
+          <w:szCs w:val="24"/>
+        </w:rPr>
+        <w:t xml:space="preserve">El Hook </w:t>
+      </w:r>
+      <w:proofErr w:type="spellStart"/>
+      <w:r>
+        <w:rPr>
+          <w:rStyle w:val="CdigoHTML"/>
+          <w:rFonts w:asciiTheme="minorHAnsi" w:eastAsiaTheme="minorHAnsi" w:hAnsiTheme="minorHAnsi" w:cstheme="minorHAnsi"/>
+          <w:sz w:val="24"/>
+          <w:szCs w:val="24"/>
+        </w:rPr>
+        <w:t>useSafeAreaInsets</w:t>
+      </w:r>
+      <w:proofErr w:type="spellEnd"/>
+      <w:r>
+        <w:rPr>
+          <w:rFonts w:cstheme="minorHAnsi"/>
+          <w:sz w:val="24"/>
+          <w:szCs w:val="24"/>
+        </w:rPr>
+        <w:t>:</w:t>
+      </w:r>
+    </w:p>
+    <w:p>
+      <w:pPr>
+        <w:ind w:left="1416"/>
+        <w:rPr>
+          <w:rFonts w:cstheme="minorHAnsi"/>
+          <w:sz w:val="24"/>
+          <w:szCs w:val="24"/>
+        </w:rPr>
+      </w:pPr>
+      <w:r>
+        <w:rPr>
+          <w:rFonts w:cstheme="minorHAnsi"/>
+          <w:sz w:val="24"/>
+          <w:szCs w:val="24"/>
+        </w:rPr>
+        <w:t xml:space="preserve">A veces </w:t>
+      </w:r>
+      <w:proofErr w:type="spellStart"/>
+      <w:r>
+        <w:rPr>
+          <w:rStyle w:val="CdigoHTML"/>
+          <w:rFonts w:asciiTheme="minorHAnsi" w:eastAsiaTheme="minorHAnsi" w:hAnsiTheme="minorHAnsi" w:cstheme="minorHAnsi"/>
+          <w:sz w:val="24"/>
+          <w:szCs w:val="24"/>
+        </w:rPr>
+        <w:t>SafeAreaView</w:t>
+      </w:r>
+      <w:proofErr w:type="spellEnd"/>
+      <w:r>
+        <w:rPr>
+          <w:rFonts w:cstheme="minorHAnsi"/>
+          <w:sz w:val="24"/>
+          <w:szCs w:val="24"/>
+        </w:rPr>
+        <w:t xml:space="preserve"> es demasiado automático y necesitas un control más fino (por ejemplo, para animaciones o para darle un </w:t>
+      </w:r>
+      <w:proofErr w:type="spellStart"/>
+      <w:r>
+        <w:rPr>
+          <w:rFonts w:cstheme="minorHAnsi"/>
+          <w:sz w:val="24"/>
+          <w:szCs w:val="24"/>
+        </w:rPr>
+        <w:t>padding</w:t>
+      </w:r>
+      <w:proofErr w:type="spellEnd"/>
+      <w:r>
+        <w:rPr>
+          <w:rFonts w:cstheme="minorHAnsi"/>
+          <w:sz w:val="24"/>
+          <w:szCs w:val="24"/>
+        </w:rPr>
+        <w:t xml:space="preserve"> específico a un botón y no a toda la pantalla). Este </w:t>
+      </w:r>
+      <w:proofErr w:type="spellStart"/>
+      <w:r>
+        <w:rPr>
+          <w:rFonts w:cstheme="minorHAnsi"/>
+          <w:sz w:val="24"/>
+          <w:szCs w:val="24"/>
+        </w:rPr>
+        <w:t>hook</w:t>
+      </w:r>
+      <w:proofErr w:type="spellEnd"/>
+      <w:r>
+        <w:rPr>
+          <w:rFonts w:cstheme="minorHAnsi"/>
+          <w:sz w:val="24"/>
+          <w:szCs w:val="24"/>
+        </w:rPr>
+        <w:t xml:space="preserve"> te devuelve los valores exactos (en píxeles) de los márgenes superior, inferior, derecho e izquierdo.</w:t>
+      </w:r>
+    </w:p>
+    <w:p>
+      <w:pPr>
+        <w:shd w:val="clear" w:color="auto" w:fill="2D2A2E"/>
+        <w:spacing w:after="0" w:line="285" w:lineRule="atLeast"/>
+        <w:rPr>
+          <w:rFonts w:ascii="Consolas" w:eastAsia="Times New Roman" w:hAnsi="Consolas" w:cs="Times New Roman"/>
+          <w:color w:val="FCFCFA"/>
+          <w:sz w:val="21"/>
+          <w:szCs w:val="21"/>
+          <w:lang w:eastAsia="es-ES"/>
+        </w:rPr>
+      </w:pPr>
+      <w:proofErr w:type="spellStart"/>
+      <w:r>
+        <w:rPr>
+          <w:rFonts w:ascii="Consolas" w:eastAsia="Times New Roman" w:hAnsi="Consolas" w:cs="Times New Roman"/>
+          <w:color w:val="FF6188"/>
+          <w:sz w:val="21"/>
+          <w:szCs w:val="21"/>
+          <w:lang w:eastAsia="es-ES"/>
+        </w:rPr>
+        <w:t>import</w:t>
+      </w:r>
+      <w:proofErr w:type="spellEnd"/>
+      <w:r>
+        <w:rPr>
+          <w:rFonts w:ascii="Consolas" w:eastAsia="Times New Roman" w:hAnsi="Consolas" w:cs="Times New Roman"/>
+          <w:color w:val="FCFCFA"/>
+          <w:sz w:val="21"/>
+          <w:szCs w:val="21"/>
+          <w:lang w:eastAsia="es-ES"/>
+        </w:rPr>
+        <w:t xml:space="preserve"> </w:t>
+      </w:r>
+      <w:proofErr w:type="gramStart"/>
+      <w:r>
+        <w:rPr>
+          <w:rFonts w:ascii="Consolas" w:eastAsia="Times New Roman" w:hAnsi="Consolas" w:cs="Times New Roman"/>
+          <w:color w:val="939293"/>
+          <w:sz w:val="21"/>
+          <w:szCs w:val="21"/>
+          <w:lang w:eastAsia="es-ES"/>
+        </w:rPr>
+        <w:t>{</w:t>
+      </w:r>
+      <w:r>
+        <w:rPr>
+          <w:rFonts w:ascii="Consolas" w:eastAsia="Times New Roman" w:hAnsi="Consolas" w:cs="Times New Roman"/>
+          <w:color w:val="FCFCFA"/>
+          <w:sz w:val="21"/>
+          <w:szCs w:val="21"/>
+          <w:lang w:eastAsia="es-ES"/>
+        </w:rPr>
+        <w:t xml:space="preserve"> </w:t>
+      </w:r>
+      <w:proofErr w:type="spellStart"/>
+      <w:r>
+        <w:rPr>
+          <w:rFonts w:ascii="Consolas" w:eastAsia="Times New Roman" w:hAnsi="Consolas" w:cs="Times New Roman"/>
+          <w:color w:val="FCFCFA"/>
+          <w:sz w:val="21"/>
+          <w:szCs w:val="21"/>
+          <w:lang w:eastAsia="es-ES"/>
+        </w:rPr>
+        <w:t>useSafeAreaInsets</w:t>
+      </w:r>
+      <w:proofErr w:type="spellEnd"/>
+      <w:proofErr w:type="gramEnd"/>
+      <w:r>
+        <w:rPr>
+          <w:rFonts w:ascii="Consolas" w:eastAsia="Times New Roman" w:hAnsi="Consolas" w:cs="Times New Roman"/>
+          <w:color w:val="FCFCFA"/>
+          <w:sz w:val="21"/>
+          <w:szCs w:val="21"/>
+          <w:lang w:eastAsia="es-ES"/>
+        </w:rPr>
+        <w:t xml:space="preserve"> </w:t>
+      </w:r>
+      <w:r>
+        <w:rPr>
+          <w:rFonts w:ascii="Consolas" w:eastAsia="Times New Roman" w:hAnsi="Consolas" w:cs="Times New Roman"/>
+          <w:color w:val="939293"/>
+          <w:sz w:val="21"/>
+          <w:szCs w:val="21"/>
+          <w:lang w:eastAsia="es-ES"/>
+        </w:rPr>
+        <w:t>}</w:t>
+      </w:r>
+      <w:r>
+        <w:rPr>
+          <w:rFonts w:ascii="Consolas" w:eastAsia="Times New Roman" w:hAnsi="Consolas" w:cs="Times New Roman"/>
+          <w:color w:val="FCFCFA"/>
+          <w:sz w:val="21"/>
+          <w:szCs w:val="21"/>
+          <w:lang w:eastAsia="es-ES"/>
+        </w:rPr>
+        <w:t xml:space="preserve"> </w:t>
+      </w:r>
+      <w:proofErr w:type="spellStart"/>
+      <w:r>
+        <w:rPr>
+          <w:rFonts w:ascii="Consolas" w:eastAsia="Times New Roman" w:hAnsi="Consolas" w:cs="Times New Roman"/>
+          <w:color w:val="FF6188"/>
+          <w:sz w:val="21"/>
+          <w:szCs w:val="21"/>
+          <w:lang w:eastAsia="es-ES"/>
+        </w:rPr>
+        <w:t>from</w:t>
+      </w:r>
+      <w:proofErr w:type="spellEnd"/>
+      <w:r>
+        <w:rPr>
+          <w:rFonts w:ascii="Consolas" w:eastAsia="Times New Roman" w:hAnsi="Consolas" w:cs="Times New Roman"/>
+          <w:color w:val="FCFCFA"/>
+          <w:sz w:val="21"/>
+          <w:szCs w:val="21"/>
+          <w:lang w:eastAsia="es-ES"/>
+        </w:rPr>
+        <w:t xml:space="preserve"> </w:t>
+      </w:r>
+      <w:r>
+        <w:rPr>
+          <w:rFonts w:ascii="Consolas" w:eastAsia="Times New Roman" w:hAnsi="Consolas" w:cs="Times New Roman"/>
+          <w:color w:val="939293"/>
+          <w:sz w:val="21"/>
+          <w:szCs w:val="21"/>
+          <w:lang w:eastAsia="es-ES"/>
+        </w:rPr>
+        <w:t>'</w:t>
+      </w:r>
+      <w:proofErr w:type="spellStart"/>
+      <w:r>
+        <w:rPr>
+          <w:rFonts w:ascii="Consolas" w:eastAsia="Times New Roman" w:hAnsi="Consolas" w:cs="Times New Roman"/>
+          <w:color w:val="FFD866"/>
+          <w:sz w:val="21"/>
+          <w:szCs w:val="21"/>
+          <w:lang w:eastAsia="es-ES"/>
+        </w:rPr>
+        <w:t>react-native-safe-area-context</w:t>
+      </w:r>
+      <w:proofErr w:type="spellEnd"/>
+      <w:r>
+        <w:rPr>
+          <w:rFonts w:ascii="Consolas" w:eastAsia="Times New Roman" w:hAnsi="Consolas" w:cs="Times New Roman"/>
+          <w:color w:val="939293"/>
+          <w:sz w:val="21"/>
+          <w:szCs w:val="21"/>
+          <w:lang w:eastAsia="es-ES"/>
+        </w:rPr>
+        <w:t>';</w:t>
+      </w:r>
+    </w:p>
+    <w:p>
+      <w:pPr>
+        <w:shd w:val="clear" w:color="auto" w:fill="2D2A2E"/>
+        <w:spacing w:after="0" w:line="285" w:lineRule="atLeast"/>
+        <w:rPr>
+          <w:rFonts w:ascii="Consolas" w:eastAsia="Times New Roman" w:hAnsi="Consolas" w:cs="Times New Roman"/>
+          <w:color w:val="FCFCFA"/>
+          <w:sz w:val="21"/>
+          <w:szCs w:val="21"/>
+          <w:lang w:eastAsia="es-ES"/>
+        </w:rPr>
+      </w:pPr>
+      <w:proofErr w:type="spellStart"/>
+      <w:r>
+        <w:rPr>
+          <w:rFonts w:ascii="Consolas" w:eastAsia="Times New Roman" w:hAnsi="Consolas" w:cs="Times New Roman"/>
+          <w:color w:val="FF6188"/>
+          <w:sz w:val="21"/>
+          <w:szCs w:val="21"/>
+          <w:lang w:eastAsia="es-ES"/>
+        </w:rPr>
+        <w:t>import</w:t>
+      </w:r>
+      <w:proofErr w:type="spellEnd"/>
+      <w:r>
+        <w:rPr>
+          <w:rFonts w:ascii="Consolas" w:eastAsia="Times New Roman" w:hAnsi="Consolas" w:cs="Times New Roman"/>
+          <w:color w:val="FCFCFA"/>
+          <w:sz w:val="21"/>
+          <w:szCs w:val="21"/>
+          <w:lang w:eastAsia="es-ES"/>
+        </w:rPr>
+        <w:t xml:space="preserve"> </w:t>
+      </w:r>
+      <w:proofErr w:type="gramStart"/>
+      <w:r>
+        <w:rPr>
+          <w:rFonts w:ascii="Consolas" w:eastAsia="Times New Roman" w:hAnsi="Consolas" w:cs="Times New Roman"/>
+          <w:color w:val="939293"/>
+          <w:sz w:val="21"/>
+          <w:szCs w:val="21"/>
+          <w:lang w:eastAsia="es-ES"/>
+        </w:rPr>
+        <w:t>{</w:t>
+      </w:r>
+      <w:r>
+        <w:rPr>
+          <w:rFonts w:ascii="Consolas" w:eastAsia="Times New Roman" w:hAnsi="Consolas" w:cs="Times New Roman"/>
+          <w:color w:val="FCFCFA"/>
+          <w:sz w:val="21"/>
+          <w:szCs w:val="21"/>
+          <w:lang w:eastAsia="es-ES"/>
+        </w:rPr>
+        <w:t xml:space="preserve"> View</w:t>
+      </w:r>
+      <w:proofErr w:type="gramEnd"/>
+      <w:r>
+        <w:rPr>
+          <w:rFonts w:ascii="Consolas" w:eastAsia="Times New Roman" w:hAnsi="Consolas" w:cs="Times New Roman"/>
+          <w:color w:val="939293"/>
+          <w:sz w:val="21"/>
+          <w:szCs w:val="21"/>
+          <w:lang w:eastAsia="es-ES"/>
+        </w:rPr>
+        <w:t>,</w:t>
+      </w:r>
+      <w:r>
+        <w:rPr>
+          <w:rFonts w:ascii="Consolas" w:eastAsia="Times New Roman" w:hAnsi="Consolas" w:cs="Times New Roman"/>
+          <w:color w:val="FCFCFA"/>
+          <w:sz w:val="21"/>
+          <w:szCs w:val="21"/>
+          <w:lang w:eastAsia="es-ES"/>
+        </w:rPr>
+        <w:t xml:space="preserve"> Text </w:t>
+      </w:r>
+      <w:r>
+        <w:rPr>
+          <w:rFonts w:ascii="Consolas" w:eastAsia="Times New Roman" w:hAnsi="Consolas" w:cs="Times New Roman"/>
+          <w:color w:val="939293"/>
+          <w:sz w:val="21"/>
+          <w:szCs w:val="21"/>
+          <w:lang w:eastAsia="es-ES"/>
+        </w:rPr>
+        <w:t>}</w:t>
+      </w:r>
+      <w:r>
+        <w:rPr>
+          <w:rFonts w:ascii="Consolas" w:eastAsia="Times New Roman" w:hAnsi="Consolas" w:cs="Times New Roman"/>
+          <w:color w:val="FCFCFA"/>
+          <w:sz w:val="21"/>
+          <w:szCs w:val="21"/>
+          <w:lang w:eastAsia="es-ES"/>
+        </w:rPr>
+        <w:t xml:space="preserve"> </w:t>
+      </w:r>
+      <w:proofErr w:type="spellStart"/>
+      <w:r>
+        <w:rPr>
+          <w:rFonts w:ascii="Consolas" w:eastAsia="Times New Roman" w:hAnsi="Consolas" w:cs="Times New Roman"/>
+          <w:color w:val="FF6188"/>
+          <w:sz w:val="21"/>
+          <w:szCs w:val="21"/>
+          <w:lang w:eastAsia="es-ES"/>
+        </w:rPr>
+        <w:t>from</w:t>
+      </w:r>
+      <w:proofErr w:type="spellEnd"/>
+      <w:r>
+        <w:rPr>
+          <w:rFonts w:ascii="Consolas" w:eastAsia="Times New Roman" w:hAnsi="Consolas" w:cs="Times New Roman"/>
+          <w:color w:val="FCFCFA"/>
+          <w:sz w:val="21"/>
+          <w:szCs w:val="21"/>
+          <w:lang w:eastAsia="es-ES"/>
+        </w:rPr>
+        <w:t xml:space="preserve"> </w:t>
+      </w:r>
+      <w:r>
+        <w:rPr>
+          <w:rFonts w:ascii="Consolas" w:eastAsia="Times New Roman" w:hAnsi="Consolas" w:cs="Times New Roman"/>
+          <w:color w:val="939293"/>
+          <w:sz w:val="21"/>
+          <w:szCs w:val="21"/>
+          <w:lang w:eastAsia="es-ES"/>
+        </w:rPr>
+        <w:t>'</w:t>
+      </w:r>
+      <w:proofErr w:type="spellStart"/>
+      <w:r>
+        <w:rPr>
+          <w:rFonts w:ascii="Consolas" w:eastAsia="Times New Roman" w:hAnsi="Consolas" w:cs="Times New Roman"/>
+          <w:color w:val="FFD866"/>
+          <w:sz w:val="21"/>
+          <w:szCs w:val="21"/>
+          <w:lang w:eastAsia="es-ES"/>
+        </w:rPr>
+        <w:t>react-native</w:t>
+      </w:r>
+      <w:proofErr w:type="spellEnd"/>
+      <w:r>
+        <w:rPr>
+          <w:rFonts w:ascii="Consolas" w:eastAsia="Times New Roman" w:hAnsi="Consolas" w:cs="Times New Roman"/>
+          <w:color w:val="939293"/>
+          <w:sz w:val="21"/>
+          <w:szCs w:val="21"/>
+          <w:lang w:eastAsia="es-ES"/>
+        </w:rPr>
+        <w:t>';</w:t>
+      </w:r>
+    </w:p>
+    <w:p>
+      <w:pPr>
+        <w:shd w:val="clear" w:color="auto" w:fill="2D2A2E"/>
+        <w:spacing w:after="0" w:line="285" w:lineRule="atLeast"/>
+        <w:rPr>
+          <w:rFonts w:ascii="Consolas" w:eastAsia="Times New Roman" w:hAnsi="Consolas" w:cs="Times New Roman"/>
+          <w:color w:val="FCFCFA"/>
+          <w:sz w:val="21"/>
+          <w:szCs w:val="21"/>
+          <w:lang w:eastAsia="es-ES"/>
+        </w:rPr>
+      </w:pPr>
+    </w:p>
+    <w:p>
+      <w:pPr>
+        <w:shd w:val="clear" w:color="auto" w:fill="2D2A2E"/>
+        <w:spacing w:after="0" w:line="285" w:lineRule="atLeast"/>
+        <w:rPr>
+          <w:rFonts w:ascii="Consolas" w:eastAsia="Times New Roman" w:hAnsi="Consolas" w:cs="Times New Roman"/>
+          <w:color w:val="FCFCFA"/>
+          <w:sz w:val="21"/>
+          <w:szCs w:val="21"/>
+          <w:lang w:eastAsia="es-ES"/>
+        </w:rPr>
+      </w:pPr>
+      <w:proofErr w:type="spellStart"/>
+      <w:r>
+        <w:rPr>
+          <w:rFonts w:ascii="Consolas" w:eastAsia="Times New Roman" w:hAnsi="Consolas" w:cs="Times New Roman"/>
+          <w:color w:val="FF6188"/>
+          <w:sz w:val="21"/>
+          <w:szCs w:val="21"/>
+          <w:lang w:eastAsia="es-ES"/>
+        </w:rPr>
+        <w:t>export</w:t>
+      </w:r>
+      <w:proofErr w:type="spellEnd"/>
+      <w:r>
+        <w:rPr>
+          <w:rFonts w:ascii="Consolas" w:eastAsia="Times New Roman" w:hAnsi="Consolas" w:cs="Times New Roman"/>
+          <w:color w:val="FCFCFA"/>
+          <w:sz w:val="21"/>
+          <w:szCs w:val="21"/>
+          <w:lang w:eastAsia="es-ES"/>
+        </w:rPr>
+        <w:t xml:space="preserve"> </w:t>
+      </w:r>
+      <w:proofErr w:type="spellStart"/>
+      <w:r>
+        <w:rPr>
+          <w:rFonts w:ascii="Consolas" w:eastAsia="Times New Roman" w:hAnsi="Consolas" w:cs="Times New Roman"/>
+          <w:i/>
+          <w:iCs/>
+          <w:color w:val="78DCE8"/>
+          <w:sz w:val="21"/>
+          <w:szCs w:val="21"/>
+          <w:lang w:eastAsia="es-ES"/>
+        </w:rPr>
+        <w:t>function</w:t>
+      </w:r>
+      <w:proofErr w:type="spellEnd"/>
+      <w:r>
+        <w:rPr>
+          <w:rFonts w:ascii="Consolas" w:eastAsia="Times New Roman" w:hAnsi="Consolas" w:cs="Times New Roman"/>
+          <w:color w:val="FCFCFA"/>
+          <w:sz w:val="21"/>
+          <w:szCs w:val="21"/>
+          <w:lang w:eastAsia="es-ES"/>
+        </w:rPr>
+        <w:t xml:space="preserve"> </w:t>
+      </w:r>
+      <w:proofErr w:type="spellStart"/>
+      <w:proofErr w:type="gramStart"/>
+      <w:r>
+        <w:rPr>
+          <w:rFonts w:ascii="Consolas" w:eastAsia="Times New Roman" w:hAnsi="Consolas" w:cs="Times New Roman"/>
+          <w:color w:val="A9DC76"/>
+          <w:sz w:val="21"/>
+          <w:szCs w:val="21"/>
+          <w:lang w:eastAsia="es-ES"/>
+        </w:rPr>
+        <w:t>MiComponente</w:t>
+      </w:r>
+      <w:proofErr w:type="spellEnd"/>
+      <w:r>
+        <w:rPr>
+          <w:rFonts w:ascii="Consolas" w:eastAsia="Times New Roman" w:hAnsi="Consolas" w:cs="Times New Roman"/>
+          <w:color w:val="939293"/>
+          <w:sz w:val="21"/>
+          <w:szCs w:val="21"/>
+          <w:lang w:eastAsia="es-ES"/>
+        </w:rPr>
+        <w:t>(</w:t>
+      </w:r>
+      <w:proofErr w:type="gramEnd"/>
+      <w:r>
+        <w:rPr>
+          <w:rFonts w:ascii="Consolas" w:eastAsia="Times New Roman" w:hAnsi="Consolas" w:cs="Times New Roman"/>
+          <w:color w:val="939293"/>
+          <w:sz w:val="21"/>
+          <w:szCs w:val="21"/>
+          <w:lang w:eastAsia="es-ES"/>
+        </w:rPr>
+        <w:t>)</w:t>
+      </w:r>
+      <w:r>
+        <w:rPr>
+          <w:rFonts w:ascii="Consolas" w:eastAsia="Times New Roman" w:hAnsi="Consolas" w:cs="Times New Roman"/>
+          <w:color w:val="FCFCFA"/>
+          <w:sz w:val="21"/>
+          <w:szCs w:val="21"/>
+          <w:lang w:eastAsia="es-ES"/>
+        </w:rPr>
+        <w:t xml:space="preserve"> </w:t>
+      </w:r>
+      <w:r>
+        <w:rPr>
+          <w:rFonts w:ascii="Consolas" w:eastAsia="Times New Roman" w:hAnsi="Consolas" w:cs="Times New Roman"/>
+          <w:color w:val="939293"/>
+          <w:sz w:val="21"/>
+          <w:szCs w:val="21"/>
+          <w:lang w:eastAsia="es-ES"/>
+        </w:rPr>
+        <w:t>{</w:t>
+      </w:r>
+    </w:p>
+    <w:p>
+      <w:pPr>
+        <w:shd w:val="clear" w:color="auto" w:fill="2D2A2E"/>
+        <w:spacing w:after="0" w:line="285" w:lineRule="atLeast"/>
+        <w:rPr>
+          <w:rFonts w:ascii="Consolas" w:eastAsia="Times New Roman" w:hAnsi="Consolas" w:cs="Times New Roman"/>
+          <w:color w:val="FCFCFA"/>
+          <w:sz w:val="21"/>
+          <w:szCs w:val="21"/>
+          <w:lang w:eastAsia="es-ES"/>
+        </w:rPr>
+      </w:pPr>
+      <w:r>
+        <w:rPr>
+          <w:rFonts w:ascii="Consolas" w:eastAsia="Times New Roman" w:hAnsi="Consolas" w:cs="Times New Roman"/>
+          <w:color w:val="FCFCFA"/>
+          <w:sz w:val="21"/>
+          <w:szCs w:val="21"/>
+          <w:lang w:eastAsia="es-ES"/>
+        </w:rPr>
+        <w:t xml:space="preserve">  </w:t>
+      </w:r>
+      <w:proofErr w:type="spellStart"/>
+      <w:r>
+        <w:rPr>
+          <w:rFonts w:ascii="Consolas" w:eastAsia="Times New Roman" w:hAnsi="Consolas" w:cs="Times New Roman"/>
+          <w:i/>
+          <w:iCs/>
+          <w:color w:val="78DCE8"/>
+          <w:sz w:val="21"/>
+          <w:szCs w:val="21"/>
+          <w:lang w:eastAsia="es-ES"/>
+        </w:rPr>
+        <w:t>const</w:t>
+      </w:r>
+      <w:proofErr w:type="spellEnd"/>
+      <w:r>
+        <w:rPr>
+          <w:rFonts w:ascii="Consolas" w:eastAsia="Times New Roman" w:hAnsi="Consolas" w:cs="Times New Roman"/>
+          <w:color w:val="FCFCFA"/>
+          <w:sz w:val="21"/>
+          <w:szCs w:val="21"/>
+          <w:lang w:eastAsia="es-ES"/>
+        </w:rPr>
+        <w:t xml:space="preserve"> </w:t>
+      </w:r>
+      <w:proofErr w:type="spellStart"/>
+      <w:r>
+        <w:rPr>
+          <w:rFonts w:ascii="Consolas" w:eastAsia="Times New Roman" w:hAnsi="Consolas" w:cs="Times New Roman"/>
+          <w:color w:val="AB9DF2"/>
+          <w:sz w:val="21"/>
+          <w:szCs w:val="21"/>
+          <w:lang w:eastAsia="es-ES"/>
+        </w:rPr>
+        <w:t>insets</w:t>
+      </w:r>
+      <w:proofErr w:type="spellEnd"/>
+      <w:r>
+        <w:rPr>
+          <w:rFonts w:ascii="Consolas" w:eastAsia="Times New Roman" w:hAnsi="Consolas" w:cs="Times New Roman"/>
+          <w:color w:val="FCFCFA"/>
+          <w:sz w:val="21"/>
+          <w:szCs w:val="21"/>
+          <w:lang w:eastAsia="es-ES"/>
+        </w:rPr>
+        <w:t xml:space="preserve"> </w:t>
+      </w:r>
+      <w:r>
+        <w:rPr>
+          <w:rFonts w:ascii="Consolas" w:eastAsia="Times New Roman" w:hAnsi="Consolas" w:cs="Times New Roman"/>
+          <w:color w:val="FF6188"/>
+          <w:sz w:val="21"/>
+          <w:szCs w:val="21"/>
+          <w:lang w:eastAsia="es-ES"/>
+        </w:rPr>
+        <w:t>=</w:t>
+      </w:r>
+      <w:r>
+        <w:rPr>
+          <w:rFonts w:ascii="Consolas" w:eastAsia="Times New Roman" w:hAnsi="Consolas" w:cs="Times New Roman"/>
+          <w:color w:val="FCFCFA"/>
+          <w:sz w:val="21"/>
+          <w:szCs w:val="21"/>
+          <w:lang w:eastAsia="es-ES"/>
+        </w:rPr>
+        <w:t xml:space="preserve"> </w:t>
+      </w:r>
+      <w:proofErr w:type="spellStart"/>
+      <w:proofErr w:type="gramStart"/>
+      <w:r>
+        <w:rPr>
+          <w:rFonts w:ascii="Consolas" w:eastAsia="Times New Roman" w:hAnsi="Consolas" w:cs="Times New Roman"/>
+          <w:color w:val="A9DC76"/>
+          <w:sz w:val="21"/>
+          <w:szCs w:val="21"/>
+          <w:lang w:eastAsia="es-ES"/>
+        </w:rPr>
+        <w:t>useSafeAreaInsets</w:t>
+      </w:r>
+      <w:proofErr w:type="spellEnd"/>
+      <w:r>
+        <w:rPr>
+          <w:rFonts w:ascii="Consolas" w:eastAsia="Times New Roman" w:hAnsi="Consolas" w:cs="Times New Roman"/>
+          <w:color w:val="939293"/>
+          <w:sz w:val="21"/>
+          <w:szCs w:val="21"/>
+          <w:lang w:eastAsia="es-ES"/>
+        </w:rPr>
+        <w:t>(</w:t>
+      </w:r>
+      <w:proofErr w:type="gramEnd"/>
+      <w:r>
+        <w:rPr>
+          <w:rFonts w:ascii="Consolas" w:eastAsia="Times New Roman" w:hAnsi="Consolas" w:cs="Times New Roman"/>
+          <w:color w:val="939293"/>
+          <w:sz w:val="21"/>
+          <w:szCs w:val="21"/>
+          <w:lang w:eastAsia="es-ES"/>
+        </w:rPr>
+        <w:t>);</w:t>
+      </w:r>
+    </w:p>
+    <w:p>
+      <w:pPr>
+        <w:shd w:val="clear" w:color="auto" w:fill="2D2A2E"/>
+        <w:spacing w:after="0" w:line="285" w:lineRule="atLeast"/>
+        <w:rPr>
+          <w:rFonts w:ascii="Consolas" w:eastAsia="Times New Roman" w:hAnsi="Consolas" w:cs="Times New Roman"/>
+          <w:color w:val="FCFCFA"/>
+          <w:sz w:val="21"/>
+          <w:szCs w:val="21"/>
+          <w:lang w:eastAsia="es-ES"/>
+        </w:rPr>
+      </w:pPr>
+    </w:p>
+    <w:p>
+      <w:pPr>
+        <w:shd w:val="clear" w:color="auto" w:fill="2D2A2E"/>
+        <w:spacing w:after="0" w:line="285" w:lineRule="atLeast"/>
+        <w:rPr>
+          <w:rFonts w:ascii="Consolas" w:eastAsia="Times New Roman" w:hAnsi="Consolas" w:cs="Times New Roman"/>
+          <w:color w:val="FCFCFA"/>
+          <w:sz w:val="21"/>
+          <w:szCs w:val="21"/>
+          <w:lang w:eastAsia="es-ES"/>
+        </w:rPr>
+      </w:pPr>
+      <w:r>
+        <w:rPr>
+          <w:rFonts w:ascii="Consolas" w:eastAsia="Times New Roman" w:hAnsi="Consolas" w:cs="Times New Roman"/>
+          <w:color w:val="FCFCFA"/>
+          <w:sz w:val="21"/>
+          <w:szCs w:val="21"/>
+          <w:lang w:eastAsia="es-ES"/>
+        </w:rPr>
+        <w:t xml:space="preserve">  </w:t>
+      </w:r>
+      <w:proofErr w:type="spellStart"/>
+      <w:r>
+        <w:rPr>
+          <w:rFonts w:ascii="Consolas" w:eastAsia="Times New Roman" w:hAnsi="Consolas" w:cs="Times New Roman"/>
+          <w:color w:val="FF6188"/>
+          <w:sz w:val="21"/>
+          <w:szCs w:val="21"/>
+          <w:lang w:eastAsia="es-ES"/>
+        </w:rPr>
+        <w:t>return</w:t>
+      </w:r>
+      <w:proofErr w:type="spellEnd"/>
+      <w:r>
+        <w:rPr>
+          <w:rFonts w:ascii="Consolas" w:eastAsia="Times New Roman" w:hAnsi="Consolas" w:cs="Times New Roman"/>
+          <w:color w:val="FCFCFA"/>
+          <w:sz w:val="21"/>
+          <w:szCs w:val="21"/>
+          <w:lang w:eastAsia="es-ES"/>
+        </w:rPr>
+        <w:t xml:space="preserve"> </w:t>
+      </w:r>
+      <w:r>
+        <w:rPr>
+          <w:rFonts w:ascii="Consolas" w:eastAsia="Times New Roman" w:hAnsi="Consolas" w:cs="Times New Roman"/>
+          <w:color w:val="939293"/>
+          <w:sz w:val="21"/>
+          <w:szCs w:val="21"/>
+          <w:lang w:eastAsia="es-ES"/>
+        </w:rPr>
+        <w:t>(</w:t>
+      </w:r>
+    </w:p>
+    <w:p>
+      <w:pPr>
+        <w:shd w:val="clear" w:color="auto" w:fill="2D2A2E"/>
+        <w:spacing w:after="0" w:line="285" w:lineRule="atLeast"/>
+        <w:rPr>
+          <w:rFonts w:ascii="Consolas" w:eastAsia="Times New Roman" w:hAnsi="Consolas" w:cs="Times New Roman"/>
+          <w:color w:val="FCFCFA"/>
+          <w:sz w:val="21"/>
+          <w:szCs w:val="21"/>
+          <w:lang w:eastAsia="es-ES"/>
+        </w:rPr>
+      </w:pPr>
+      <w:r>
+        <w:rPr>
+          <w:rFonts w:ascii="Consolas" w:eastAsia="Times New Roman" w:hAnsi="Consolas" w:cs="Times New Roman"/>
+          <w:color w:val="FCFCFA"/>
+          <w:sz w:val="21"/>
+          <w:szCs w:val="21"/>
+          <w:lang w:eastAsia="es-ES"/>
+        </w:rPr>
+        <w:t xml:space="preserve">    </w:t>
+      </w:r>
+      <w:r>
+        <w:rPr>
+          <w:rFonts w:ascii="Consolas" w:eastAsia="Times New Roman" w:hAnsi="Consolas" w:cs="Times New Roman"/>
+          <w:color w:val="939293"/>
+          <w:sz w:val="21"/>
+          <w:szCs w:val="21"/>
+          <w:lang w:eastAsia="es-ES"/>
+        </w:rPr>
+        <w:t>&lt;</w:t>
+      </w:r>
+      <w:r>
+        <w:rPr>
+          <w:rFonts w:ascii="Consolas" w:eastAsia="Times New Roman" w:hAnsi="Consolas" w:cs="Times New Roman"/>
+          <w:color w:val="FF6188"/>
+          <w:sz w:val="21"/>
+          <w:szCs w:val="21"/>
+          <w:lang w:eastAsia="es-ES"/>
+        </w:rPr>
+        <w:t>View</w:t>
+      </w:r>
+      <w:r>
+        <w:rPr>
+          <w:rFonts w:ascii="Consolas" w:eastAsia="Times New Roman" w:hAnsi="Consolas" w:cs="Times New Roman"/>
+          <w:color w:val="FCFCFA"/>
+          <w:sz w:val="21"/>
+          <w:szCs w:val="21"/>
+          <w:lang w:eastAsia="es-ES"/>
+        </w:rPr>
+        <w:t xml:space="preserve"> </w:t>
+      </w:r>
+      <w:proofErr w:type="spellStart"/>
+      <w:r>
+        <w:rPr>
+          <w:rFonts w:ascii="Consolas" w:eastAsia="Times New Roman" w:hAnsi="Consolas" w:cs="Times New Roman"/>
+          <w:i/>
+          <w:iCs/>
+          <w:color w:val="78DCE8"/>
+          <w:sz w:val="21"/>
+          <w:szCs w:val="21"/>
+          <w:lang w:eastAsia="es-ES"/>
+        </w:rPr>
+        <w:t>style</w:t>
+      </w:r>
+      <w:proofErr w:type="spellEnd"/>
+      <w:proofErr w:type="gramStart"/>
+      <w:r>
+        <w:rPr>
+          <w:rFonts w:ascii="Consolas" w:eastAsia="Times New Roman" w:hAnsi="Consolas" w:cs="Times New Roman"/>
+          <w:color w:val="FF6188"/>
+          <w:sz w:val="21"/>
+          <w:szCs w:val="21"/>
+          <w:lang w:eastAsia="es-ES"/>
+        </w:rPr>
+        <w:t>=</w:t>
+      </w:r>
+      <w:r>
+        <w:rPr>
+          <w:rFonts w:ascii="Consolas" w:eastAsia="Times New Roman" w:hAnsi="Consolas" w:cs="Times New Roman"/>
+          <w:color w:val="FC9867"/>
+          <w:sz w:val="21"/>
+          <w:szCs w:val="21"/>
+          <w:lang w:eastAsia="es-ES"/>
+        </w:rPr>
+        <w:t>{</w:t>
+      </w:r>
+      <w:proofErr w:type="gramEnd"/>
+      <w:r>
+        <w:rPr>
+          <w:rFonts w:ascii="Consolas" w:eastAsia="Times New Roman" w:hAnsi="Consolas" w:cs="Times New Roman"/>
+          <w:color w:val="939293"/>
+          <w:sz w:val="21"/>
+          <w:szCs w:val="21"/>
+          <w:lang w:eastAsia="es-ES"/>
+        </w:rPr>
+        <w:t>{</w:t>
+      </w:r>
+      <w:r>
+        <w:rPr>
+          <w:rFonts w:ascii="Consolas" w:eastAsia="Times New Roman" w:hAnsi="Consolas" w:cs="Times New Roman"/>
+          <w:color w:val="FCFCFA"/>
+          <w:sz w:val="21"/>
+          <w:szCs w:val="21"/>
+          <w:lang w:eastAsia="es-ES"/>
+        </w:rPr>
+        <w:t xml:space="preserve"> </w:t>
+      </w:r>
+      <w:proofErr w:type="spellStart"/>
+      <w:r>
+        <w:rPr>
+          <w:rFonts w:ascii="Consolas" w:eastAsia="Times New Roman" w:hAnsi="Consolas" w:cs="Times New Roman"/>
+          <w:color w:val="FCFCFA"/>
+          <w:sz w:val="21"/>
+          <w:szCs w:val="21"/>
+          <w:lang w:eastAsia="es-ES"/>
+        </w:rPr>
+        <w:t>paddingTop</w:t>
+      </w:r>
+      <w:proofErr w:type="spellEnd"/>
+      <w:r>
+        <w:rPr>
+          <w:rFonts w:ascii="Consolas" w:eastAsia="Times New Roman" w:hAnsi="Consolas" w:cs="Times New Roman"/>
+          <w:color w:val="939293"/>
+          <w:sz w:val="21"/>
+          <w:szCs w:val="21"/>
+          <w:lang w:eastAsia="es-ES"/>
+        </w:rPr>
+        <w:t>:</w:t>
+      </w:r>
+      <w:r>
+        <w:rPr>
+          <w:rFonts w:ascii="Consolas" w:eastAsia="Times New Roman" w:hAnsi="Consolas" w:cs="Times New Roman"/>
+          <w:color w:val="FCFCFA"/>
+          <w:sz w:val="21"/>
+          <w:szCs w:val="21"/>
+          <w:lang w:eastAsia="es-ES"/>
+        </w:rPr>
+        <w:t xml:space="preserve"> </w:t>
+      </w:r>
+      <w:proofErr w:type="spellStart"/>
+      <w:r>
+        <w:rPr>
+          <w:rFonts w:ascii="Consolas" w:eastAsia="Times New Roman" w:hAnsi="Consolas" w:cs="Times New Roman"/>
+          <w:color w:val="FCFCFA"/>
+          <w:sz w:val="21"/>
+          <w:szCs w:val="21"/>
+          <w:lang w:eastAsia="es-ES"/>
+        </w:rPr>
+        <w:t>insets</w:t>
+      </w:r>
+      <w:r>
+        <w:rPr>
+          <w:rFonts w:ascii="Consolas" w:eastAsia="Times New Roman" w:hAnsi="Consolas" w:cs="Times New Roman"/>
+          <w:color w:val="939293"/>
+          <w:sz w:val="21"/>
+          <w:szCs w:val="21"/>
+          <w:lang w:eastAsia="es-ES"/>
+        </w:rPr>
+        <w:t>.</w:t>
+      </w:r>
+      <w:r>
+        <w:rPr>
+          <w:rFonts w:ascii="Consolas" w:eastAsia="Times New Roman" w:hAnsi="Consolas" w:cs="Times New Roman"/>
+          <w:color w:val="FCFCFA"/>
+          <w:sz w:val="21"/>
+          <w:szCs w:val="21"/>
+          <w:lang w:eastAsia="es-ES"/>
+        </w:rPr>
+        <w:t>top</w:t>
+      </w:r>
+      <w:proofErr w:type="spellEnd"/>
+      <w:r>
+        <w:rPr>
+          <w:rFonts w:ascii="Consolas" w:eastAsia="Times New Roman" w:hAnsi="Consolas" w:cs="Times New Roman"/>
+          <w:color w:val="939293"/>
+          <w:sz w:val="21"/>
+          <w:szCs w:val="21"/>
+          <w:lang w:eastAsia="es-ES"/>
+        </w:rPr>
+        <w:t>,</w:t>
+      </w:r>
+      <w:r>
+        <w:rPr>
+          <w:rFonts w:ascii="Consolas" w:eastAsia="Times New Roman" w:hAnsi="Consolas" w:cs="Times New Roman"/>
+          <w:color w:val="FCFCFA"/>
+          <w:sz w:val="21"/>
+          <w:szCs w:val="21"/>
+          <w:lang w:eastAsia="es-ES"/>
+        </w:rPr>
+        <w:t xml:space="preserve"> </w:t>
+      </w:r>
+      <w:proofErr w:type="spellStart"/>
+      <w:r>
+        <w:rPr>
+          <w:rFonts w:ascii="Consolas" w:eastAsia="Times New Roman" w:hAnsi="Consolas" w:cs="Times New Roman"/>
+          <w:color w:val="FCFCFA"/>
+          <w:sz w:val="21"/>
+          <w:szCs w:val="21"/>
+          <w:lang w:eastAsia="es-ES"/>
+        </w:rPr>
+        <w:t>paddingBottom</w:t>
+      </w:r>
+      <w:proofErr w:type="spellEnd"/>
+      <w:r>
+        <w:rPr>
+          <w:rFonts w:ascii="Consolas" w:eastAsia="Times New Roman" w:hAnsi="Consolas" w:cs="Times New Roman"/>
+          <w:color w:val="939293"/>
+          <w:sz w:val="21"/>
+          <w:szCs w:val="21"/>
+          <w:lang w:eastAsia="es-ES"/>
+        </w:rPr>
+        <w:t>:</w:t>
+      </w:r>
+      <w:r>
+        <w:rPr>
+          <w:rFonts w:ascii="Consolas" w:eastAsia="Times New Roman" w:hAnsi="Consolas" w:cs="Times New Roman"/>
+          <w:color w:val="FCFCFA"/>
+          <w:sz w:val="21"/>
+          <w:szCs w:val="21"/>
+          <w:lang w:eastAsia="es-ES"/>
+        </w:rPr>
+        <w:t xml:space="preserve"> </w:t>
+      </w:r>
+      <w:proofErr w:type="spellStart"/>
+      <w:r>
+        <w:rPr>
+          <w:rFonts w:ascii="Consolas" w:eastAsia="Times New Roman" w:hAnsi="Consolas" w:cs="Times New Roman"/>
+          <w:color w:val="FCFCFA"/>
+          <w:sz w:val="21"/>
+          <w:szCs w:val="21"/>
+          <w:lang w:eastAsia="es-ES"/>
+        </w:rPr>
+        <w:t>insets</w:t>
+      </w:r>
+      <w:r>
+        <w:rPr>
+          <w:rFonts w:ascii="Consolas" w:eastAsia="Times New Roman" w:hAnsi="Consolas" w:cs="Times New Roman"/>
+          <w:color w:val="939293"/>
+          <w:sz w:val="21"/>
+          <w:szCs w:val="21"/>
+          <w:lang w:eastAsia="es-ES"/>
+        </w:rPr>
+        <w:t>.</w:t>
+      </w:r>
+      <w:r>
+        <w:rPr>
+          <w:rFonts w:ascii="Consolas" w:eastAsia="Times New Roman" w:hAnsi="Consolas" w:cs="Times New Roman"/>
+          <w:color w:val="FCFCFA"/>
+          <w:sz w:val="21"/>
+          <w:szCs w:val="21"/>
+          <w:lang w:eastAsia="es-ES"/>
+        </w:rPr>
+        <w:t>bottom</w:t>
+      </w:r>
+      <w:proofErr w:type="spellEnd"/>
+      <w:r>
+        <w:rPr>
+          <w:rFonts w:ascii="Consolas" w:eastAsia="Times New Roman" w:hAnsi="Consolas" w:cs="Times New Roman"/>
+          <w:color w:val="FCFCFA"/>
+          <w:sz w:val="21"/>
+          <w:szCs w:val="21"/>
+          <w:lang w:eastAsia="es-ES"/>
+        </w:rPr>
+        <w:t xml:space="preserve"> </w:t>
+      </w:r>
+      <w:r>
+        <w:rPr>
+          <w:rFonts w:ascii="Consolas" w:eastAsia="Times New Roman" w:hAnsi="Consolas" w:cs="Times New Roman"/>
+          <w:color w:val="939293"/>
+          <w:sz w:val="21"/>
+          <w:szCs w:val="21"/>
+          <w:lang w:eastAsia="es-ES"/>
+        </w:rPr>
+        <w:t>}</w:t>
+      </w:r>
+      <w:r>
+        <w:rPr>
+          <w:rFonts w:ascii="Consolas" w:eastAsia="Times New Roman" w:hAnsi="Consolas" w:cs="Times New Roman"/>
+          <w:color w:val="FC9867"/>
+          <w:sz w:val="21"/>
+          <w:szCs w:val="21"/>
+          <w:lang w:eastAsia="es-ES"/>
+        </w:rPr>
+        <w:t>}</w:t>
+      </w:r>
+      <w:r>
+        <w:rPr>
+          <w:rFonts w:ascii="Consolas" w:eastAsia="Times New Roman" w:hAnsi="Consolas" w:cs="Times New Roman"/>
+          <w:color w:val="939293"/>
+          <w:sz w:val="21"/>
+          <w:szCs w:val="21"/>
+          <w:lang w:eastAsia="es-ES"/>
+        </w:rPr>
+        <w:t>&gt;</w:t>
+      </w:r>
+    </w:p>
+    <w:p>
+      <w:pPr>
+        <w:shd w:val="clear" w:color="auto" w:fill="2D2A2E"/>
+        <w:spacing w:after="0" w:line="285" w:lineRule="atLeast"/>
+        <w:rPr>
+          <w:rFonts w:ascii="Consolas" w:eastAsia="Times New Roman" w:hAnsi="Consolas" w:cs="Times New Roman"/>
+          <w:color w:val="FCFCFA"/>
+          <w:sz w:val="21"/>
+          <w:szCs w:val="21"/>
+          <w:lang w:eastAsia="es-ES"/>
+        </w:rPr>
+      </w:pPr>
+      <w:r>
+        <w:rPr>
+          <w:rFonts w:ascii="Consolas" w:eastAsia="Times New Roman" w:hAnsi="Consolas" w:cs="Times New Roman"/>
+          <w:color w:val="FCFCFA"/>
+          <w:sz w:val="21"/>
+          <w:szCs w:val="21"/>
+          <w:lang w:eastAsia="es-ES"/>
+        </w:rPr>
+        <w:t xml:space="preserve">      </w:t>
+      </w:r>
+      <w:r>
+        <w:rPr>
+          <w:rFonts w:ascii="Consolas" w:eastAsia="Times New Roman" w:hAnsi="Consolas" w:cs="Times New Roman"/>
+          <w:color w:val="939293"/>
+          <w:sz w:val="21"/>
+          <w:szCs w:val="21"/>
+          <w:lang w:eastAsia="es-ES"/>
+        </w:rPr>
+        <w:t>&lt;</w:t>
+      </w:r>
+      <w:r>
+        <w:rPr>
+          <w:rFonts w:ascii="Consolas" w:eastAsia="Times New Roman" w:hAnsi="Consolas" w:cs="Times New Roman"/>
+          <w:color w:val="FF6188"/>
+          <w:sz w:val="21"/>
+          <w:szCs w:val="21"/>
+          <w:lang w:eastAsia="es-ES"/>
+        </w:rPr>
+        <w:t>Text</w:t>
+      </w:r>
+      <w:r>
+        <w:rPr>
+          <w:rFonts w:ascii="Consolas" w:eastAsia="Times New Roman" w:hAnsi="Consolas" w:cs="Times New Roman"/>
+          <w:color w:val="939293"/>
+          <w:sz w:val="21"/>
+          <w:szCs w:val="21"/>
+          <w:lang w:eastAsia="es-ES"/>
+        </w:rPr>
+        <w:t>&gt;</w:t>
+      </w:r>
+      <w:r>
+        <w:rPr>
+          <w:rFonts w:ascii="Consolas" w:eastAsia="Times New Roman" w:hAnsi="Consolas" w:cs="Times New Roman"/>
+          <w:color w:val="FCFCFA"/>
+          <w:sz w:val="21"/>
+          <w:szCs w:val="21"/>
+          <w:lang w:eastAsia="es-ES"/>
+        </w:rPr>
+        <w:t>Contenido con márgenes calculados manualmente</w:t>
+      </w:r>
+      <w:r>
+        <w:rPr>
+          <w:rFonts w:ascii="Consolas" w:eastAsia="Times New Roman" w:hAnsi="Consolas" w:cs="Times New Roman"/>
+          <w:color w:val="939293"/>
+          <w:sz w:val="21"/>
+          <w:szCs w:val="21"/>
+          <w:lang w:eastAsia="es-ES"/>
+        </w:rPr>
+        <w:t>&lt;/</w:t>
+      </w:r>
+      <w:r>
+        <w:rPr>
+          <w:rFonts w:ascii="Consolas" w:eastAsia="Times New Roman" w:hAnsi="Consolas" w:cs="Times New Roman"/>
+          <w:color w:val="FF6188"/>
+          <w:sz w:val="21"/>
+          <w:szCs w:val="21"/>
+          <w:lang w:eastAsia="es-ES"/>
+        </w:rPr>
+        <w:t>Text</w:t>
+      </w:r>
+      <w:r>
+        <w:rPr>
+          <w:rFonts w:ascii="Consolas" w:eastAsia="Times New Roman" w:hAnsi="Consolas" w:cs="Times New Roman"/>
+          <w:color w:val="939293"/>
+          <w:sz w:val="21"/>
+          <w:szCs w:val="21"/>
+          <w:lang w:eastAsia="es-ES"/>
+        </w:rPr>
+        <w:t>&gt;</w:t>
+      </w:r>
+    </w:p>
+    <w:p>
+      <w:pPr>
+        <w:shd w:val="clear" w:color="auto" w:fill="2D2A2E"/>
+        <w:spacing w:after="0" w:line="285" w:lineRule="atLeast"/>
+        <w:rPr>
+          <w:rFonts w:ascii="Consolas" w:eastAsia="Times New Roman" w:hAnsi="Consolas" w:cs="Times New Roman"/>
+          <w:color w:val="FCFCFA"/>
+          <w:sz w:val="21"/>
+          <w:szCs w:val="21"/>
+          <w:lang w:eastAsia="es-ES"/>
+        </w:rPr>
+      </w:pPr>
+      <w:r>
+        <w:rPr>
+          <w:rFonts w:ascii="Consolas" w:eastAsia="Times New Roman" w:hAnsi="Consolas" w:cs="Times New Roman"/>
+          <w:color w:val="FCFCFA"/>
+          <w:sz w:val="21"/>
+          <w:szCs w:val="21"/>
+          <w:lang w:eastAsia="es-ES"/>
+        </w:rPr>
+        <w:t xml:space="preserve">    </w:t>
+      </w:r>
+      <w:r>
+        <w:rPr>
+          <w:rFonts w:ascii="Consolas" w:eastAsia="Times New Roman" w:hAnsi="Consolas" w:cs="Times New Roman"/>
+          <w:color w:val="939293"/>
+          <w:sz w:val="21"/>
+          <w:szCs w:val="21"/>
+          <w:lang w:eastAsia="es-ES"/>
+        </w:rPr>
+        <w:t>&lt;/</w:t>
+      </w:r>
+      <w:r>
+        <w:rPr>
+          <w:rFonts w:ascii="Consolas" w:eastAsia="Times New Roman" w:hAnsi="Consolas" w:cs="Times New Roman"/>
+          <w:color w:val="FF6188"/>
+          <w:sz w:val="21"/>
+          <w:szCs w:val="21"/>
+          <w:lang w:eastAsia="es-ES"/>
+        </w:rPr>
+        <w:t>View</w:t>
+      </w:r>
+      <w:r>
+        <w:rPr>
+          <w:rFonts w:ascii="Consolas" w:eastAsia="Times New Roman" w:hAnsi="Consolas" w:cs="Times New Roman"/>
+          <w:color w:val="939293"/>
+          <w:sz w:val="21"/>
+          <w:szCs w:val="21"/>
+          <w:lang w:eastAsia="es-ES"/>
+        </w:rPr>
+        <w:t>&gt;</w:t>
+      </w:r>
+    </w:p>
+    <w:p>
+      <w:pPr>
+        <w:shd w:val="clear" w:color="auto" w:fill="2D2A2E"/>
+        <w:spacing w:after="0" w:line="285" w:lineRule="atLeast"/>
+        <w:rPr>
+          <w:rFonts w:ascii="Consolas" w:eastAsia="Times New Roman" w:hAnsi="Consolas" w:cs="Times New Roman"/>
+          <w:color w:val="FCFCFA"/>
+          <w:sz w:val="21"/>
+          <w:szCs w:val="21"/>
+          <w:lang w:eastAsia="es-ES"/>
+        </w:rPr>
+      </w:pPr>
+      <w:r>
+        <w:rPr>
+          <w:rFonts w:ascii="Consolas" w:eastAsia="Times New Roman" w:hAnsi="Consolas" w:cs="Times New Roman"/>
+          <w:color w:val="FCFCFA"/>
+          <w:sz w:val="21"/>
+          <w:szCs w:val="21"/>
+          <w:lang w:eastAsia="es-ES"/>
+        </w:rPr>
+        <w:t xml:space="preserve">  </w:t>
+      </w:r>
+      <w:r>
+        <w:rPr>
+          <w:rFonts w:ascii="Consolas" w:eastAsia="Times New Roman" w:hAnsi="Consolas" w:cs="Times New Roman"/>
+          <w:color w:val="939293"/>
+          <w:sz w:val="21"/>
+          <w:szCs w:val="21"/>
+          <w:lang w:eastAsia="es-ES"/>
+        </w:rPr>
+        <w:t>);</w:t>
+      </w:r>
+    </w:p>
+    <w:p>
+      <w:pPr>
+        <w:shd w:val="clear" w:color="auto" w:fill="2D2A2E"/>
+        <w:spacing w:after="0" w:line="285" w:lineRule="atLeast"/>
+        <w:rPr>
+          <w:rFonts w:ascii="Consolas" w:eastAsia="Times New Roman" w:hAnsi="Consolas" w:cs="Times New Roman"/>
+          <w:color w:val="FCFCFA"/>
+          <w:sz w:val="21"/>
+          <w:szCs w:val="21"/>
+          <w:lang w:eastAsia="es-ES"/>
+        </w:rPr>
+      </w:pPr>
+      <w:r>
+        <w:rPr>
+          <w:rFonts w:ascii="Consolas" w:eastAsia="Times New Roman" w:hAnsi="Consolas" w:cs="Times New Roman"/>
+          <w:color w:val="939293"/>
+          <w:sz w:val="21"/>
+          <w:szCs w:val="21"/>
+          <w:lang w:eastAsia="es-ES"/>
+        </w:rPr>
+        <w:t>}</w:t>
+      </w:r>
+    </w:p>
+    <w:p>
+      <w:pPr>
+        <w:ind w:left="1416"/>
+        <w:rPr>
+          <w:rFonts w:cstheme="minorHAnsi"/>
+        </w:rPr>
+      </w:pPr>
+    </w:p>
+    <w:p>
+      <w:pPr>
+        <w:rPr>
+          <w:sz w:val="24"/>
+          <w:szCs w:val="24"/>
+        </w:rPr>
+      </w:pPr>
+    </w:p>
+    <w:p>
+      <w:pPr>
+        <w:rPr>
+          <w:sz w:val="24"/>
+          <w:szCs w:val="24"/>
+        </w:rPr>
+      </w:pPr>
+      <w:r>
+        <w:rPr>
+          <w:sz w:val="24"/>
+          <w:szCs w:val="24"/>
+        </w:rPr>
+        <w:t xml:space="preserve">20. </w:t>
+      </w:r>
+      <w:proofErr w:type="spellStart"/>
+      <w:r>
+        <w:rPr>
+          <w:sz w:val="24"/>
+          <w:szCs w:val="24"/>
+        </w:rPr>
+        <w:t>ActivityIndicator</w:t>
+      </w:r>
+      <w:proofErr w:type="spellEnd"/>
+      <w:r>
+        <w:rPr>
+          <w:sz w:val="24"/>
+          <w:szCs w:val="24"/>
+        </w:rPr>
+        <w:t>:</w:t>
+      </w:r>
+      <w:r>
+        <w:rPr>
+          <w:sz w:val="24"/>
+          <w:szCs w:val="24"/>
+        </w:rPr>
+        <w:tab/>
+      </w:r>
+    </w:p>
+    <w:p>
+      <w:pPr>
+        <w:rPr>
+          <w:sz w:val="24"/>
+          <w:szCs w:val="24"/>
+        </w:rPr>
+      </w:pPr>
+      <w:r>
+        <w:rPr>
+          <w:sz w:val="24"/>
+          <w:szCs w:val="24"/>
+        </w:rPr>
+        <w:tab/>
+        <w:t xml:space="preserve">Es el indicador de carga / el </w:t>
+      </w:r>
+      <w:proofErr w:type="spellStart"/>
+      <w:r>
+        <w:rPr>
+          <w:sz w:val="24"/>
+          <w:szCs w:val="24"/>
+        </w:rPr>
+        <w:t>loading</w:t>
+      </w:r>
+      <w:proofErr w:type="spellEnd"/>
+    </w:p>
+    <w:p>
+      <w:pPr>
+        <w:shd w:val="clear" w:color="auto" w:fill="2D2A2E"/>
+        <w:spacing w:after="0" w:line="285" w:lineRule="atLeast"/>
+        <w:rPr>
+          <w:rFonts w:ascii="Consolas" w:eastAsia="Times New Roman" w:hAnsi="Consolas" w:cs="Times New Roman"/>
+          <w:color w:val="FCFCFA"/>
+          <w:sz w:val="21"/>
+          <w:szCs w:val="21"/>
+          <w:lang w:eastAsia="es-ES"/>
+        </w:rPr>
+      </w:pPr>
+      <w:proofErr w:type="spellStart"/>
+      <w:r>
+        <w:rPr>
+          <w:rFonts w:ascii="Consolas" w:eastAsia="Times New Roman" w:hAnsi="Consolas" w:cs="Times New Roman"/>
+          <w:color w:val="FF6188"/>
+          <w:sz w:val="21"/>
+          <w:szCs w:val="21"/>
+          <w:lang w:eastAsia="es-ES"/>
+        </w:rPr>
+        <w:t>import</w:t>
+      </w:r>
+      <w:proofErr w:type="spellEnd"/>
+      <w:r>
+        <w:rPr>
+          <w:rFonts w:ascii="Consolas" w:eastAsia="Times New Roman" w:hAnsi="Consolas" w:cs="Times New Roman"/>
+          <w:color w:val="FCFCFA"/>
+          <w:sz w:val="21"/>
+          <w:szCs w:val="21"/>
+          <w:lang w:eastAsia="es-ES"/>
+        </w:rPr>
+        <w:t xml:space="preserve"> </w:t>
+      </w:r>
+      <w:proofErr w:type="gramStart"/>
+      <w:r>
+        <w:rPr>
+          <w:rFonts w:ascii="Consolas" w:eastAsia="Times New Roman" w:hAnsi="Consolas" w:cs="Times New Roman"/>
+          <w:color w:val="939293"/>
+          <w:sz w:val="21"/>
+          <w:szCs w:val="21"/>
+          <w:lang w:eastAsia="es-ES"/>
+        </w:rPr>
+        <w:t>{</w:t>
+      </w:r>
+      <w:r>
+        <w:rPr>
+          <w:rFonts w:ascii="Consolas" w:eastAsia="Times New Roman" w:hAnsi="Consolas" w:cs="Times New Roman"/>
+          <w:color w:val="FCFCFA"/>
+          <w:sz w:val="21"/>
+          <w:szCs w:val="21"/>
+          <w:lang w:eastAsia="es-ES"/>
+        </w:rPr>
+        <w:t xml:space="preserve"> </w:t>
+      </w:r>
+      <w:proofErr w:type="spellStart"/>
+      <w:r>
+        <w:rPr>
+          <w:rFonts w:ascii="Consolas" w:eastAsia="Times New Roman" w:hAnsi="Consolas" w:cs="Times New Roman"/>
+          <w:color w:val="FCFCFA"/>
+          <w:sz w:val="21"/>
+          <w:szCs w:val="21"/>
+          <w:lang w:eastAsia="es-ES"/>
+        </w:rPr>
+        <w:t>ActivityIndicator</w:t>
+      </w:r>
+      <w:proofErr w:type="spellEnd"/>
+      <w:proofErr w:type="gramEnd"/>
+      <w:r>
+        <w:rPr>
+          <w:rFonts w:ascii="Consolas" w:eastAsia="Times New Roman" w:hAnsi="Consolas" w:cs="Times New Roman"/>
+          <w:color w:val="FCFCFA"/>
+          <w:sz w:val="21"/>
+          <w:szCs w:val="21"/>
+          <w:lang w:eastAsia="es-ES"/>
+        </w:rPr>
+        <w:t xml:space="preserve"> </w:t>
+      </w:r>
+      <w:r>
+        <w:rPr>
+          <w:rFonts w:ascii="Consolas" w:eastAsia="Times New Roman" w:hAnsi="Consolas" w:cs="Times New Roman"/>
+          <w:color w:val="939293"/>
+          <w:sz w:val="21"/>
+          <w:szCs w:val="21"/>
+          <w:lang w:eastAsia="es-ES"/>
+        </w:rPr>
+        <w:t>}</w:t>
+      </w:r>
+      <w:r>
+        <w:rPr>
+          <w:rFonts w:ascii="Consolas" w:eastAsia="Times New Roman" w:hAnsi="Consolas" w:cs="Times New Roman"/>
+          <w:color w:val="FCFCFA"/>
+          <w:sz w:val="21"/>
+          <w:szCs w:val="21"/>
+          <w:lang w:eastAsia="es-ES"/>
+        </w:rPr>
+        <w:t xml:space="preserve"> </w:t>
+      </w:r>
+      <w:proofErr w:type="spellStart"/>
+      <w:r>
+        <w:rPr>
+          <w:rFonts w:ascii="Consolas" w:eastAsia="Times New Roman" w:hAnsi="Consolas" w:cs="Times New Roman"/>
+          <w:color w:val="FF6188"/>
+          <w:sz w:val="21"/>
+          <w:szCs w:val="21"/>
+          <w:lang w:eastAsia="es-ES"/>
+        </w:rPr>
+        <w:t>from</w:t>
+      </w:r>
+      <w:proofErr w:type="spellEnd"/>
+      <w:r>
+        <w:rPr>
+          <w:rFonts w:ascii="Consolas" w:eastAsia="Times New Roman" w:hAnsi="Consolas" w:cs="Times New Roman"/>
+          <w:color w:val="FCFCFA"/>
+          <w:sz w:val="21"/>
+          <w:szCs w:val="21"/>
+          <w:lang w:eastAsia="es-ES"/>
+        </w:rPr>
+        <w:t xml:space="preserve"> </w:t>
+      </w:r>
+      <w:r>
+        <w:rPr>
+          <w:rFonts w:ascii="Consolas" w:eastAsia="Times New Roman" w:hAnsi="Consolas" w:cs="Times New Roman"/>
+          <w:color w:val="939293"/>
+          <w:sz w:val="21"/>
+          <w:szCs w:val="21"/>
+          <w:lang w:eastAsia="es-ES"/>
+        </w:rPr>
+        <w:t>'</w:t>
+      </w:r>
+      <w:proofErr w:type="spellStart"/>
+      <w:r>
+        <w:rPr>
+          <w:rFonts w:ascii="Consolas" w:eastAsia="Times New Roman" w:hAnsi="Consolas" w:cs="Times New Roman"/>
+          <w:color w:val="FFD866"/>
+          <w:sz w:val="21"/>
+          <w:szCs w:val="21"/>
+          <w:lang w:eastAsia="es-ES"/>
+        </w:rPr>
+        <w:t>react-native</w:t>
+      </w:r>
+      <w:proofErr w:type="spellEnd"/>
+      <w:r>
+        <w:rPr>
+          <w:rFonts w:ascii="Consolas" w:eastAsia="Times New Roman" w:hAnsi="Consolas" w:cs="Times New Roman"/>
+          <w:color w:val="939293"/>
+          <w:sz w:val="21"/>
+          <w:szCs w:val="21"/>
+          <w:lang w:eastAsia="es-ES"/>
+        </w:rPr>
+        <w:t>';</w:t>
+      </w:r>
+    </w:p>
+    <w:p>
+      <w:pPr>
+        <w:shd w:val="clear" w:color="auto" w:fill="2D2A2E"/>
+        <w:spacing w:after="0" w:line="285" w:lineRule="atLeast"/>
+        <w:rPr>
+          <w:rFonts w:ascii="Consolas" w:eastAsia="Times New Roman" w:hAnsi="Consolas" w:cs="Times New Roman"/>
+          <w:color w:val="FCFCFA"/>
+          <w:sz w:val="21"/>
+          <w:szCs w:val="21"/>
+          <w:lang w:eastAsia="es-ES"/>
+        </w:rPr>
+      </w:pPr>
+      <w:r>
+        <w:rPr>
+          <w:rFonts w:ascii="Consolas" w:eastAsia="Times New Roman" w:hAnsi="Consolas" w:cs="Times New Roman"/>
+          <w:color w:val="939293"/>
+          <w:sz w:val="21"/>
+          <w:szCs w:val="21"/>
+          <w:lang w:eastAsia="es-ES"/>
+        </w:rPr>
+        <w:t>&lt;</w:t>
+      </w:r>
+      <w:proofErr w:type="spellStart"/>
+      <w:r>
+        <w:rPr>
+          <w:rFonts w:ascii="Consolas" w:eastAsia="Times New Roman" w:hAnsi="Consolas" w:cs="Times New Roman"/>
+          <w:color w:val="FF6188"/>
+          <w:sz w:val="21"/>
+          <w:szCs w:val="21"/>
+          <w:lang w:eastAsia="es-ES"/>
+        </w:rPr>
+        <w:t>ActivityIndicator</w:t>
+      </w:r>
+      <w:proofErr w:type="spellEnd"/>
+      <w:r>
+        <w:rPr>
+          <w:rFonts w:ascii="Consolas" w:eastAsia="Times New Roman" w:hAnsi="Consolas" w:cs="Times New Roman"/>
+          <w:color w:val="939293"/>
+          <w:sz w:val="21"/>
+          <w:szCs w:val="21"/>
+          <w:lang w:eastAsia="es-ES"/>
+        </w:rPr>
+        <w:t>/&gt;</w:t>
+      </w:r>
+    </w:p>
+    <w:p>
+      <w:pPr>
+        <w:rPr>
+          <w:sz w:val="24"/>
+          <w:szCs w:val="24"/>
+        </w:rPr>
+      </w:pPr>
+      <w:r>
+        <w:rPr>
+          <w:sz w:val="24"/>
+          <w:szCs w:val="24"/>
+        </w:rPr>
+        <w:lastRenderedPageBreak/>
+        <w:t xml:space="preserve">21. </w:t>
+      </w:r>
+      <w:proofErr w:type="spellStart"/>
+      <w:r>
+        <w:rPr>
+          <w:sz w:val="24"/>
+          <w:szCs w:val="24"/>
+        </w:rPr>
+        <w:t>FlatList</w:t>
+      </w:r>
+      <w:proofErr w:type="spellEnd"/>
+      <w:r>
+        <w:rPr>
+          <w:sz w:val="24"/>
+          <w:szCs w:val="24"/>
+        </w:rPr>
+        <w:t>:</w:t>
+      </w:r>
+    </w:p>
+    <w:p>
+      <w:pPr>
+        <w:rPr>
+          <w:sz w:val="24"/>
+          <w:szCs w:val="24"/>
+        </w:rPr>
+      </w:pPr>
+      <w:r>
+        <w:rPr>
+          <w:sz w:val="24"/>
+          <w:szCs w:val="24"/>
+        </w:rPr>
+        <w:tab/>
+        <w:t xml:space="preserve">Es el componente </w:t>
+      </w:r>
+      <w:proofErr w:type="spellStart"/>
+      <w:r>
+        <w:rPr>
+          <w:sz w:val="24"/>
+          <w:szCs w:val="24"/>
+        </w:rPr>
+        <w:t>multi</w:t>
+      </w:r>
+      <w:proofErr w:type="spellEnd"/>
+      <w:r>
+        <w:rPr>
+          <w:sz w:val="24"/>
+          <w:szCs w:val="24"/>
+        </w:rPr>
+        <w:t xml:space="preserve"> SO que permite </w:t>
+      </w:r>
+      <w:proofErr w:type="spellStart"/>
+      <w:r>
+        <w:rPr>
+          <w:sz w:val="24"/>
+          <w:szCs w:val="24"/>
+        </w:rPr>
+        <w:t>renderizar</w:t>
+      </w:r>
+      <w:proofErr w:type="spellEnd"/>
+      <w:r>
+        <w:rPr>
+          <w:sz w:val="24"/>
+          <w:szCs w:val="24"/>
+        </w:rPr>
+        <w:t xml:space="preserve"> componentes a medida que se van mostrando haciendo </w:t>
+      </w:r>
+      <w:proofErr w:type="spellStart"/>
+      <w:r>
+        <w:rPr>
+          <w:sz w:val="24"/>
+          <w:szCs w:val="24"/>
+        </w:rPr>
+        <w:t>scroll</w:t>
+      </w:r>
+      <w:proofErr w:type="spellEnd"/>
+      <w:r>
+        <w:rPr>
+          <w:sz w:val="24"/>
+          <w:szCs w:val="24"/>
+        </w:rPr>
+        <w:t xml:space="preserve">, caso contrario a </w:t>
+      </w:r>
+      <w:proofErr w:type="spellStart"/>
+      <w:r>
+        <w:rPr>
+          <w:sz w:val="24"/>
+          <w:szCs w:val="24"/>
+        </w:rPr>
+        <w:t>ScrollView</w:t>
+      </w:r>
+      <w:proofErr w:type="spellEnd"/>
+      <w:r>
+        <w:rPr>
+          <w:sz w:val="24"/>
+          <w:szCs w:val="24"/>
+        </w:rPr>
+        <w:t xml:space="preserve">. También en vez de </w:t>
+      </w:r>
+      <w:proofErr w:type="gramStart"/>
+      <w:r>
+        <w:rPr>
+          <w:sz w:val="24"/>
+          <w:szCs w:val="24"/>
+        </w:rPr>
+        <w:t>usar .</w:t>
+      </w:r>
+      <w:proofErr w:type="spellStart"/>
+      <w:r>
+        <w:rPr>
+          <w:sz w:val="24"/>
+          <w:szCs w:val="24"/>
+        </w:rPr>
+        <w:t>map</w:t>
+      </w:r>
+      <w:proofErr w:type="spellEnd"/>
+      <w:proofErr w:type="gramEnd"/>
+      <w:r>
+        <w:rPr>
+          <w:sz w:val="24"/>
+          <w:szCs w:val="24"/>
+        </w:rPr>
+        <w:t xml:space="preserve"> usamos </w:t>
+      </w:r>
+      <w:proofErr w:type="spellStart"/>
+      <w:r>
+        <w:rPr>
+          <w:sz w:val="24"/>
+          <w:szCs w:val="24"/>
+        </w:rPr>
+        <w:t>FlatList</w:t>
+      </w:r>
+      <w:proofErr w:type="spellEnd"/>
+    </w:p>
+    <w:p>
+      <w:pPr>
+        <w:spacing w:before="100" w:beforeAutospacing="1" w:after="100" w:afterAutospacing="1" w:line="240" w:lineRule="auto"/>
+        <w:rPr>
+          <w:rFonts w:eastAsia="Times New Roman" w:cstheme="minorHAnsi"/>
+          <w:sz w:val="24"/>
+          <w:szCs w:val="24"/>
+          <w:lang w:eastAsia="es-ES"/>
+        </w:rPr>
+      </w:pPr>
+      <w:r>
+        <w:rPr>
+          <w:rFonts w:eastAsia="Times New Roman" w:cstheme="minorHAnsi"/>
+          <w:sz w:val="24"/>
+          <w:szCs w:val="24"/>
+          <w:lang w:eastAsia="es-ES"/>
+        </w:rPr>
+        <w:t>necesita principalmente 3 cosas:</w:t>
+      </w:r>
+    </w:p>
+    <w:p>
+      <w:pPr>
+        <w:numPr>
+          <w:ilvl w:val="0"/>
+          <w:numId w:val="5"/>
+        </w:numPr>
+        <w:spacing w:before="100" w:beforeAutospacing="1" w:after="100" w:afterAutospacing="1" w:line="240" w:lineRule="auto"/>
+        <w:rPr>
+          <w:rFonts w:eastAsia="Times New Roman" w:cstheme="minorHAnsi"/>
+          <w:sz w:val="24"/>
+          <w:szCs w:val="24"/>
+          <w:lang w:eastAsia="es-ES"/>
+        </w:rPr>
+      </w:pPr>
+      <w:r>
+        <w:rPr>
+          <w:rFonts w:eastAsia="Times New Roman" w:cstheme="minorHAnsi"/>
+          <w:b/>
+          <w:bCs/>
+          <w:sz w:val="24"/>
+          <w:szCs w:val="24"/>
+          <w:lang w:eastAsia="es-ES"/>
+        </w:rPr>
+        <w:t>data</w:t>
+      </w:r>
+      <w:r>
+        <w:rPr>
+          <w:rFonts w:eastAsia="Times New Roman" w:cstheme="minorHAnsi"/>
+          <w:sz w:val="24"/>
+          <w:szCs w:val="24"/>
+          <w:lang w:eastAsia="es-ES"/>
+        </w:rPr>
+        <w:t>: Un arreglo (</w:t>
+      </w:r>
+      <w:proofErr w:type="spellStart"/>
+      <w:r>
+        <w:rPr>
+          <w:rFonts w:eastAsia="Times New Roman" w:cstheme="minorHAnsi"/>
+          <w:sz w:val="24"/>
+          <w:szCs w:val="24"/>
+          <w:lang w:eastAsia="es-ES"/>
+        </w:rPr>
+        <w:t>array</w:t>
+      </w:r>
+      <w:proofErr w:type="spellEnd"/>
+      <w:r>
+        <w:rPr>
+          <w:rFonts w:eastAsia="Times New Roman" w:cstheme="minorHAnsi"/>
+          <w:sz w:val="24"/>
+          <w:szCs w:val="24"/>
+          <w:lang w:eastAsia="es-ES"/>
+        </w:rPr>
+        <w:t>) simple con la información que quieres mostrar.</w:t>
+      </w:r>
+    </w:p>
+    <w:p>
+      <w:pPr>
+        <w:numPr>
+          <w:ilvl w:val="0"/>
+          <w:numId w:val="5"/>
+        </w:numPr>
+        <w:spacing w:before="100" w:beforeAutospacing="1" w:after="100" w:afterAutospacing="1" w:line="240" w:lineRule="auto"/>
+        <w:rPr>
+          <w:rFonts w:eastAsia="Times New Roman" w:cstheme="minorHAnsi"/>
+          <w:sz w:val="24"/>
+          <w:szCs w:val="24"/>
+          <w:lang w:eastAsia="es-ES"/>
+        </w:rPr>
+      </w:pPr>
+      <w:proofErr w:type="spellStart"/>
+      <w:r>
+        <w:rPr>
+          <w:rFonts w:eastAsia="Times New Roman" w:cstheme="minorHAnsi"/>
+          <w:b/>
+          <w:bCs/>
+          <w:sz w:val="24"/>
+          <w:szCs w:val="24"/>
+          <w:lang w:eastAsia="es-ES"/>
+        </w:rPr>
+        <w:t>keyExtractor</w:t>
+      </w:r>
+      <w:proofErr w:type="spellEnd"/>
+      <w:r>
+        <w:rPr>
+          <w:rFonts w:eastAsia="Times New Roman" w:cstheme="minorHAnsi"/>
+          <w:sz w:val="24"/>
+          <w:szCs w:val="24"/>
+          <w:lang w:eastAsia="es-ES"/>
+        </w:rPr>
+        <w:t xml:space="preserve">: Una función que le dice a </w:t>
+      </w:r>
+      <w:proofErr w:type="spellStart"/>
+      <w:r>
+        <w:rPr>
+          <w:rFonts w:eastAsia="Times New Roman" w:cstheme="minorHAnsi"/>
+          <w:sz w:val="24"/>
+          <w:szCs w:val="24"/>
+          <w:lang w:eastAsia="es-ES"/>
+        </w:rPr>
+        <w:t>React</w:t>
+      </w:r>
+      <w:proofErr w:type="spellEnd"/>
+      <w:r>
+        <w:rPr>
+          <w:rFonts w:eastAsia="Times New Roman" w:cstheme="minorHAnsi"/>
+          <w:sz w:val="24"/>
+          <w:szCs w:val="24"/>
+          <w:lang w:eastAsia="es-ES"/>
+        </w:rPr>
+        <w:t xml:space="preserve"> </w:t>
+      </w:r>
+      <w:proofErr w:type="spellStart"/>
+      <w:r>
+        <w:rPr>
+          <w:rFonts w:eastAsia="Times New Roman" w:cstheme="minorHAnsi"/>
+          <w:sz w:val="24"/>
+          <w:szCs w:val="24"/>
+          <w:lang w:eastAsia="es-ES"/>
+        </w:rPr>
+        <w:t>Native</w:t>
+      </w:r>
+      <w:proofErr w:type="spellEnd"/>
+      <w:r>
+        <w:rPr>
+          <w:rFonts w:eastAsia="Times New Roman" w:cstheme="minorHAnsi"/>
+          <w:sz w:val="24"/>
+          <w:szCs w:val="24"/>
+          <w:lang w:eastAsia="es-ES"/>
+        </w:rPr>
+        <w:t xml:space="preserve"> cómo encontrar un identificador único (un ID, como un texto o un número) para cada elemento. Esto ayuda a que </w:t>
+      </w:r>
+      <w:proofErr w:type="spellStart"/>
+      <w:r>
+        <w:rPr>
+          <w:rFonts w:eastAsia="Times New Roman" w:cstheme="minorHAnsi"/>
+          <w:sz w:val="24"/>
+          <w:szCs w:val="24"/>
+          <w:lang w:eastAsia="es-ES"/>
+        </w:rPr>
+        <w:t>React</w:t>
+      </w:r>
+      <w:proofErr w:type="spellEnd"/>
+      <w:r>
+        <w:rPr>
+          <w:rFonts w:eastAsia="Times New Roman" w:cstheme="minorHAnsi"/>
+          <w:sz w:val="24"/>
+          <w:szCs w:val="24"/>
+          <w:lang w:eastAsia="es-ES"/>
+        </w:rPr>
+        <w:t xml:space="preserve"> </w:t>
+      </w:r>
+      <w:proofErr w:type="spellStart"/>
+      <w:r>
+        <w:rPr>
+          <w:rFonts w:eastAsia="Times New Roman" w:cstheme="minorHAnsi"/>
+          <w:sz w:val="24"/>
+          <w:szCs w:val="24"/>
+          <w:lang w:eastAsia="es-ES"/>
+        </w:rPr>
+        <w:t>Native</w:t>
+      </w:r>
+      <w:proofErr w:type="spellEnd"/>
+      <w:r>
+        <w:rPr>
+          <w:rFonts w:eastAsia="Times New Roman" w:cstheme="minorHAnsi"/>
+          <w:sz w:val="24"/>
+          <w:szCs w:val="24"/>
+          <w:lang w:eastAsia="es-ES"/>
+        </w:rPr>
+        <w:t xml:space="preserve"> no se confunda al reciclar los elementos.</w:t>
+      </w:r>
+    </w:p>
+    <w:p>
+      <w:pPr>
+        <w:numPr>
+          <w:ilvl w:val="0"/>
+          <w:numId w:val="5"/>
+        </w:numPr>
+        <w:spacing w:before="100" w:beforeAutospacing="1" w:after="100" w:afterAutospacing="1" w:line="240" w:lineRule="auto"/>
+        <w:rPr>
+          <w:rFonts w:eastAsia="Times New Roman" w:cstheme="minorHAnsi"/>
+          <w:sz w:val="24"/>
+          <w:szCs w:val="24"/>
+          <w:lang w:eastAsia="es-ES"/>
+        </w:rPr>
+      </w:pPr>
+      <w:proofErr w:type="spellStart"/>
+      <w:r>
+        <w:rPr>
+          <w:rFonts w:eastAsia="Times New Roman" w:cstheme="minorHAnsi"/>
+          <w:b/>
+          <w:bCs/>
+          <w:sz w:val="24"/>
+          <w:szCs w:val="24"/>
+          <w:lang w:eastAsia="es-ES"/>
+        </w:rPr>
+        <w:t>renderItem</w:t>
+      </w:r>
+      <w:proofErr w:type="spellEnd"/>
+      <w:r>
+        <w:rPr>
+          <w:rFonts w:eastAsia="Times New Roman" w:cstheme="minorHAnsi"/>
+          <w:sz w:val="24"/>
+          <w:szCs w:val="24"/>
+          <w:lang w:eastAsia="es-ES"/>
+        </w:rPr>
+        <w:t>: Una función que toma un solo elemento de tu data y devuelve el componente visual (UI) de cómo quieres que se vea ese elemento en la pantalla.</w:t>
+      </w:r>
+    </w:p>
+    <w:p>
+      <w:pPr>
+        <w:shd w:val="clear" w:color="auto" w:fill="2D2A2E"/>
+        <w:spacing w:line="285" w:lineRule="atLeast"/>
+        <w:rPr>
+          <w:rFonts w:ascii="Consolas" w:eastAsia="Times New Roman" w:hAnsi="Consolas" w:cs="Times New Roman"/>
+          <w:color w:val="FCFCFA"/>
+          <w:sz w:val="21"/>
+          <w:szCs w:val="21"/>
+          <w:lang w:eastAsia="es-ES"/>
+        </w:rPr>
+      </w:pPr>
+      <w:proofErr w:type="spellStart"/>
+      <w:r>
+        <w:rPr>
+          <w:rFonts w:ascii="Consolas" w:eastAsia="Times New Roman" w:hAnsi="Consolas" w:cs="Times New Roman"/>
+          <w:color w:val="FF6188"/>
+          <w:sz w:val="21"/>
+          <w:szCs w:val="21"/>
+          <w:lang w:eastAsia="es-ES"/>
+        </w:rPr>
+        <w:t>import</w:t>
+      </w:r>
+      <w:proofErr w:type="spellEnd"/>
+      <w:r>
+        <w:rPr>
+          <w:rFonts w:ascii="Consolas" w:eastAsia="Times New Roman" w:hAnsi="Consolas" w:cs="Times New Roman"/>
+          <w:color w:val="FCFCFA"/>
+          <w:sz w:val="21"/>
+          <w:szCs w:val="21"/>
+          <w:lang w:eastAsia="es-ES"/>
+        </w:rPr>
+        <w:t xml:space="preserve"> </w:t>
+      </w:r>
+      <w:proofErr w:type="gramStart"/>
+      <w:r>
+        <w:rPr>
+          <w:rFonts w:ascii="Consolas" w:eastAsia="Times New Roman" w:hAnsi="Consolas" w:cs="Times New Roman"/>
+          <w:color w:val="939293"/>
+          <w:sz w:val="21"/>
+          <w:szCs w:val="21"/>
+          <w:lang w:eastAsia="es-ES"/>
+        </w:rPr>
+        <w:t>{</w:t>
+      </w:r>
+      <w:r>
+        <w:rPr>
+          <w:rFonts w:ascii="Consolas" w:eastAsia="Times New Roman" w:hAnsi="Consolas" w:cs="Times New Roman"/>
+          <w:color w:val="FCFCFA"/>
+          <w:sz w:val="21"/>
+          <w:szCs w:val="21"/>
+          <w:lang w:eastAsia="es-ES"/>
+        </w:rPr>
+        <w:t xml:space="preserve"> </w:t>
+      </w:r>
+      <w:proofErr w:type="spellStart"/>
+      <w:r>
+        <w:rPr>
+          <w:rFonts w:ascii="Consolas" w:eastAsia="Times New Roman" w:hAnsi="Consolas" w:cs="Times New Roman"/>
+          <w:color w:val="FCFCFA"/>
+          <w:sz w:val="21"/>
+          <w:szCs w:val="21"/>
+          <w:lang w:eastAsia="es-ES"/>
+        </w:rPr>
+        <w:t>FlatList</w:t>
+      </w:r>
+      <w:proofErr w:type="spellEnd"/>
+      <w:proofErr w:type="gramEnd"/>
+      <w:r>
+        <w:rPr>
+          <w:rFonts w:ascii="Consolas" w:eastAsia="Times New Roman" w:hAnsi="Consolas" w:cs="Times New Roman"/>
+          <w:color w:val="FCFCFA"/>
+          <w:sz w:val="21"/>
+          <w:szCs w:val="21"/>
+          <w:lang w:eastAsia="es-ES"/>
+        </w:rPr>
+        <w:t xml:space="preserve"> </w:t>
+      </w:r>
+      <w:r>
+        <w:rPr>
+          <w:rFonts w:ascii="Consolas" w:eastAsia="Times New Roman" w:hAnsi="Consolas" w:cs="Times New Roman"/>
+          <w:color w:val="939293"/>
+          <w:sz w:val="21"/>
+          <w:szCs w:val="21"/>
+          <w:lang w:eastAsia="es-ES"/>
+        </w:rPr>
+        <w:t>}</w:t>
+      </w:r>
+      <w:r>
+        <w:rPr>
+          <w:rFonts w:ascii="Consolas" w:eastAsia="Times New Roman" w:hAnsi="Consolas" w:cs="Times New Roman"/>
+          <w:color w:val="FCFCFA"/>
+          <w:sz w:val="21"/>
+          <w:szCs w:val="21"/>
+          <w:lang w:eastAsia="es-ES"/>
+        </w:rPr>
+        <w:t xml:space="preserve"> </w:t>
+      </w:r>
+      <w:proofErr w:type="spellStart"/>
+      <w:r>
+        <w:rPr>
+          <w:rFonts w:ascii="Consolas" w:eastAsia="Times New Roman" w:hAnsi="Consolas" w:cs="Times New Roman"/>
+          <w:color w:val="FF6188"/>
+          <w:sz w:val="21"/>
+          <w:szCs w:val="21"/>
+          <w:lang w:eastAsia="es-ES"/>
+        </w:rPr>
+        <w:t>from</w:t>
+      </w:r>
+      <w:proofErr w:type="spellEnd"/>
+      <w:r>
+        <w:rPr>
+          <w:rFonts w:ascii="Consolas" w:eastAsia="Times New Roman" w:hAnsi="Consolas" w:cs="Times New Roman"/>
+          <w:color w:val="FCFCFA"/>
+          <w:sz w:val="21"/>
+          <w:szCs w:val="21"/>
+          <w:lang w:eastAsia="es-ES"/>
+        </w:rPr>
+        <w:t xml:space="preserve"> </w:t>
+      </w:r>
+      <w:r>
+        <w:rPr>
+          <w:rFonts w:ascii="Consolas" w:eastAsia="Times New Roman" w:hAnsi="Consolas" w:cs="Times New Roman"/>
+          <w:color w:val="939293"/>
+          <w:sz w:val="21"/>
+          <w:szCs w:val="21"/>
+          <w:lang w:eastAsia="es-ES"/>
+        </w:rPr>
+        <w:t>'</w:t>
+      </w:r>
+      <w:proofErr w:type="spellStart"/>
+      <w:r>
+        <w:rPr>
+          <w:rFonts w:ascii="Consolas" w:eastAsia="Times New Roman" w:hAnsi="Consolas" w:cs="Times New Roman"/>
+          <w:color w:val="FFD866"/>
+          <w:sz w:val="21"/>
+          <w:szCs w:val="21"/>
+          <w:lang w:eastAsia="es-ES"/>
+        </w:rPr>
+        <w:t>react-native</w:t>
+      </w:r>
+      <w:proofErr w:type="spellEnd"/>
+      <w:r>
+        <w:rPr>
+          <w:rFonts w:ascii="Consolas" w:eastAsia="Times New Roman" w:hAnsi="Consolas" w:cs="Times New Roman"/>
+          <w:color w:val="939293"/>
+          <w:sz w:val="21"/>
+          <w:szCs w:val="21"/>
+          <w:lang w:eastAsia="es-ES"/>
+        </w:rPr>
+        <w:t>';</w:t>
+      </w:r>
+    </w:p>
+    <w:p>
+      <w:pPr>
+        <w:shd w:val="clear" w:color="auto" w:fill="2D2A2E"/>
+        <w:spacing w:after="0" w:line="285" w:lineRule="atLeast"/>
+        <w:rPr>
+          <w:rFonts w:ascii="Consolas" w:eastAsia="Times New Roman" w:hAnsi="Consolas" w:cs="Times New Roman"/>
+          <w:color w:val="FCFCFA"/>
+          <w:sz w:val="21"/>
+          <w:szCs w:val="21"/>
+          <w:lang w:eastAsia="es-ES"/>
+        </w:rPr>
+      </w:pPr>
+      <w:r>
+        <w:rPr>
+          <w:rFonts w:ascii="Consolas" w:eastAsia="Times New Roman" w:hAnsi="Consolas" w:cs="Times New Roman"/>
+          <w:color w:val="939293"/>
+          <w:sz w:val="21"/>
+          <w:szCs w:val="21"/>
+          <w:lang w:eastAsia="es-ES"/>
+        </w:rPr>
+        <w:t>&lt;</w:t>
+      </w:r>
+      <w:proofErr w:type="spellStart"/>
+      <w:r>
+        <w:rPr>
+          <w:rFonts w:ascii="Consolas" w:eastAsia="Times New Roman" w:hAnsi="Consolas" w:cs="Times New Roman"/>
+          <w:color w:val="FF6188"/>
+          <w:sz w:val="21"/>
+          <w:szCs w:val="21"/>
+          <w:lang w:eastAsia="es-ES"/>
+        </w:rPr>
+        <w:t>FlatList</w:t>
+      </w:r>
+      <w:proofErr w:type="spellEnd"/>
+    </w:p>
+    <w:p>
+      <w:pPr>
+        <w:shd w:val="clear" w:color="auto" w:fill="2D2A2E"/>
+        <w:spacing w:after="0" w:line="285" w:lineRule="atLeast"/>
+        <w:rPr>
+          <w:rFonts w:ascii="Consolas" w:eastAsia="Times New Roman" w:hAnsi="Consolas" w:cs="Times New Roman"/>
+          <w:color w:val="FCFCFA"/>
+          <w:sz w:val="21"/>
+          <w:szCs w:val="21"/>
+          <w:lang w:eastAsia="es-ES"/>
+        </w:rPr>
+      </w:pPr>
+      <w:r>
+        <w:rPr>
+          <w:rFonts w:ascii="Consolas" w:eastAsia="Times New Roman" w:hAnsi="Consolas" w:cs="Times New Roman"/>
+          <w:color w:val="FCFCFA"/>
+          <w:sz w:val="21"/>
+          <w:szCs w:val="21"/>
+          <w:lang w:eastAsia="es-ES"/>
+        </w:rPr>
+        <w:t xml:space="preserve">  </w:t>
+      </w:r>
+      <w:r>
+        <w:rPr>
+          <w:rFonts w:ascii="Consolas" w:eastAsia="Times New Roman" w:hAnsi="Consolas" w:cs="Times New Roman"/>
+          <w:i/>
+          <w:iCs/>
+          <w:color w:val="78DCE8"/>
+          <w:sz w:val="21"/>
+          <w:szCs w:val="21"/>
+          <w:lang w:eastAsia="es-ES"/>
+        </w:rPr>
+        <w:t>data</w:t>
+      </w:r>
+      <w:r>
+        <w:rPr>
+          <w:rFonts w:ascii="Consolas" w:eastAsia="Times New Roman" w:hAnsi="Consolas" w:cs="Times New Roman"/>
+          <w:color w:val="FF6188"/>
+          <w:sz w:val="21"/>
+          <w:szCs w:val="21"/>
+          <w:lang w:eastAsia="es-ES"/>
+        </w:rPr>
+        <w:t>=</w:t>
+      </w:r>
+      <w:r>
+        <w:rPr>
+          <w:rFonts w:ascii="Consolas" w:eastAsia="Times New Roman" w:hAnsi="Consolas" w:cs="Times New Roman"/>
+          <w:color w:val="FC9867"/>
+          <w:sz w:val="21"/>
+          <w:szCs w:val="21"/>
+          <w:lang w:eastAsia="es-ES"/>
+        </w:rPr>
+        <w:t>{</w:t>
+      </w:r>
+      <w:r>
+        <w:rPr>
+          <w:rFonts w:ascii="Consolas" w:eastAsia="Times New Roman" w:hAnsi="Consolas" w:cs="Times New Roman"/>
+          <w:color w:val="FCFCFA"/>
+          <w:sz w:val="21"/>
+          <w:szCs w:val="21"/>
+          <w:lang w:eastAsia="es-ES"/>
+        </w:rPr>
+        <w:t>noticias</w:t>
+      </w:r>
+      <w:r>
+        <w:rPr>
+          <w:rFonts w:ascii="Consolas" w:eastAsia="Times New Roman" w:hAnsi="Consolas" w:cs="Times New Roman"/>
+          <w:color w:val="FC9867"/>
+          <w:sz w:val="21"/>
+          <w:szCs w:val="21"/>
+          <w:lang w:eastAsia="es-ES"/>
+        </w:rPr>
+        <w:t>}</w:t>
+      </w:r>
+    </w:p>
+    <w:p>
+      <w:pPr>
+        <w:shd w:val="clear" w:color="auto" w:fill="2D2A2E"/>
+        <w:spacing w:after="0" w:line="285" w:lineRule="atLeast"/>
+        <w:rPr>
+          <w:rFonts w:ascii="Consolas" w:eastAsia="Times New Roman" w:hAnsi="Consolas" w:cs="Times New Roman"/>
+          <w:color w:val="FCFCFA"/>
+          <w:sz w:val="21"/>
+          <w:szCs w:val="21"/>
+          <w:lang w:eastAsia="es-ES"/>
+        </w:rPr>
+      </w:pPr>
+      <w:r>
+        <w:rPr>
+          <w:rFonts w:ascii="Consolas" w:eastAsia="Times New Roman" w:hAnsi="Consolas" w:cs="Times New Roman"/>
+          <w:color w:val="FCFCFA"/>
+          <w:sz w:val="21"/>
+          <w:szCs w:val="21"/>
+          <w:lang w:eastAsia="es-ES"/>
+        </w:rPr>
+        <w:t xml:space="preserve">  </w:t>
+      </w:r>
+      <w:proofErr w:type="spellStart"/>
+      <w:r>
+        <w:rPr>
+          <w:rFonts w:ascii="Consolas" w:eastAsia="Times New Roman" w:hAnsi="Consolas" w:cs="Times New Roman"/>
+          <w:i/>
+          <w:iCs/>
+          <w:color w:val="78DCE8"/>
+          <w:sz w:val="21"/>
+          <w:szCs w:val="21"/>
+          <w:lang w:eastAsia="es-ES"/>
+        </w:rPr>
+        <w:t>keyExtractor</w:t>
+      </w:r>
+      <w:proofErr w:type="spellEnd"/>
+      <w:r>
+        <w:rPr>
+          <w:rFonts w:ascii="Consolas" w:eastAsia="Times New Roman" w:hAnsi="Consolas" w:cs="Times New Roman"/>
+          <w:color w:val="FF6188"/>
+          <w:sz w:val="21"/>
+          <w:szCs w:val="21"/>
+          <w:lang w:eastAsia="es-ES"/>
+        </w:rPr>
+        <w:t>=</w:t>
+      </w:r>
+      <w:r>
+        <w:rPr>
+          <w:rFonts w:ascii="Consolas" w:eastAsia="Times New Roman" w:hAnsi="Consolas" w:cs="Times New Roman"/>
+          <w:color w:val="FC9867"/>
+          <w:sz w:val="21"/>
+          <w:szCs w:val="21"/>
+          <w:lang w:eastAsia="es-ES"/>
+        </w:rPr>
+        <w:t>{</w:t>
+      </w:r>
+      <w:r>
+        <w:rPr>
+          <w:rFonts w:ascii="Consolas" w:eastAsia="Times New Roman" w:hAnsi="Consolas" w:cs="Times New Roman"/>
+          <w:i/>
+          <w:iCs/>
+          <w:color w:val="FC9867"/>
+          <w:sz w:val="21"/>
+          <w:szCs w:val="21"/>
+          <w:lang w:eastAsia="es-ES"/>
+        </w:rPr>
+        <w:t>n</w:t>
+      </w:r>
+      <w:r>
+        <w:rPr>
+          <w:rFonts w:ascii="Consolas" w:eastAsia="Times New Roman" w:hAnsi="Consolas" w:cs="Times New Roman"/>
+          <w:color w:val="FF6188"/>
+          <w:sz w:val="21"/>
+          <w:szCs w:val="21"/>
+          <w:lang w:eastAsia="es-ES"/>
+        </w:rPr>
+        <w:t>=&gt;</w:t>
+      </w:r>
+      <w:proofErr w:type="spellStart"/>
+      <w:r>
+        <w:rPr>
+          <w:rFonts w:ascii="Consolas" w:eastAsia="Times New Roman" w:hAnsi="Consolas" w:cs="Times New Roman"/>
+          <w:color w:val="FCFCFA"/>
+          <w:sz w:val="21"/>
+          <w:szCs w:val="21"/>
+          <w:lang w:eastAsia="es-ES"/>
+        </w:rPr>
+        <w:t>n</w:t>
+      </w:r>
+      <w:r>
+        <w:rPr>
+          <w:rFonts w:ascii="Consolas" w:eastAsia="Times New Roman" w:hAnsi="Consolas" w:cs="Times New Roman"/>
+          <w:color w:val="939293"/>
+          <w:sz w:val="21"/>
+          <w:szCs w:val="21"/>
+          <w:lang w:eastAsia="es-ES"/>
+        </w:rPr>
+        <w:t>.</w:t>
+      </w:r>
+      <w:r>
+        <w:rPr>
+          <w:rFonts w:ascii="Consolas" w:eastAsia="Times New Roman" w:hAnsi="Consolas" w:cs="Times New Roman"/>
+          <w:color w:val="FCFCFA"/>
+          <w:sz w:val="21"/>
+          <w:szCs w:val="21"/>
+          <w:lang w:eastAsia="es-ES"/>
+        </w:rPr>
+        <w:t>id_noticia</w:t>
+      </w:r>
+      <w:proofErr w:type="spellEnd"/>
+      <w:r>
+        <w:rPr>
+          <w:rFonts w:ascii="Consolas" w:eastAsia="Times New Roman" w:hAnsi="Consolas" w:cs="Times New Roman"/>
+          <w:color w:val="FC9867"/>
+          <w:sz w:val="21"/>
+          <w:szCs w:val="21"/>
+          <w:lang w:eastAsia="es-ES"/>
+        </w:rPr>
+        <w:t>}</w:t>
+      </w:r>
+    </w:p>
+    <w:p>
+      <w:pPr>
+        <w:shd w:val="clear" w:color="auto" w:fill="2D2A2E"/>
+        <w:spacing w:after="0" w:line="285" w:lineRule="atLeast"/>
+        <w:rPr>
+          <w:rFonts w:ascii="Consolas" w:eastAsia="Times New Roman" w:hAnsi="Consolas" w:cs="Times New Roman"/>
+          <w:color w:val="FCFCFA"/>
+          <w:sz w:val="21"/>
+          <w:szCs w:val="21"/>
+          <w:lang w:eastAsia="es-ES"/>
+        </w:rPr>
+      </w:pPr>
+      <w:r>
+        <w:rPr>
+          <w:rFonts w:ascii="Consolas" w:eastAsia="Times New Roman" w:hAnsi="Consolas" w:cs="Times New Roman"/>
+          <w:color w:val="FCFCFA"/>
+          <w:sz w:val="21"/>
+          <w:szCs w:val="21"/>
+          <w:lang w:eastAsia="es-ES"/>
+        </w:rPr>
+        <w:t xml:space="preserve">  </w:t>
+      </w:r>
+      <w:proofErr w:type="spellStart"/>
+      <w:r>
+        <w:rPr>
+          <w:rFonts w:ascii="Consolas" w:eastAsia="Times New Roman" w:hAnsi="Consolas" w:cs="Times New Roman"/>
+          <w:i/>
+          <w:iCs/>
+          <w:color w:val="78DCE8"/>
+          <w:sz w:val="21"/>
+          <w:szCs w:val="21"/>
+          <w:lang w:eastAsia="es-ES"/>
+        </w:rPr>
+        <w:t>renderItem</w:t>
+      </w:r>
+      <w:proofErr w:type="spellEnd"/>
+      <w:r>
+        <w:rPr>
+          <w:rFonts w:ascii="Consolas" w:eastAsia="Times New Roman" w:hAnsi="Consolas" w:cs="Times New Roman"/>
+          <w:color w:val="FF6188"/>
+          <w:sz w:val="21"/>
+          <w:szCs w:val="21"/>
+          <w:lang w:eastAsia="es-ES"/>
+        </w:rPr>
+        <w:t>=</w:t>
+      </w:r>
+      <w:r>
+        <w:rPr>
+          <w:rFonts w:ascii="Consolas" w:eastAsia="Times New Roman" w:hAnsi="Consolas" w:cs="Times New Roman"/>
+          <w:color w:val="FC9867"/>
+          <w:sz w:val="21"/>
+          <w:szCs w:val="21"/>
+          <w:lang w:eastAsia="es-ES"/>
+        </w:rPr>
+        <w:t>{</w:t>
+      </w:r>
+      <w:r>
+        <w:rPr>
+          <w:rFonts w:ascii="Consolas" w:eastAsia="Times New Roman" w:hAnsi="Consolas" w:cs="Times New Roman"/>
+          <w:color w:val="939293"/>
+          <w:sz w:val="21"/>
+          <w:szCs w:val="21"/>
+          <w:lang w:eastAsia="es-ES"/>
+        </w:rPr>
+        <w:t>({</w:t>
+      </w:r>
+      <w:proofErr w:type="spellStart"/>
+      <w:r>
+        <w:rPr>
+          <w:rFonts w:ascii="Consolas" w:eastAsia="Times New Roman" w:hAnsi="Consolas" w:cs="Times New Roman"/>
+          <w:i/>
+          <w:iCs/>
+          <w:color w:val="FC9867"/>
+          <w:sz w:val="21"/>
+          <w:szCs w:val="21"/>
+          <w:lang w:eastAsia="es-ES"/>
+        </w:rPr>
+        <w:t>item</w:t>
+      </w:r>
+      <w:proofErr w:type="spellEnd"/>
+      <w:proofErr w:type="gramStart"/>
+      <w:r>
+        <w:rPr>
+          <w:rFonts w:ascii="Consolas" w:eastAsia="Times New Roman" w:hAnsi="Consolas" w:cs="Times New Roman"/>
+          <w:color w:val="939293"/>
+          <w:sz w:val="21"/>
+          <w:szCs w:val="21"/>
+          <w:lang w:eastAsia="es-ES"/>
+        </w:rPr>
+        <w:t>})</w:t>
+      </w:r>
+      <w:r>
+        <w:rPr>
+          <w:rFonts w:ascii="Consolas" w:eastAsia="Times New Roman" w:hAnsi="Consolas" w:cs="Times New Roman"/>
+          <w:color w:val="FF6188"/>
+          <w:sz w:val="21"/>
+          <w:szCs w:val="21"/>
+          <w:lang w:eastAsia="es-ES"/>
+        </w:rPr>
+        <w:t>=</w:t>
+      </w:r>
+      <w:proofErr w:type="gramEnd"/>
+      <w:r>
+        <w:rPr>
+          <w:rFonts w:ascii="Consolas" w:eastAsia="Times New Roman" w:hAnsi="Consolas" w:cs="Times New Roman"/>
+          <w:color w:val="FF6188"/>
+          <w:sz w:val="21"/>
+          <w:szCs w:val="21"/>
+          <w:lang w:eastAsia="es-ES"/>
+        </w:rPr>
+        <w:t>&gt;</w:t>
+      </w:r>
+      <w:r>
+        <w:rPr>
+          <w:rFonts w:ascii="Consolas" w:eastAsia="Times New Roman" w:hAnsi="Consolas" w:cs="Times New Roman"/>
+          <w:color w:val="939293"/>
+          <w:sz w:val="21"/>
+          <w:szCs w:val="21"/>
+          <w:lang w:eastAsia="es-ES"/>
+        </w:rPr>
+        <w:t>(</w:t>
+      </w:r>
+    </w:p>
+    <w:p>
+      <w:pPr>
+        <w:shd w:val="clear" w:color="auto" w:fill="2D2A2E"/>
+        <w:spacing w:after="0" w:line="285" w:lineRule="atLeast"/>
+        <w:rPr>
+          <w:rFonts w:ascii="Consolas" w:eastAsia="Times New Roman" w:hAnsi="Consolas" w:cs="Times New Roman"/>
+          <w:color w:val="FCFCFA"/>
+          <w:sz w:val="21"/>
+          <w:szCs w:val="21"/>
+          <w:lang w:eastAsia="es-ES"/>
+        </w:rPr>
+      </w:pPr>
+      <w:r>
+        <w:rPr>
+          <w:rFonts w:ascii="Consolas" w:eastAsia="Times New Roman" w:hAnsi="Consolas" w:cs="Times New Roman"/>
+          <w:color w:val="FCFCFA"/>
+          <w:sz w:val="21"/>
+          <w:szCs w:val="21"/>
+          <w:lang w:eastAsia="es-ES"/>
+        </w:rPr>
+        <w:t>     </w:t>
+      </w:r>
+      <w:r>
+        <w:rPr>
+          <w:rFonts w:ascii="Consolas" w:eastAsia="Times New Roman" w:hAnsi="Consolas" w:cs="Times New Roman"/>
+          <w:color w:val="939293"/>
+          <w:sz w:val="21"/>
+          <w:szCs w:val="21"/>
+          <w:lang w:eastAsia="es-ES"/>
+        </w:rPr>
+        <w:t>&lt;</w:t>
+      </w:r>
+      <w:r>
+        <w:rPr>
+          <w:rFonts w:ascii="Consolas" w:eastAsia="Times New Roman" w:hAnsi="Consolas" w:cs="Times New Roman"/>
+          <w:color w:val="FF6188"/>
+          <w:sz w:val="21"/>
+          <w:szCs w:val="21"/>
+          <w:lang w:eastAsia="es-ES"/>
+        </w:rPr>
+        <w:t>View</w:t>
+      </w:r>
+      <w:r>
+        <w:rPr>
+          <w:rFonts w:ascii="Consolas" w:eastAsia="Times New Roman" w:hAnsi="Consolas" w:cs="Times New Roman"/>
+          <w:color w:val="FCFCFA"/>
+          <w:sz w:val="21"/>
+          <w:szCs w:val="21"/>
+          <w:lang w:eastAsia="es-ES"/>
+        </w:rPr>
+        <w:t xml:space="preserve"> </w:t>
+      </w:r>
+      <w:proofErr w:type="spellStart"/>
+      <w:r>
+        <w:rPr>
+          <w:rFonts w:ascii="Consolas" w:eastAsia="Times New Roman" w:hAnsi="Consolas" w:cs="Times New Roman"/>
+          <w:i/>
+          <w:iCs/>
+          <w:color w:val="78DCE8"/>
+          <w:sz w:val="21"/>
+          <w:szCs w:val="21"/>
+          <w:lang w:eastAsia="es-ES"/>
+        </w:rPr>
+        <w:t>style</w:t>
+      </w:r>
+      <w:proofErr w:type="spellEnd"/>
+      <w:r>
+        <w:rPr>
+          <w:rFonts w:ascii="Consolas" w:eastAsia="Times New Roman" w:hAnsi="Consolas" w:cs="Times New Roman"/>
+          <w:color w:val="FF6188"/>
+          <w:sz w:val="21"/>
+          <w:szCs w:val="21"/>
+          <w:lang w:eastAsia="es-ES"/>
+        </w:rPr>
+        <w:t>=</w:t>
+      </w:r>
+      <w:r>
+        <w:rPr>
+          <w:rFonts w:ascii="Consolas" w:eastAsia="Times New Roman" w:hAnsi="Consolas" w:cs="Times New Roman"/>
+          <w:color w:val="FC9867"/>
+          <w:sz w:val="21"/>
+          <w:szCs w:val="21"/>
+          <w:lang w:eastAsia="es-ES"/>
+        </w:rPr>
+        <w:t>{</w:t>
+      </w:r>
+      <w:proofErr w:type="spellStart"/>
+      <w:proofErr w:type="gramStart"/>
+      <w:r>
+        <w:rPr>
+          <w:rFonts w:ascii="Consolas" w:eastAsia="Times New Roman" w:hAnsi="Consolas" w:cs="Times New Roman"/>
+          <w:color w:val="FCFCFA"/>
+          <w:sz w:val="21"/>
+          <w:szCs w:val="21"/>
+          <w:lang w:eastAsia="es-ES"/>
+        </w:rPr>
+        <w:t>styles</w:t>
+      </w:r>
+      <w:r>
+        <w:rPr>
+          <w:rFonts w:ascii="Consolas" w:eastAsia="Times New Roman" w:hAnsi="Consolas" w:cs="Times New Roman"/>
+          <w:color w:val="939293"/>
+          <w:sz w:val="21"/>
+          <w:szCs w:val="21"/>
+          <w:lang w:eastAsia="es-ES"/>
+        </w:rPr>
+        <w:t>.</w:t>
+      </w:r>
+      <w:r>
+        <w:rPr>
+          <w:rFonts w:ascii="Consolas" w:eastAsia="Times New Roman" w:hAnsi="Consolas" w:cs="Times New Roman"/>
+          <w:color w:val="FCFCFA"/>
+          <w:sz w:val="21"/>
+          <w:szCs w:val="21"/>
+          <w:lang w:eastAsia="es-ES"/>
+        </w:rPr>
+        <w:t>card</w:t>
+      </w:r>
+      <w:proofErr w:type="spellEnd"/>
+      <w:proofErr w:type="gramEnd"/>
+      <w:r>
+        <w:rPr>
+          <w:rFonts w:ascii="Consolas" w:eastAsia="Times New Roman" w:hAnsi="Consolas" w:cs="Times New Roman"/>
+          <w:color w:val="FC9867"/>
+          <w:sz w:val="21"/>
+          <w:szCs w:val="21"/>
+          <w:lang w:eastAsia="es-ES"/>
+        </w:rPr>
+        <w:t>}</w:t>
+      </w:r>
+      <w:r>
+        <w:rPr>
+          <w:rFonts w:ascii="Consolas" w:eastAsia="Times New Roman" w:hAnsi="Consolas" w:cs="Times New Roman"/>
+          <w:color w:val="939293"/>
+          <w:sz w:val="21"/>
+          <w:szCs w:val="21"/>
+          <w:lang w:eastAsia="es-ES"/>
+        </w:rPr>
+        <w:t>&gt;</w:t>
+      </w:r>
+    </w:p>
+    <w:p>
+      <w:pPr>
+        <w:shd w:val="clear" w:color="auto" w:fill="2D2A2E"/>
+        <w:spacing w:after="0" w:line="285" w:lineRule="atLeast"/>
+        <w:rPr>
+          <w:rFonts w:ascii="Consolas" w:eastAsia="Times New Roman" w:hAnsi="Consolas" w:cs="Times New Roman"/>
+          <w:color w:val="FCFCFA"/>
+          <w:sz w:val="21"/>
+          <w:szCs w:val="21"/>
+          <w:lang w:eastAsia="es-ES"/>
+        </w:rPr>
+      </w:pPr>
+      <w:r>
+        <w:rPr>
+          <w:rFonts w:ascii="Consolas" w:eastAsia="Times New Roman" w:hAnsi="Consolas" w:cs="Times New Roman"/>
+          <w:color w:val="FCFCFA"/>
+          <w:sz w:val="21"/>
+          <w:szCs w:val="21"/>
+          <w:lang w:eastAsia="es-ES"/>
+        </w:rPr>
+        <w:t xml:space="preserve">        </w:t>
+      </w:r>
+      <w:r>
+        <w:rPr>
+          <w:rFonts w:ascii="Consolas" w:eastAsia="Times New Roman" w:hAnsi="Consolas" w:cs="Times New Roman"/>
+          <w:color w:val="939293"/>
+          <w:sz w:val="21"/>
+          <w:szCs w:val="21"/>
+          <w:lang w:eastAsia="es-ES"/>
+        </w:rPr>
+        <w:t>&lt;</w:t>
+      </w:r>
+      <w:r>
+        <w:rPr>
+          <w:rFonts w:ascii="Consolas" w:eastAsia="Times New Roman" w:hAnsi="Consolas" w:cs="Times New Roman"/>
+          <w:color w:val="FF6188"/>
+          <w:sz w:val="21"/>
+          <w:szCs w:val="21"/>
+          <w:lang w:eastAsia="es-ES"/>
+        </w:rPr>
+        <w:t>Text</w:t>
+      </w:r>
+      <w:r>
+        <w:rPr>
+          <w:rFonts w:ascii="Consolas" w:eastAsia="Times New Roman" w:hAnsi="Consolas" w:cs="Times New Roman"/>
+          <w:color w:val="FCFCFA"/>
+          <w:sz w:val="21"/>
+          <w:szCs w:val="21"/>
+          <w:lang w:eastAsia="es-ES"/>
+        </w:rPr>
+        <w:t xml:space="preserve"> </w:t>
+      </w:r>
+      <w:proofErr w:type="spellStart"/>
+      <w:r>
+        <w:rPr>
+          <w:rFonts w:ascii="Consolas" w:eastAsia="Times New Roman" w:hAnsi="Consolas" w:cs="Times New Roman"/>
+          <w:i/>
+          <w:iCs/>
+          <w:color w:val="78DCE8"/>
+          <w:sz w:val="21"/>
+          <w:szCs w:val="21"/>
+          <w:lang w:eastAsia="es-ES"/>
+        </w:rPr>
+        <w:t>style</w:t>
+      </w:r>
+      <w:proofErr w:type="spellEnd"/>
+      <w:r>
+        <w:rPr>
+          <w:rFonts w:ascii="Consolas" w:eastAsia="Times New Roman" w:hAnsi="Consolas" w:cs="Times New Roman"/>
+          <w:color w:val="FF6188"/>
+          <w:sz w:val="21"/>
+          <w:szCs w:val="21"/>
+          <w:lang w:eastAsia="es-ES"/>
+        </w:rPr>
+        <w:t>=</w:t>
+      </w:r>
+      <w:r>
+        <w:rPr>
+          <w:rFonts w:ascii="Consolas" w:eastAsia="Times New Roman" w:hAnsi="Consolas" w:cs="Times New Roman"/>
+          <w:color w:val="FC9867"/>
+          <w:sz w:val="21"/>
+          <w:szCs w:val="21"/>
+          <w:lang w:eastAsia="es-ES"/>
+        </w:rPr>
+        <w:t>{</w:t>
+      </w:r>
+      <w:proofErr w:type="spellStart"/>
+      <w:proofErr w:type="gramStart"/>
+      <w:r>
+        <w:rPr>
+          <w:rFonts w:ascii="Consolas" w:eastAsia="Times New Roman" w:hAnsi="Consolas" w:cs="Times New Roman"/>
+          <w:color w:val="FCFCFA"/>
+          <w:sz w:val="21"/>
+          <w:szCs w:val="21"/>
+          <w:lang w:eastAsia="es-ES"/>
+        </w:rPr>
+        <w:t>styles</w:t>
+      </w:r>
+      <w:r>
+        <w:rPr>
+          <w:rFonts w:ascii="Consolas" w:eastAsia="Times New Roman" w:hAnsi="Consolas" w:cs="Times New Roman"/>
+          <w:color w:val="939293"/>
+          <w:sz w:val="21"/>
+          <w:szCs w:val="21"/>
+          <w:lang w:eastAsia="es-ES"/>
+        </w:rPr>
+        <w:t>.</w:t>
+      </w:r>
+      <w:r>
+        <w:rPr>
+          <w:rFonts w:ascii="Consolas" w:eastAsia="Times New Roman" w:hAnsi="Consolas" w:cs="Times New Roman"/>
+          <w:color w:val="FCFCFA"/>
+          <w:sz w:val="21"/>
+          <w:szCs w:val="21"/>
+          <w:lang w:eastAsia="es-ES"/>
+        </w:rPr>
+        <w:t>title</w:t>
+      </w:r>
+      <w:proofErr w:type="spellEnd"/>
+      <w:proofErr w:type="gramEnd"/>
+      <w:r>
+        <w:rPr>
+          <w:rFonts w:ascii="Consolas" w:eastAsia="Times New Roman" w:hAnsi="Consolas" w:cs="Times New Roman"/>
+          <w:color w:val="FC9867"/>
+          <w:sz w:val="21"/>
+          <w:szCs w:val="21"/>
+          <w:lang w:eastAsia="es-ES"/>
+        </w:rPr>
+        <w:t>}</w:t>
+      </w:r>
+      <w:r>
+        <w:rPr>
+          <w:rFonts w:ascii="Consolas" w:eastAsia="Times New Roman" w:hAnsi="Consolas" w:cs="Times New Roman"/>
+          <w:color w:val="939293"/>
+          <w:sz w:val="21"/>
+          <w:szCs w:val="21"/>
+          <w:lang w:eastAsia="es-ES"/>
+        </w:rPr>
+        <w:t>&gt;</w:t>
+      </w:r>
+      <w:r>
+        <w:rPr>
+          <w:rFonts w:ascii="Consolas" w:eastAsia="Times New Roman" w:hAnsi="Consolas" w:cs="Times New Roman"/>
+          <w:color w:val="FC9867"/>
+          <w:sz w:val="21"/>
+          <w:szCs w:val="21"/>
+          <w:lang w:eastAsia="es-ES"/>
+        </w:rPr>
+        <w:t>{</w:t>
+      </w:r>
+      <w:proofErr w:type="spellStart"/>
+      <w:r>
+        <w:rPr>
+          <w:rFonts w:ascii="Consolas" w:eastAsia="Times New Roman" w:hAnsi="Consolas" w:cs="Times New Roman"/>
+          <w:color w:val="FCFCFA"/>
+          <w:sz w:val="21"/>
+          <w:szCs w:val="21"/>
+          <w:lang w:eastAsia="es-ES"/>
+        </w:rPr>
+        <w:t>item</w:t>
+      </w:r>
+      <w:r>
+        <w:rPr>
+          <w:rFonts w:ascii="Consolas" w:eastAsia="Times New Roman" w:hAnsi="Consolas" w:cs="Times New Roman"/>
+          <w:color w:val="939293"/>
+          <w:sz w:val="21"/>
+          <w:szCs w:val="21"/>
+          <w:lang w:eastAsia="es-ES"/>
+        </w:rPr>
+        <w:t>.</w:t>
+      </w:r>
+      <w:r>
+        <w:rPr>
+          <w:rFonts w:ascii="Consolas" w:eastAsia="Times New Roman" w:hAnsi="Consolas" w:cs="Times New Roman"/>
+          <w:color w:val="FCFCFA"/>
+          <w:sz w:val="21"/>
+          <w:szCs w:val="21"/>
+          <w:lang w:eastAsia="es-ES"/>
+        </w:rPr>
+        <w:t>title</w:t>
+      </w:r>
+      <w:proofErr w:type="spellEnd"/>
+      <w:r>
+        <w:rPr>
+          <w:rFonts w:ascii="Consolas" w:eastAsia="Times New Roman" w:hAnsi="Consolas" w:cs="Times New Roman"/>
+          <w:color w:val="FC9867"/>
+          <w:sz w:val="21"/>
+          <w:szCs w:val="21"/>
+          <w:lang w:eastAsia="es-ES"/>
+        </w:rPr>
+        <w:t>}</w:t>
+      </w:r>
+      <w:r>
+        <w:rPr>
+          <w:rFonts w:ascii="Consolas" w:eastAsia="Times New Roman" w:hAnsi="Consolas" w:cs="Times New Roman"/>
+          <w:color w:val="939293"/>
+          <w:sz w:val="21"/>
+          <w:szCs w:val="21"/>
+          <w:lang w:eastAsia="es-ES"/>
+        </w:rPr>
+        <w:t>&lt;/</w:t>
+      </w:r>
+      <w:r>
+        <w:rPr>
+          <w:rFonts w:ascii="Consolas" w:eastAsia="Times New Roman" w:hAnsi="Consolas" w:cs="Times New Roman"/>
+          <w:color w:val="FF6188"/>
+          <w:sz w:val="21"/>
+          <w:szCs w:val="21"/>
+          <w:lang w:eastAsia="es-ES"/>
+        </w:rPr>
+        <w:t>Text</w:t>
+      </w:r>
+      <w:r>
+        <w:rPr>
+          <w:rFonts w:ascii="Consolas" w:eastAsia="Times New Roman" w:hAnsi="Consolas" w:cs="Times New Roman"/>
+          <w:color w:val="939293"/>
+          <w:sz w:val="21"/>
+          <w:szCs w:val="21"/>
+          <w:lang w:eastAsia="es-ES"/>
+        </w:rPr>
+        <w:t>&gt;</w:t>
+      </w:r>
+    </w:p>
+    <w:p>
+      <w:pPr>
+        <w:shd w:val="clear" w:color="auto" w:fill="2D2A2E"/>
+        <w:spacing w:after="0" w:line="285" w:lineRule="atLeast"/>
+        <w:rPr>
+          <w:rFonts w:ascii="Consolas" w:eastAsia="Times New Roman" w:hAnsi="Consolas" w:cs="Times New Roman"/>
+          <w:color w:val="FCFCFA"/>
+          <w:sz w:val="21"/>
+          <w:szCs w:val="21"/>
+          <w:lang w:eastAsia="es-ES"/>
+        </w:rPr>
+      </w:pPr>
+      <w:r>
+        <w:rPr>
+          <w:rFonts w:ascii="Consolas" w:eastAsia="Times New Roman" w:hAnsi="Consolas" w:cs="Times New Roman"/>
+          <w:color w:val="FCFCFA"/>
+          <w:sz w:val="21"/>
+          <w:szCs w:val="21"/>
+          <w:lang w:eastAsia="es-ES"/>
+        </w:rPr>
+        <w:t xml:space="preserve">        </w:t>
+      </w:r>
+      <w:r>
+        <w:rPr>
+          <w:rFonts w:ascii="Consolas" w:eastAsia="Times New Roman" w:hAnsi="Consolas" w:cs="Times New Roman"/>
+          <w:color w:val="939293"/>
+          <w:sz w:val="21"/>
+          <w:szCs w:val="21"/>
+          <w:lang w:eastAsia="es-ES"/>
+        </w:rPr>
+        <w:t>&lt;</w:t>
+      </w:r>
+      <w:r>
+        <w:rPr>
+          <w:rFonts w:ascii="Consolas" w:eastAsia="Times New Roman" w:hAnsi="Consolas" w:cs="Times New Roman"/>
+          <w:color w:val="FF6188"/>
+          <w:sz w:val="21"/>
+          <w:szCs w:val="21"/>
+          <w:lang w:eastAsia="es-ES"/>
+        </w:rPr>
+        <w:t>Text</w:t>
+      </w:r>
+      <w:r>
+        <w:rPr>
+          <w:rFonts w:ascii="Consolas" w:eastAsia="Times New Roman" w:hAnsi="Consolas" w:cs="Times New Roman"/>
+          <w:color w:val="FCFCFA"/>
+          <w:sz w:val="21"/>
+          <w:szCs w:val="21"/>
+          <w:lang w:eastAsia="es-ES"/>
+        </w:rPr>
+        <w:t xml:space="preserve"> </w:t>
+      </w:r>
+      <w:proofErr w:type="spellStart"/>
+      <w:r>
+        <w:rPr>
+          <w:rFonts w:ascii="Consolas" w:eastAsia="Times New Roman" w:hAnsi="Consolas" w:cs="Times New Roman"/>
+          <w:i/>
+          <w:iCs/>
+          <w:color w:val="78DCE8"/>
+          <w:sz w:val="21"/>
+          <w:szCs w:val="21"/>
+          <w:lang w:eastAsia="es-ES"/>
+        </w:rPr>
+        <w:t>style</w:t>
+      </w:r>
+      <w:proofErr w:type="spellEnd"/>
+      <w:r>
+        <w:rPr>
+          <w:rFonts w:ascii="Consolas" w:eastAsia="Times New Roman" w:hAnsi="Consolas" w:cs="Times New Roman"/>
+          <w:color w:val="FF6188"/>
+          <w:sz w:val="21"/>
+          <w:szCs w:val="21"/>
+          <w:lang w:eastAsia="es-ES"/>
+        </w:rPr>
+        <w:t>=</w:t>
+      </w:r>
+      <w:r>
+        <w:rPr>
+          <w:rFonts w:ascii="Consolas" w:eastAsia="Times New Roman" w:hAnsi="Consolas" w:cs="Times New Roman"/>
+          <w:color w:val="FC9867"/>
+          <w:sz w:val="21"/>
+          <w:szCs w:val="21"/>
+          <w:lang w:eastAsia="es-ES"/>
+        </w:rPr>
+        <w:t>{</w:t>
+      </w:r>
+      <w:proofErr w:type="spellStart"/>
+      <w:proofErr w:type="gramStart"/>
+      <w:r>
+        <w:rPr>
+          <w:rFonts w:ascii="Consolas" w:eastAsia="Times New Roman" w:hAnsi="Consolas" w:cs="Times New Roman"/>
+          <w:color w:val="FCFCFA"/>
+          <w:sz w:val="21"/>
+          <w:szCs w:val="21"/>
+          <w:lang w:eastAsia="es-ES"/>
+        </w:rPr>
+        <w:t>styles</w:t>
+      </w:r>
+      <w:r>
+        <w:rPr>
+          <w:rFonts w:ascii="Consolas" w:eastAsia="Times New Roman" w:hAnsi="Consolas" w:cs="Times New Roman"/>
+          <w:color w:val="939293"/>
+          <w:sz w:val="21"/>
+          <w:szCs w:val="21"/>
+          <w:lang w:eastAsia="es-ES"/>
+        </w:rPr>
+        <w:t>.</w:t>
+      </w:r>
+      <w:r>
+        <w:rPr>
+          <w:rFonts w:ascii="Consolas" w:eastAsia="Times New Roman" w:hAnsi="Consolas" w:cs="Times New Roman"/>
+          <w:color w:val="FCFCFA"/>
+          <w:sz w:val="21"/>
+          <w:szCs w:val="21"/>
+          <w:lang w:eastAsia="es-ES"/>
+        </w:rPr>
+        <w:t>description</w:t>
+      </w:r>
+      <w:proofErr w:type="spellEnd"/>
+      <w:proofErr w:type="gramEnd"/>
+      <w:r>
+        <w:rPr>
+          <w:rFonts w:ascii="Consolas" w:eastAsia="Times New Roman" w:hAnsi="Consolas" w:cs="Times New Roman"/>
+          <w:color w:val="FC9867"/>
+          <w:sz w:val="21"/>
+          <w:szCs w:val="21"/>
+          <w:lang w:eastAsia="es-ES"/>
+        </w:rPr>
+        <w:t>}</w:t>
+      </w:r>
+      <w:r>
+        <w:rPr>
+          <w:rFonts w:ascii="Consolas" w:eastAsia="Times New Roman" w:hAnsi="Consolas" w:cs="Times New Roman"/>
+          <w:color w:val="939293"/>
+          <w:sz w:val="21"/>
+          <w:szCs w:val="21"/>
+          <w:lang w:eastAsia="es-ES"/>
+        </w:rPr>
+        <w:t>&gt;</w:t>
+      </w:r>
+      <w:r>
+        <w:rPr>
+          <w:rFonts w:ascii="Consolas" w:eastAsia="Times New Roman" w:hAnsi="Consolas" w:cs="Times New Roman"/>
+          <w:color w:val="FC9867"/>
+          <w:sz w:val="21"/>
+          <w:szCs w:val="21"/>
+          <w:lang w:eastAsia="es-ES"/>
+        </w:rPr>
+        <w:t>{</w:t>
+      </w:r>
+      <w:proofErr w:type="spellStart"/>
+      <w:r>
+        <w:rPr>
+          <w:rFonts w:ascii="Consolas" w:eastAsia="Times New Roman" w:hAnsi="Consolas" w:cs="Times New Roman"/>
+          <w:color w:val="FCFCFA"/>
+          <w:sz w:val="21"/>
+          <w:szCs w:val="21"/>
+          <w:lang w:eastAsia="es-ES"/>
+        </w:rPr>
+        <w:t>item</w:t>
+      </w:r>
+      <w:r>
+        <w:rPr>
+          <w:rFonts w:ascii="Consolas" w:eastAsia="Times New Roman" w:hAnsi="Consolas" w:cs="Times New Roman"/>
+          <w:color w:val="939293"/>
+          <w:sz w:val="21"/>
+          <w:szCs w:val="21"/>
+          <w:lang w:eastAsia="es-ES"/>
+        </w:rPr>
+        <w:t>.</w:t>
+      </w:r>
+      <w:r>
+        <w:rPr>
+          <w:rFonts w:ascii="Consolas" w:eastAsia="Times New Roman" w:hAnsi="Consolas" w:cs="Times New Roman"/>
+          <w:color w:val="FCFCFA"/>
+          <w:sz w:val="21"/>
+          <w:szCs w:val="21"/>
+          <w:lang w:eastAsia="es-ES"/>
+        </w:rPr>
+        <w:t>description</w:t>
+      </w:r>
+      <w:proofErr w:type="spellEnd"/>
+      <w:r>
+        <w:rPr>
+          <w:rFonts w:ascii="Consolas" w:eastAsia="Times New Roman" w:hAnsi="Consolas" w:cs="Times New Roman"/>
+          <w:color w:val="FC9867"/>
+          <w:sz w:val="21"/>
+          <w:szCs w:val="21"/>
+          <w:lang w:eastAsia="es-ES"/>
+        </w:rPr>
+        <w:t>}</w:t>
+      </w:r>
+      <w:r>
+        <w:rPr>
+          <w:rFonts w:ascii="Consolas" w:eastAsia="Times New Roman" w:hAnsi="Consolas" w:cs="Times New Roman"/>
+          <w:color w:val="FCFCFA"/>
+          <w:sz w:val="21"/>
+          <w:szCs w:val="21"/>
+          <w:lang w:eastAsia="es-ES"/>
+        </w:rPr>
+        <w:t xml:space="preserve"> </w:t>
+      </w:r>
+      <w:r>
+        <w:rPr>
+          <w:rFonts w:ascii="Consolas" w:eastAsia="Times New Roman" w:hAnsi="Consolas" w:cs="Times New Roman"/>
+          <w:color w:val="939293"/>
+          <w:sz w:val="21"/>
+          <w:szCs w:val="21"/>
+          <w:lang w:eastAsia="es-ES"/>
+        </w:rPr>
+        <w:t>&lt;/</w:t>
+      </w:r>
+      <w:r>
+        <w:rPr>
+          <w:rFonts w:ascii="Consolas" w:eastAsia="Times New Roman" w:hAnsi="Consolas" w:cs="Times New Roman"/>
+          <w:color w:val="FF6188"/>
+          <w:sz w:val="21"/>
+          <w:szCs w:val="21"/>
+          <w:lang w:eastAsia="es-ES"/>
+        </w:rPr>
+        <w:t>Text</w:t>
+      </w:r>
+      <w:r>
+        <w:rPr>
+          <w:rFonts w:ascii="Consolas" w:eastAsia="Times New Roman" w:hAnsi="Consolas" w:cs="Times New Roman"/>
+          <w:color w:val="939293"/>
+          <w:sz w:val="21"/>
+          <w:szCs w:val="21"/>
+          <w:lang w:eastAsia="es-ES"/>
+        </w:rPr>
+        <w:t>&gt;</w:t>
+      </w:r>
+    </w:p>
+    <w:p>
+      <w:pPr>
+        <w:shd w:val="clear" w:color="auto" w:fill="2D2A2E"/>
+        <w:spacing w:after="0" w:line="285" w:lineRule="atLeast"/>
+        <w:rPr>
+          <w:rFonts w:ascii="Consolas" w:eastAsia="Times New Roman" w:hAnsi="Consolas" w:cs="Times New Roman"/>
+          <w:color w:val="FCFCFA"/>
+          <w:sz w:val="21"/>
+          <w:szCs w:val="21"/>
+          <w:lang w:eastAsia="es-ES"/>
+        </w:rPr>
+      </w:pPr>
+      <w:r>
+        <w:rPr>
+          <w:rFonts w:ascii="Consolas" w:eastAsia="Times New Roman" w:hAnsi="Consolas" w:cs="Times New Roman"/>
+          <w:color w:val="FCFCFA"/>
+          <w:sz w:val="21"/>
+          <w:szCs w:val="21"/>
+          <w:lang w:eastAsia="es-ES"/>
+        </w:rPr>
+        <w:t xml:space="preserve">        </w:t>
+      </w:r>
+      <w:r>
+        <w:rPr>
+          <w:rFonts w:ascii="Consolas" w:eastAsia="Times New Roman" w:hAnsi="Consolas" w:cs="Times New Roman"/>
+          <w:color w:val="939293"/>
+          <w:sz w:val="21"/>
+          <w:szCs w:val="21"/>
+          <w:lang w:eastAsia="es-ES"/>
+        </w:rPr>
+        <w:t>&lt;</w:t>
+      </w:r>
+      <w:proofErr w:type="spellStart"/>
+      <w:r>
+        <w:rPr>
+          <w:rFonts w:ascii="Consolas" w:eastAsia="Times New Roman" w:hAnsi="Consolas" w:cs="Times New Roman"/>
+          <w:color w:val="FF6188"/>
+          <w:sz w:val="21"/>
+          <w:szCs w:val="21"/>
+          <w:lang w:eastAsia="es-ES"/>
+        </w:rPr>
+        <w:t>Image</w:t>
+      </w:r>
+      <w:proofErr w:type="spellEnd"/>
+      <w:r>
+        <w:rPr>
+          <w:rFonts w:ascii="Consolas" w:eastAsia="Times New Roman" w:hAnsi="Consolas" w:cs="Times New Roman"/>
+          <w:color w:val="FCFCFA"/>
+          <w:sz w:val="21"/>
+          <w:szCs w:val="21"/>
+          <w:lang w:eastAsia="es-ES"/>
+        </w:rPr>
+        <w:t xml:space="preserve"> </w:t>
+      </w:r>
+      <w:proofErr w:type="spellStart"/>
+      <w:r>
+        <w:rPr>
+          <w:rFonts w:ascii="Consolas" w:eastAsia="Times New Roman" w:hAnsi="Consolas" w:cs="Times New Roman"/>
+          <w:i/>
+          <w:iCs/>
+          <w:color w:val="78DCE8"/>
+          <w:sz w:val="21"/>
+          <w:szCs w:val="21"/>
+          <w:lang w:eastAsia="es-ES"/>
+        </w:rPr>
+        <w:t>style</w:t>
+      </w:r>
+      <w:proofErr w:type="spellEnd"/>
+      <w:proofErr w:type="gramStart"/>
+      <w:r>
+        <w:rPr>
+          <w:rFonts w:ascii="Consolas" w:eastAsia="Times New Roman" w:hAnsi="Consolas" w:cs="Times New Roman"/>
+          <w:color w:val="FF6188"/>
+          <w:sz w:val="21"/>
+          <w:szCs w:val="21"/>
+          <w:lang w:eastAsia="es-ES"/>
+        </w:rPr>
+        <w:t>=</w:t>
+      </w:r>
+      <w:r>
+        <w:rPr>
+          <w:rFonts w:ascii="Consolas" w:eastAsia="Times New Roman" w:hAnsi="Consolas" w:cs="Times New Roman"/>
+          <w:color w:val="FC9867"/>
+          <w:sz w:val="21"/>
+          <w:szCs w:val="21"/>
+          <w:lang w:eastAsia="es-ES"/>
+        </w:rPr>
+        <w:t>{</w:t>
+      </w:r>
+      <w:proofErr w:type="gramEnd"/>
+      <w:r>
+        <w:rPr>
+          <w:rFonts w:ascii="Consolas" w:eastAsia="Times New Roman" w:hAnsi="Consolas" w:cs="Times New Roman"/>
+          <w:color w:val="939293"/>
+          <w:sz w:val="21"/>
+          <w:szCs w:val="21"/>
+          <w:lang w:eastAsia="es-ES"/>
+        </w:rPr>
+        <w:t>{</w:t>
+      </w:r>
+    </w:p>
+    <w:p>
+      <w:pPr>
+        <w:shd w:val="clear" w:color="auto" w:fill="2D2A2E"/>
+        <w:spacing w:after="0" w:line="285" w:lineRule="atLeast"/>
+        <w:rPr>
+          <w:rFonts w:ascii="Consolas" w:eastAsia="Times New Roman" w:hAnsi="Consolas" w:cs="Times New Roman"/>
+          <w:color w:val="FCFCFA"/>
+          <w:sz w:val="21"/>
+          <w:szCs w:val="21"/>
+          <w:lang w:eastAsia="es-ES"/>
+        </w:rPr>
+      </w:pPr>
+      <w:r>
+        <w:rPr>
+          <w:rFonts w:ascii="Consolas" w:eastAsia="Times New Roman" w:hAnsi="Consolas" w:cs="Times New Roman"/>
+          <w:color w:val="FCFCFA"/>
+          <w:sz w:val="21"/>
+          <w:szCs w:val="21"/>
+          <w:lang w:eastAsia="es-ES"/>
+        </w:rPr>
+        <w:t xml:space="preserve">          </w:t>
+      </w:r>
+      <w:proofErr w:type="spellStart"/>
+      <w:r>
+        <w:rPr>
+          <w:rFonts w:ascii="Consolas" w:eastAsia="Times New Roman" w:hAnsi="Consolas" w:cs="Times New Roman"/>
+          <w:color w:val="FCFCFA"/>
+          <w:sz w:val="21"/>
+          <w:szCs w:val="21"/>
+          <w:lang w:eastAsia="es-ES"/>
+        </w:rPr>
+        <w:t>width</w:t>
+      </w:r>
+      <w:proofErr w:type="spellEnd"/>
+      <w:r>
+        <w:rPr>
+          <w:rFonts w:ascii="Consolas" w:eastAsia="Times New Roman" w:hAnsi="Consolas" w:cs="Times New Roman"/>
+          <w:color w:val="939293"/>
+          <w:sz w:val="21"/>
+          <w:szCs w:val="21"/>
+          <w:lang w:eastAsia="es-ES"/>
+        </w:rPr>
+        <w:t>:</w:t>
+      </w:r>
+      <w:r>
+        <w:rPr>
+          <w:rFonts w:ascii="Consolas" w:eastAsia="Times New Roman" w:hAnsi="Consolas" w:cs="Times New Roman"/>
+          <w:color w:val="FCFCFA"/>
+          <w:sz w:val="21"/>
+          <w:szCs w:val="21"/>
+          <w:lang w:eastAsia="es-ES"/>
+        </w:rPr>
+        <w:t xml:space="preserve"> </w:t>
+      </w:r>
+      <w:r>
+        <w:rPr>
+          <w:rFonts w:ascii="Consolas" w:eastAsia="Times New Roman" w:hAnsi="Consolas" w:cs="Times New Roman"/>
+          <w:color w:val="AB9DF2"/>
+          <w:sz w:val="21"/>
+          <w:szCs w:val="21"/>
+          <w:lang w:eastAsia="es-ES"/>
+        </w:rPr>
+        <w:t>250</w:t>
+      </w:r>
+      <w:r>
+        <w:rPr>
+          <w:rFonts w:ascii="Consolas" w:eastAsia="Times New Roman" w:hAnsi="Consolas" w:cs="Times New Roman"/>
+          <w:color w:val="939293"/>
+          <w:sz w:val="21"/>
+          <w:szCs w:val="21"/>
+          <w:lang w:eastAsia="es-ES"/>
+        </w:rPr>
+        <w:t>,</w:t>
+      </w:r>
+      <w:r>
+        <w:rPr>
+          <w:rFonts w:ascii="Consolas" w:eastAsia="Times New Roman" w:hAnsi="Consolas" w:cs="Times New Roman"/>
+          <w:color w:val="FCFCFA"/>
+          <w:sz w:val="21"/>
+          <w:szCs w:val="21"/>
+          <w:lang w:eastAsia="es-ES"/>
+        </w:rPr>
+        <w:t xml:space="preserve"> </w:t>
+      </w:r>
+    </w:p>
+    <w:p>
+      <w:pPr>
+        <w:shd w:val="clear" w:color="auto" w:fill="2D2A2E"/>
+        <w:spacing w:after="0" w:line="285" w:lineRule="atLeast"/>
+        <w:rPr>
+          <w:rFonts w:ascii="Consolas" w:eastAsia="Times New Roman" w:hAnsi="Consolas" w:cs="Times New Roman"/>
+          <w:color w:val="FCFCFA"/>
+          <w:sz w:val="21"/>
+          <w:szCs w:val="21"/>
+          <w:lang w:eastAsia="es-ES"/>
+        </w:rPr>
+      </w:pPr>
+      <w:r>
+        <w:rPr>
+          <w:rFonts w:ascii="Consolas" w:eastAsia="Times New Roman" w:hAnsi="Consolas" w:cs="Times New Roman"/>
+          <w:color w:val="FCFCFA"/>
+          <w:sz w:val="21"/>
+          <w:szCs w:val="21"/>
+          <w:lang w:eastAsia="es-ES"/>
+        </w:rPr>
+        <w:t xml:space="preserve">          </w:t>
+      </w:r>
+      <w:proofErr w:type="spellStart"/>
+      <w:r>
+        <w:rPr>
+          <w:rFonts w:ascii="Consolas" w:eastAsia="Times New Roman" w:hAnsi="Consolas" w:cs="Times New Roman"/>
+          <w:color w:val="FCFCFA"/>
+          <w:sz w:val="21"/>
+          <w:szCs w:val="21"/>
+          <w:lang w:eastAsia="es-ES"/>
+        </w:rPr>
+        <w:t>height</w:t>
+      </w:r>
+      <w:proofErr w:type="spellEnd"/>
+      <w:r>
+        <w:rPr>
+          <w:rFonts w:ascii="Consolas" w:eastAsia="Times New Roman" w:hAnsi="Consolas" w:cs="Times New Roman"/>
+          <w:color w:val="939293"/>
+          <w:sz w:val="21"/>
+          <w:szCs w:val="21"/>
+          <w:lang w:eastAsia="es-ES"/>
+        </w:rPr>
+        <w:t>:</w:t>
+      </w:r>
+      <w:r>
+        <w:rPr>
+          <w:rFonts w:ascii="Consolas" w:eastAsia="Times New Roman" w:hAnsi="Consolas" w:cs="Times New Roman"/>
+          <w:color w:val="FCFCFA"/>
+          <w:sz w:val="21"/>
+          <w:szCs w:val="21"/>
+          <w:lang w:eastAsia="es-ES"/>
+        </w:rPr>
+        <w:t xml:space="preserve"> </w:t>
+      </w:r>
+      <w:r>
+        <w:rPr>
+          <w:rFonts w:ascii="Consolas" w:eastAsia="Times New Roman" w:hAnsi="Consolas" w:cs="Times New Roman"/>
+          <w:color w:val="AB9DF2"/>
+          <w:sz w:val="21"/>
+          <w:szCs w:val="21"/>
+          <w:lang w:eastAsia="es-ES"/>
+        </w:rPr>
+        <w:t>150</w:t>
+      </w:r>
+      <w:r>
+        <w:rPr>
+          <w:rFonts w:ascii="Consolas" w:eastAsia="Times New Roman" w:hAnsi="Consolas" w:cs="Times New Roman"/>
+          <w:color w:val="939293"/>
+          <w:sz w:val="21"/>
+          <w:szCs w:val="21"/>
+          <w:lang w:eastAsia="es-ES"/>
+        </w:rPr>
+        <w:t>,</w:t>
+      </w:r>
+    </w:p>
+    <w:p>
+      <w:pPr>
+        <w:shd w:val="clear" w:color="auto" w:fill="2D2A2E"/>
+        <w:spacing w:after="0" w:line="285" w:lineRule="atLeast"/>
+        <w:rPr>
+          <w:rFonts w:ascii="Consolas" w:eastAsia="Times New Roman" w:hAnsi="Consolas" w:cs="Times New Roman"/>
+          <w:color w:val="FCFCFA"/>
+          <w:sz w:val="21"/>
+          <w:szCs w:val="21"/>
+          <w:lang w:eastAsia="es-ES"/>
+        </w:rPr>
+      </w:pPr>
+      <w:r>
+        <w:rPr>
+          <w:rFonts w:ascii="Consolas" w:eastAsia="Times New Roman" w:hAnsi="Consolas" w:cs="Times New Roman"/>
+          <w:color w:val="FCFCFA"/>
+          <w:sz w:val="21"/>
+          <w:szCs w:val="21"/>
+          <w:lang w:eastAsia="es-ES"/>
+        </w:rPr>
+        <w:t xml:space="preserve">          </w:t>
+      </w:r>
+      <w:proofErr w:type="spellStart"/>
+      <w:r>
+        <w:rPr>
+          <w:rFonts w:ascii="Consolas" w:eastAsia="Times New Roman" w:hAnsi="Consolas" w:cs="Times New Roman"/>
+          <w:color w:val="FCFCFA"/>
+          <w:sz w:val="21"/>
+          <w:szCs w:val="21"/>
+          <w:lang w:eastAsia="es-ES"/>
+        </w:rPr>
+        <w:t>resizeMode</w:t>
+      </w:r>
+      <w:proofErr w:type="spellEnd"/>
+      <w:r>
+        <w:rPr>
+          <w:rFonts w:ascii="Consolas" w:eastAsia="Times New Roman" w:hAnsi="Consolas" w:cs="Times New Roman"/>
+          <w:color w:val="939293"/>
+          <w:sz w:val="21"/>
+          <w:szCs w:val="21"/>
+          <w:lang w:eastAsia="es-ES"/>
+        </w:rPr>
+        <w:t>:</w:t>
+      </w:r>
+      <w:r>
+        <w:rPr>
+          <w:rFonts w:ascii="Consolas" w:eastAsia="Times New Roman" w:hAnsi="Consolas" w:cs="Times New Roman"/>
+          <w:color w:val="FCFCFA"/>
+          <w:sz w:val="21"/>
+          <w:szCs w:val="21"/>
+          <w:lang w:eastAsia="es-ES"/>
+        </w:rPr>
+        <w:t xml:space="preserve"> </w:t>
+      </w:r>
+      <w:r>
+        <w:rPr>
+          <w:rFonts w:ascii="Consolas" w:eastAsia="Times New Roman" w:hAnsi="Consolas" w:cs="Times New Roman"/>
+          <w:color w:val="939293"/>
+          <w:sz w:val="21"/>
+          <w:szCs w:val="21"/>
+          <w:lang w:eastAsia="es-ES"/>
+        </w:rPr>
+        <w:t>'</w:t>
+      </w:r>
+      <w:proofErr w:type="spellStart"/>
+      <w:r>
+        <w:rPr>
+          <w:rFonts w:ascii="Consolas" w:eastAsia="Times New Roman" w:hAnsi="Consolas" w:cs="Times New Roman"/>
+          <w:color w:val="FFD866"/>
+          <w:sz w:val="21"/>
+          <w:szCs w:val="21"/>
+          <w:lang w:eastAsia="es-ES"/>
+        </w:rPr>
+        <w:t>contain</w:t>
+      </w:r>
+      <w:proofErr w:type="spellEnd"/>
+      <w:r>
+        <w:rPr>
+          <w:rFonts w:ascii="Consolas" w:eastAsia="Times New Roman" w:hAnsi="Consolas" w:cs="Times New Roman"/>
+          <w:color w:val="939293"/>
+          <w:sz w:val="21"/>
+          <w:szCs w:val="21"/>
+          <w:lang w:eastAsia="es-ES"/>
+        </w:rPr>
+        <w:t>'</w:t>
+      </w:r>
+    </w:p>
+    <w:p>
+      <w:pPr>
+        <w:shd w:val="clear" w:color="auto" w:fill="2D2A2E"/>
+        <w:spacing w:after="0" w:line="285" w:lineRule="atLeast"/>
+        <w:rPr>
+          <w:rFonts w:ascii="Consolas" w:eastAsia="Times New Roman" w:hAnsi="Consolas" w:cs="Times New Roman"/>
+          <w:color w:val="FCFCFA"/>
+          <w:sz w:val="21"/>
+          <w:szCs w:val="21"/>
+          <w:lang w:eastAsia="es-ES"/>
+        </w:rPr>
+      </w:pPr>
+      <w:r>
+        <w:rPr>
+          <w:rFonts w:ascii="Consolas" w:eastAsia="Times New Roman" w:hAnsi="Consolas" w:cs="Times New Roman"/>
+          <w:color w:val="FCFCFA"/>
+          <w:sz w:val="21"/>
+          <w:szCs w:val="21"/>
+          <w:lang w:eastAsia="es-ES"/>
+        </w:rPr>
+        <w:t xml:space="preserve">          </w:t>
+      </w:r>
+      <w:r>
+        <w:rPr>
+          <w:rFonts w:ascii="Consolas" w:eastAsia="Times New Roman" w:hAnsi="Consolas" w:cs="Times New Roman"/>
+          <w:color w:val="939293"/>
+          <w:sz w:val="21"/>
+          <w:szCs w:val="21"/>
+          <w:lang w:eastAsia="es-ES"/>
+        </w:rPr>
+        <w:t>}</w:t>
+      </w:r>
+      <w:r>
+        <w:rPr>
+          <w:rFonts w:ascii="Consolas" w:eastAsia="Times New Roman" w:hAnsi="Consolas" w:cs="Times New Roman"/>
+          <w:color w:val="FC9867"/>
+          <w:sz w:val="21"/>
+          <w:szCs w:val="21"/>
+          <w:lang w:eastAsia="es-ES"/>
+        </w:rPr>
+        <w:t>}</w:t>
+      </w:r>
+    </w:p>
+    <w:p>
+      <w:pPr>
+        <w:shd w:val="clear" w:color="auto" w:fill="2D2A2E"/>
+        <w:spacing w:after="0" w:line="285" w:lineRule="atLeast"/>
+        <w:rPr>
+          <w:rFonts w:ascii="Consolas" w:eastAsia="Times New Roman" w:hAnsi="Consolas" w:cs="Times New Roman"/>
+          <w:color w:val="FCFCFA"/>
+          <w:sz w:val="21"/>
+          <w:szCs w:val="21"/>
+          <w:lang w:eastAsia="es-ES"/>
+        </w:rPr>
+      </w:pPr>
+      <w:r>
+        <w:rPr>
+          <w:rFonts w:ascii="Consolas" w:eastAsia="Times New Roman" w:hAnsi="Consolas" w:cs="Times New Roman"/>
+          <w:color w:val="FCFCFA"/>
+          <w:sz w:val="21"/>
+          <w:szCs w:val="21"/>
+          <w:lang w:eastAsia="es-ES"/>
+        </w:rPr>
+        <w:t xml:space="preserve">          </w:t>
+      </w:r>
+      <w:proofErr w:type="spellStart"/>
+      <w:r>
+        <w:rPr>
+          <w:rFonts w:ascii="Consolas" w:eastAsia="Times New Roman" w:hAnsi="Consolas" w:cs="Times New Roman"/>
+          <w:i/>
+          <w:iCs/>
+          <w:color w:val="78DCE8"/>
+          <w:sz w:val="21"/>
+          <w:szCs w:val="21"/>
+          <w:lang w:eastAsia="es-ES"/>
+        </w:rPr>
+        <w:t>source</w:t>
+      </w:r>
+      <w:proofErr w:type="spellEnd"/>
+      <w:r>
+        <w:rPr>
+          <w:rFonts w:ascii="Consolas" w:eastAsia="Times New Roman" w:hAnsi="Consolas" w:cs="Times New Roman"/>
+          <w:color w:val="FF6188"/>
+          <w:sz w:val="21"/>
+          <w:szCs w:val="21"/>
+          <w:lang w:eastAsia="es-ES"/>
+        </w:rPr>
+        <w:t>=</w:t>
+      </w:r>
+      <w:r>
+        <w:rPr>
+          <w:rFonts w:ascii="Consolas" w:eastAsia="Times New Roman" w:hAnsi="Consolas" w:cs="Times New Roman"/>
+          <w:color w:val="FC9867"/>
+          <w:sz w:val="21"/>
+          <w:szCs w:val="21"/>
+          <w:lang w:eastAsia="es-ES"/>
+        </w:rPr>
+        <w:t>{</w:t>
+      </w:r>
+      <w:r>
+        <w:rPr>
+          <w:rFonts w:ascii="Consolas" w:eastAsia="Times New Roman" w:hAnsi="Consolas" w:cs="Times New Roman"/>
+          <w:color w:val="939293"/>
+          <w:sz w:val="21"/>
+          <w:szCs w:val="21"/>
+          <w:lang w:eastAsia="es-ES"/>
+        </w:rPr>
+        <w:t>{</w:t>
+      </w:r>
+      <w:proofErr w:type="spellStart"/>
+      <w:proofErr w:type="gramStart"/>
+      <w:r>
+        <w:rPr>
+          <w:rFonts w:ascii="Consolas" w:eastAsia="Times New Roman" w:hAnsi="Consolas" w:cs="Times New Roman"/>
+          <w:color w:val="FCFCFA"/>
+          <w:sz w:val="21"/>
+          <w:szCs w:val="21"/>
+          <w:lang w:eastAsia="es-ES"/>
+        </w:rPr>
+        <w:t>uri</w:t>
+      </w:r>
+      <w:r>
+        <w:rPr>
+          <w:rFonts w:ascii="Consolas" w:eastAsia="Times New Roman" w:hAnsi="Consolas" w:cs="Times New Roman"/>
+          <w:color w:val="939293"/>
+          <w:sz w:val="21"/>
+          <w:szCs w:val="21"/>
+          <w:lang w:eastAsia="es-ES"/>
+        </w:rPr>
+        <w:t>:</w:t>
+      </w:r>
+      <w:r>
+        <w:rPr>
+          <w:rFonts w:ascii="Consolas" w:eastAsia="Times New Roman" w:hAnsi="Consolas" w:cs="Times New Roman"/>
+          <w:color w:val="FCFCFA"/>
+          <w:sz w:val="21"/>
+          <w:szCs w:val="21"/>
+          <w:lang w:eastAsia="es-ES"/>
+        </w:rPr>
+        <w:t>item</w:t>
+      </w:r>
+      <w:proofErr w:type="gramEnd"/>
+      <w:r>
+        <w:rPr>
+          <w:rFonts w:ascii="Consolas" w:eastAsia="Times New Roman" w:hAnsi="Consolas" w:cs="Times New Roman"/>
+          <w:color w:val="939293"/>
+          <w:sz w:val="21"/>
+          <w:szCs w:val="21"/>
+          <w:lang w:eastAsia="es-ES"/>
+        </w:rPr>
+        <w:t>.</w:t>
+      </w:r>
+      <w:r>
+        <w:rPr>
+          <w:rFonts w:ascii="Consolas" w:eastAsia="Times New Roman" w:hAnsi="Consolas" w:cs="Times New Roman"/>
+          <w:color w:val="FCFCFA"/>
+          <w:sz w:val="21"/>
+          <w:szCs w:val="21"/>
+          <w:lang w:eastAsia="es-ES"/>
+        </w:rPr>
+        <w:t>image</w:t>
+      </w:r>
+      <w:proofErr w:type="spellEnd"/>
+      <w:r>
+        <w:rPr>
+          <w:rFonts w:ascii="Consolas" w:eastAsia="Times New Roman" w:hAnsi="Consolas" w:cs="Times New Roman"/>
+          <w:color w:val="939293"/>
+          <w:sz w:val="21"/>
+          <w:szCs w:val="21"/>
+          <w:lang w:eastAsia="es-ES"/>
+        </w:rPr>
+        <w:t>}</w:t>
+      </w:r>
+      <w:r>
+        <w:rPr>
+          <w:rFonts w:ascii="Consolas" w:eastAsia="Times New Roman" w:hAnsi="Consolas" w:cs="Times New Roman"/>
+          <w:color w:val="FC9867"/>
+          <w:sz w:val="21"/>
+          <w:szCs w:val="21"/>
+          <w:lang w:eastAsia="es-ES"/>
+        </w:rPr>
+        <w:t>}</w:t>
+      </w:r>
+      <w:r>
+        <w:rPr>
+          <w:rFonts w:ascii="Consolas" w:eastAsia="Times New Roman" w:hAnsi="Consolas" w:cs="Times New Roman"/>
+          <w:color w:val="939293"/>
+          <w:sz w:val="21"/>
+          <w:szCs w:val="21"/>
+          <w:lang w:eastAsia="es-ES"/>
+        </w:rPr>
+        <w:t>/&gt;</w:t>
+      </w:r>
+    </w:p>
+    <w:p>
+      <w:pPr>
+        <w:shd w:val="clear" w:color="auto" w:fill="2D2A2E"/>
+        <w:spacing w:after="0" w:line="285" w:lineRule="atLeast"/>
+        <w:rPr>
+          <w:rFonts w:ascii="Consolas" w:eastAsia="Times New Roman" w:hAnsi="Consolas" w:cs="Times New Roman"/>
+          <w:color w:val="FCFCFA"/>
+          <w:sz w:val="21"/>
+          <w:szCs w:val="21"/>
+          <w:lang w:eastAsia="es-ES"/>
+        </w:rPr>
+      </w:pPr>
+      <w:r>
+        <w:rPr>
+          <w:rFonts w:ascii="Consolas" w:eastAsia="Times New Roman" w:hAnsi="Consolas" w:cs="Times New Roman"/>
+          <w:color w:val="FCFCFA"/>
+          <w:sz w:val="21"/>
+          <w:szCs w:val="21"/>
+          <w:lang w:eastAsia="es-ES"/>
+        </w:rPr>
+        <w:t xml:space="preserve">      </w:t>
+      </w:r>
+      <w:r>
+        <w:rPr>
+          <w:rFonts w:ascii="Consolas" w:eastAsia="Times New Roman" w:hAnsi="Consolas" w:cs="Times New Roman"/>
+          <w:color w:val="939293"/>
+          <w:sz w:val="21"/>
+          <w:szCs w:val="21"/>
+          <w:lang w:eastAsia="es-ES"/>
+        </w:rPr>
+        <w:t>&lt;/</w:t>
+      </w:r>
+      <w:r>
+        <w:rPr>
+          <w:rFonts w:ascii="Consolas" w:eastAsia="Times New Roman" w:hAnsi="Consolas" w:cs="Times New Roman"/>
+          <w:color w:val="FF6188"/>
+          <w:sz w:val="21"/>
+          <w:szCs w:val="21"/>
+          <w:lang w:eastAsia="es-ES"/>
+        </w:rPr>
+        <w:t>View</w:t>
+      </w:r>
+      <w:r>
+        <w:rPr>
+          <w:rFonts w:ascii="Consolas" w:eastAsia="Times New Roman" w:hAnsi="Consolas" w:cs="Times New Roman"/>
+          <w:color w:val="939293"/>
+          <w:sz w:val="21"/>
+          <w:szCs w:val="21"/>
+          <w:lang w:eastAsia="es-ES"/>
+        </w:rPr>
+        <w:t>&gt;</w:t>
+      </w:r>
+    </w:p>
+    <w:p>
+      <w:pPr>
+        <w:shd w:val="clear" w:color="auto" w:fill="2D2A2E"/>
+        <w:spacing w:after="0" w:line="285" w:lineRule="atLeast"/>
+        <w:rPr>
+          <w:rFonts w:ascii="Consolas" w:eastAsia="Times New Roman" w:hAnsi="Consolas" w:cs="Times New Roman"/>
+          <w:color w:val="FCFCFA"/>
+          <w:sz w:val="21"/>
+          <w:szCs w:val="21"/>
+          <w:lang w:eastAsia="es-ES"/>
+        </w:rPr>
+      </w:pPr>
+      <w:r>
+        <w:rPr>
+          <w:rFonts w:ascii="Consolas" w:eastAsia="Times New Roman" w:hAnsi="Consolas" w:cs="Times New Roman"/>
+          <w:color w:val="FCFCFA"/>
+          <w:sz w:val="21"/>
+          <w:szCs w:val="21"/>
+          <w:lang w:eastAsia="es-ES"/>
+        </w:rPr>
+        <w:t xml:space="preserve">  </w:t>
+      </w:r>
+      <w:r>
+        <w:rPr>
+          <w:rFonts w:ascii="Consolas" w:eastAsia="Times New Roman" w:hAnsi="Consolas" w:cs="Times New Roman"/>
+          <w:color w:val="939293"/>
+          <w:sz w:val="21"/>
+          <w:szCs w:val="21"/>
+          <w:lang w:eastAsia="es-ES"/>
+        </w:rPr>
+        <w:t>)</w:t>
+      </w:r>
+      <w:r>
+        <w:rPr>
+          <w:rFonts w:ascii="Consolas" w:eastAsia="Times New Roman" w:hAnsi="Consolas" w:cs="Times New Roman"/>
+          <w:color w:val="FC9867"/>
+          <w:sz w:val="21"/>
+          <w:szCs w:val="21"/>
+          <w:lang w:eastAsia="es-ES"/>
+        </w:rPr>
+        <w:t>}</w:t>
+      </w:r>
+    </w:p>
+    <w:p>
+      <w:pPr>
+        <w:shd w:val="clear" w:color="auto" w:fill="2D2A2E"/>
+        <w:spacing w:after="0" w:line="285" w:lineRule="atLeast"/>
+        <w:rPr>
+          <w:rFonts w:ascii="Consolas" w:eastAsia="Times New Roman" w:hAnsi="Consolas" w:cs="Times New Roman"/>
+          <w:color w:val="FCFCFA"/>
+          <w:sz w:val="21"/>
+          <w:szCs w:val="21"/>
+          <w:lang w:eastAsia="es-ES"/>
+        </w:rPr>
+      </w:pPr>
+      <w:r>
+        <w:rPr>
+          <w:rFonts w:ascii="Consolas" w:eastAsia="Times New Roman" w:hAnsi="Consolas" w:cs="Times New Roman"/>
+          <w:color w:val="939293"/>
+          <w:sz w:val="21"/>
+          <w:szCs w:val="21"/>
+          <w:lang w:eastAsia="es-ES"/>
+        </w:rPr>
+        <w:t>/&gt;</w:t>
+      </w:r>
+    </w:p>
+    <w:p>
+      <w:pPr>
+        <w:shd w:val="clear" w:color="auto" w:fill="2D2A2E"/>
+        <w:spacing w:after="0" w:line="285" w:lineRule="atLeast"/>
+        <w:rPr>
+          <w:rFonts w:ascii="Consolas" w:eastAsia="Times New Roman" w:hAnsi="Consolas" w:cs="Times New Roman"/>
+          <w:color w:val="FCFCFA"/>
+          <w:sz w:val="21"/>
+          <w:szCs w:val="21"/>
+          <w:lang w:eastAsia="es-ES"/>
+        </w:rPr>
+      </w:pPr>
+    </w:p>
+    <w:p>
+      <w:pPr>
+        <w:spacing w:before="100" w:beforeAutospacing="1" w:after="100" w:afterAutospacing="1" w:line="240" w:lineRule="auto"/>
+        <w:rPr>
+          <w:rFonts w:eastAsia="Times New Roman" w:cstheme="minorHAnsi"/>
+          <w:sz w:val="24"/>
+          <w:szCs w:val="24"/>
+          <w:lang w:eastAsia="es-ES"/>
+        </w:rPr>
+      </w:pPr>
+    </w:p>
+    <w:p>
+      <w:pPr>
+        <w:spacing w:before="100" w:beforeAutospacing="1" w:after="100" w:afterAutospacing="1" w:line="240" w:lineRule="auto"/>
+        <w:rPr>
+          <w:rFonts w:eastAsia="Times New Roman" w:cstheme="minorHAnsi"/>
+          <w:sz w:val="24"/>
+          <w:szCs w:val="24"/>
+          <w:lang w:eastAsia="es-ES"/>
+        </w:rPr>
+      </w:pPr>
+      <w:r>
+        <w:rPr>
+          <w:rFonts w:eastAsia="Times New Roman" w:cstheme="minorHAnsi"/>
+          <w:sz w:val="24"/>
+          <w:szCs w:val="24"/>
+          <w:lang w:eastAsia="es-ES"/>
+        </w:rPr>
+        <w:t xml:space="preserve">22. </w:t>
       </w:r>
       <w:bookmarkStart w:id="0" w:name="_GoBack"/>
       <w:bookmarkEnd w:id="0"/>
@@ -12005,6 +17645,119 @@
     </w:lvl>
   </w:abstractNum>
   <w:abstractNum w:abstractNumId="1" w15:restartNumberingAfterBreak="0">
+    <w:nsid w:val="44C87CBF"/>
+    <w:multiLevelType w:val="hybridMultilevel"/>
+    <w:tmpl w:val="323C7C3E"/>
+    <w:lvl w:ilvl="0" w:tplc="35BE1A74">
+      <w:start w:val="19"/>
+      <w:numFmt w:val="bullet"/>
+      <w:lvlText w:val="-"/>
+      <w:lvlJc w:val="left"/>
+      <w:pPr>
+        <w:ind w:left="420" w:hanging="360"/>
+      </w:pPr>
+      <w:rPr>
+        <w:rFonts w:ascii="Calibri" w:eastAsia="Times New Roman" w:hAnsi="Calibri" w:cs="Calibri" w:hint="default"/>
+      </w:rPr>
+    </w:lvl>
+    <w:lvl w:ilvl="1" w:tplc="0C0A0003" w:tentative="1">
+      <w:start w:val="1"/>
+      <w:numFmt w:val="bullet"/>
+      <w:lvlText w:val="o"/>
+      <w:lvlJc w:val="left"/>
+      <w:pPr>
+        <w:ind w:left="1140" w:hanging="360"/>
+      </w:pPr>
+      <w:rPr>
+        <w:rFonts w:ascii="Courier New" w:hAnsi="Courier New" w:cs="Courier New" w:hint="default"/>
+      </w:rPr>
+    </w:lvl>
+    <w:lvl w:ilvl="2" w:tplc="0C0A0005" w:tentative="1">
+      <w:start w:val="1"/>
+      <w:numFmt w:val="bullet"/>
+      <w:lvlText w:val=""/>
+      <w:lvlJc w:val="left"/>
+      <w:pPr>
+        <w:ind w:left="1860" w:hanging="360"/>
+      </w:pPr>
+      <w:rPr>
+        <w:rFonts w:ascii="Wingdings" w:hAnsi="Wingdings" w:hint="default"/>
+      </w:rPr>
+    </w:lvl>
+    <w:lvl w:ilvl="3" w:tplc="0C0A0001" w:tentative="1">
+      <w:start w:val="1"/>
+      <w:numFmt w:val="bullet"/>
+      <w:lvlText w:val=""/>
+      <w:lvlJc w:val="left"/>
+      <w:pPr>
+        <w:ind w:left="2580" w:hanging="360"/>
+      </w:pPr>
+      <w:rPr>
+        <w:rFonts w:ascii="Symbol" w:hAnsi="Symbol" w:hint="default"/>
+      </w:rPr>
+    </w:lvl>
+    <w:lvl w:ilvl="4" w:tplc="0C0A0003" w:tentative="1">
+      <w:start w:val="1"/>
+      <w:numFmt w:val="bullet"/>
+      <w:lvlText w:val="o"/>
+      <w:lvlJc w:val="left"/>
+      <w:pPr>
+        <w:ind w:left="3300" w:hanging="360"/>
+      </w:pPr>
+      <w:rPr>
+        <w:rFonts w:ascii="Courier New" w:hAnsi="Courier New" w:cs="Courier New" w:hint="default"/>
+      </w:rPr>
+    </w:lvl>
+    <w:lvl w:ilvl="5" w:tplc="0C0A0005" w:tentative="1">
+      <w:start w:val="1"/>
+      <w:numFmt w:val="bullet"/>
+      <w:lvlText w:val=""/>
+      <w:lvlJc w:val="left"/>
+      <w:pPr>
+        <w:ind w:left="4020" w:hanging="360"/>
+      </w:pPr>
+      <w:rPr>
+        <w:rFonts w:ascii="Wingdings" w:hAnsi="Wingdings" w:hint="default"/>
+      </w:rPr>
+    </w:lvl>
+    <w:lvl w:ilvl="6" w:tplc="0C0A0001" w:tentative="1">
+      <w:start w:val="1"/>
+      <w:numFmt w:val="bullet"/>
+      <w:lvlText w:val=""/>
+      <w:lvlJc w:val="left"/>
+      <w:pPr>
+        <w:ind w:left="4740" w:hanging="360"/>
+      </w:pPr>
+      <w:rPr>
+        <w:rFonts w:ascii="Symbol" w:hAnsi="Symbol" w:hint="default"/>
+      </w:rPr>
+    </w:lvl>
+    <w:lvl w:ilvl="7" w:tplc="0C0A0003" w:tentative="1">
+      <w:start w:val="1"/>
+      <w:numFmt w:val="bullet"/>
+      <w:lvlText w:val="o"/>
+      <w:lvlJc w:val="left"/>
+      <w:pPr>
+        <w:ind w:left="5460" w:hanging="360"/>
+      </w:pPr>
+      <w:rPr>
+        <w:rFonts w:ascii="Courier New" w:hAnsi="Courier New" w:cs="Courier New" w:hint="default"/>
+      </w:rPr>
+    </w:lvl>
+    <w:lvl w:ilvl="8" w:tplc="0C0A0005" w:tentative="1">
+      <w:start w:val="1"/>
+      <w:numFmt w:val="bullet"/>
+      <w:lvlText w:val=""/>
+      <w:lvlJc w:val="left"/>
+      <w:pPr>
+        <w:ind w:left="6180" w:hanging="360"/>
+      </w:pPr>
+      <w:rPr>
+        <w:rFonts w:ascii="Wingdings" w:hAnsi="Wingdings" w:hint="default"/>
+      </w:rPr>
+    </w:lvl>
+  </w:abstractNum>
+  <w:abstractNum w:abstractNumId="2" w15:restartNumberingAfterBreak="0">
     <w:nsid w:val="79E34741"/>
     <w:multiLevelType w:val="hybridMultilevel"/>
     <w:tmpl w:val="BD76DADE"/>
@@ -12090,10 +17843,10 @@
       </w:pPr>
     </w:lvl>
   </w:abstractNum>
-  <w:abstractNum w:abstractNumId="2" w15:restartNumberingAfterBreak="0">
+  <w:abstractNum w:abstractNumId="3" w15:restartNumberingAfterBreak="0">
     <w:nsid w:val="79FA2F6A"/>
     <w:multiLevelType w:val="hybridMultilevel"/>
-    <w:tmpl w:val="4DF8BCA0"/>
+    <w:tmpl w:val="7848F536"/>
     <w:lvl w:ilvl="0" w:tplc="0C0A000F">
       <w:start w:val="1"/>
       <w:numFmt w:val="decimal"/>
@@ -12176,14 +17929,133 @@
       </w:pPr>
     </w:lvl>
   </w:abstractNum>
+  <w:abstractNum w:abstractNumId="4" w15:restartNumberingAfterBreak="0">
+    <w:nsid w:val="7BAE17B3"/>
+    <w:multiLevelType w:val="multilevel"/>
+    <w:tmpl w:val="DEBC71E6"/>
+    <w:lvl w:ilvl="0">
+      <w:start w:val="1"/>
+      <w:numFmt w:val="decimal"/>
+      <w:lvlText w:val="%1."/>
+      <w:lvlJc w:val="left"/>
+      <w:pPr>
+        <w:tabs>
+          <w:tab w:val="num" w:pos="720"/>
+        </w:tabs>
+        <w:ind w:left="720" w:hanging="360"/>
+      </w:pPr>
+    </w:lvl>
+    <w:lvl w:ilvl="1" w:tentative="1">
+      <w:start w:val="1"/>
+      <w:numFmt w:val="decimal"/>
+      <w:lvlText w:val="%2."/>
+      <w:lvlJc w:val="left"/>
+      <w:pPr>
+        <w:tabs>
+          <w:tab w:val="num" w:pos="1440"/>
+        </w:tabs>
+        <w:ind w:left="1440" w:hanging="360"/>
+      </w:pPr>
+    </w:lvl>
+    <w:lvl w:ilvl="2" w:tentative="1">
+      <w:start w:val="1"/>
+      <w:numFmt w:val="decimal"/>
+      <w:lvlText w:val="%3."/>
+      <w:lvlJc w:val="left"/>
+      <w:pPr>
+        <w:tabs>
+          <w:tab w:val="num" w:pos="2160"/>
+        </w:tabs>
+        <w:ind w:left="2160" w:hanging="360"/>
+      </w:pPr>
+    </w:lvl>
+    <w:lvl w:ilvl="3" w:tentative="1">
+      <w:start w:val="1"/>
+      <w:numFmt w:val="decimal"/>
+      <w:lvlText w:val="%4."/>
+      <w:lvlJc w:val="left"/>
+      <w:pPr>
+        <w:tabs>
+          <w:tab w:val="num" w:pos="2880"/>
+        </w:tabs>
+        <w:ind w:left="2880" w:hanging="360"/>
+      </w:pPr>
+    </w:lvl>
+    <w:lvl w:ilvl="4" w:tentative="1">
+      <w:start w:val="1"/>
+      <w:numFmt w:val="decimal"/>
+      <w:lvlText w:val="%5."/>
+      <w:lvlJc w:val="left"/>
+      <w:pPr>
+        <w:tabs>
+          <w:tab w:val="num" w:pos="3600"/>
+        </w:tabs>
+        <w:ind w:left="3600" w:hanging="360"/>
+      </w:pPr>
+    </w:lvl>
+    <w:lvl w:ilvl="5" w:tentative="1">
+      <w:start w:val="1"/>
+      <w:numFmt w:val="decimal"/>
+      <w:lvlText w:val="%6."/>
+      <w:lvlJc w:val="left"/>
+      <w:pPr>
+        <w:tabs>
+          <w:tab w:val="num" w:pos="4320"/>
+        </w:tabs>
+        <w:ind w:left="4320" w:hanging="360"/>
+      </w:pPr>
+    </w:lvl>
+    <w:lvl w:ilvl="6" w:tentative="1">
+      <w:start w:val="1"/>
+      <w:numFmt w:val="decimal"/>
+      <w:lvlText w:val="%7."/>
+      <w:lvlJc w:val="left"/>
+      <w:pPr>
+        <w:tabs>
+          <w:tab w:val="num" w:pos="5040"/>
+        </w:tabs>
+        <w:ind w:left="5040" w:hanging="360"/>
+      </w:pPr>
+    </w:lvl>
+    <w:lvl w:ilvl="7" w:tentative="1">
+      <w:start w:val="1"/>
+      <w:numFmt w:val="decimal"/>
+      <w:lvlText w:val="%8."/>
+      <w:lvlJc w:val="left"/>
+      <w:pPr>
+        <w:tabs>
+          <w:tab w:val="num" w:pos="5760"/>
+        </w:tabs>
+        <w:ind w:left="5760" w:hanging="360"/>
+      </w:pPr>
+    </w:lvl>
+    <w:lvl w:ilvl="8" w:tentative="1">
+      <w:start w:val="1"/>
+      <w:numFmt w:val="decimal"/>
+      <w:lvlText w:val="%9."/>
+      <w:lvlJc w:val="left"/>
+      <w:pPr>
+        <w:tabs>
+          <w:tab w:val="num" w:pos="6480"/>
+        </w:tabs>
+        <w:ind w:left="6480" w:hanging="360"/>
+      </w:pPr>
+    </w:lvl>
+  </w:abstractNum>
   <w:num w:numId="1">
     <w:abstractNumId w:val="0"/>
   </w:num>
   <w:num w:numId="2">
+    <w:abstractNumId w:val="2"/>
+  </w:num>
+  <w:num w:numId="3">
+    <w:abstractNumId w:val="3"/>
+  </w:num>
+  <w:num w:numId="4">
     <w:abstractNumId w:val="1"/>
   </w:num>
-  <w:num w:numId="3">
-    <w:abstractNumId w:val="2"/>
+  <w:num w:numId="5">
+    <w:abstractNumId w:val="4"/>
   </w:num>
 </w:numbering>
 </file>
@@ -12620,6 +18492,35 @@
       <w:contextualSpacing/>
     </w:pPr>
   </w:style>
+  <w:style w:type="paragraph" w:styleId="NormalWeb">
+    <w:name w:val="Normal (Web)"/>
+    <w:basedOn w:val="Normal"/>
+    <w:uiPriority w:val="99"/>
+    <w:unhideWhenUsed/>
+    <w:rsid w:val="001313ED"/>
+    <w:pPr>
+      <w:spacing w:before="100" w:beforeAutospacing="1" w:after="100" w:afterAutospacing="1" w:line="240" w:lineRule="auto"/>
+    </w:pPr>
+    <w:rPr>
+      <w:rFonts w:ascii="Times New Roman" w:eastAsia="Times New Roman" w:hAnsi="Times New Roman" w:cs="Times New Roman"/>
+      <w:sz w:val="24"/>
+      <w:szCs w:val="24"/>
+      <w:lang w:eastAsia="es-ES"/>
+    </w:rPr>
+  </w:style>
+  <w:style w:type="character" w:styleId="CdigoHTML">
+    <w:name w:val="HTML Code"/>
+    <w:basedOn w:val="Fuentedeprrafopredeter"/>
+    <w:uiPriority w:val="99"/>
+    <w:semiHidden/>
+    <w:unhideWhenUsed/>
+    <w:rsid w:val="00876D21"/>
+    <w:rPr>
+      <w:rFonts w:ascii="Courier New" w:eastAsia="Times New Roman" w:hAnsi="Courier New" w:cs="Courier New"/>
+      <w:sz w:val="20"/>
+      <w:szCs w:val="20"/>
+    </w:rPr>
+  </w:style>
 </w:styles>
 </file>
 

--- a/React Native.docx
+++ b/React Native.docx
@@ -11983,7 +11983,27 @@
           <w:b/>
           <w:bCs/>
         </w:rPr>
-        <w:t>La barra de estado</w:t>
+        <w:t xml:space="preserve">La barra de estado </w:t>
+      </w:r>
+      <w:r>
+        <w:rPr>
+          <w:rFonts w:asciiTheme="minorHAnsi" w:hAnsiTheme="minorHAnsi" w:cstheme="minorHAnsi"/>
+        </w:rPr>
+        <w:t xml:space="preserve">(donde ves la batería, la hora, el </w:t>
+      </w:r>
+      <w:proofErr w:type="spellStart"/>
+      <w:r>
+        <w:rPr>
+          <w:rFonts w:asciiTheme="minorHAnsi" w:hAnsiTheme="minorHAnsi" w:cstheme="minorHAnsi"/>
+        </w:rPr>
+        <w:t>WiFi</w:t>
+      </w:r>
+      <w:proofErr w:type="spellEnd"/>
+      <w:r>
+        <w:rPr>
+          <w:rFonts w:asciiTheme="minorHAnsi" w:hAnsiTheme="minorHAnsi" w:cstheme="minorHAnsi"/>
+        </w:rPr>
+        <w:t xml:space="preserve">), </w:t>
       </w:r>
       <w:r>
         <w:rPr>
@@ -11991,73 +12011,27 @@
           <w:b/>
           <w:bCs/>
         </w:rPr>
-        <w:t xml:space="preserve"> </w:t>
+        <w:t>El indicador de inicio</w:t>
       </w:r>
       <w:r>
         <w:rPr>
           <w:rFonts w:asciiTheme="minorHAnsi" w:hAnsiTheme="minorHAnsi" w:cstheme="minorHAnsi"/>
         </w:rPr>
-        <w:t xml:space="preserve">(donde ves la batería, la hora, el </w:t>
+        <w:t xml:space="preserve"> (la línea en la parte inferior de los </w:t>
       </w:r>
       <w:proofErr w:type="spellStart"/>
       <w:r>
         <w:rPr>
           <w:rFonts w:asciiTheme="minorHAnsi" w:hAnsiTheme="minorHAnsi" w:cstheme="minorHAnsi"/>
         </w:rPr>
-        <w:t>WiFi</w:t>
+        <w:t>iPhones</w:t>
       </w:r>
       <w:proofErr w:type="spellEnd"/>
       <w:r>
         <w:rPr>
           <w:rFonts w:asciiTheme="minorHAnsi" w:hAnsiTheme="minorHAnsi" w:cstheme="minorHAnsi"/>
         </w:rPr>
-        <w:t>)</w:t>
-      </w:r>
-      <w:r>
-        <w:rPr>
-          <w:rFonts w:asciiTheme="minorHAnsi" w:hAnsiTheme="minorHAnsi" w:cstheme="minorHAnsi"/>
-        </w:rPr>
-        <w:t xml:space="preserve">, </w:t>
-      </w:r>
-      <w:r>
-        <w:rPr>
-          <w:rFonts w:asciiTheme="minorHAnsi" w:hAnsiTheme="minorHAnsi" w:cstheme="minorHAnsi"/>
-          <w:b/>
-          <w:bCs/>
-        </w:rPr>
-        <w:t>El indicador de inicio</w:t>
-      </w:r>
-      <w:r>
-        <w:rPr>
-          <w:rFonts w:asciiTheme="minorHAnsi" w:hAnsiTheme="minorHAnsi" w:cstheme="minorHAnsi"/>
-        </w:rPr>
-        <w:t xml:space="preserve"> (la línea en la parte inferior de los </w:t>
-      </w:r>
-      <w:proofErr w:type="spellStart"/>
-      <w:r>
-        <w:rPr>
-          <w:rFonts w:asciiTheme="minorHAnsi" w:hAnsiTheme="minorHAnsi" w:cstheme="minorHAnsi"/>
-        </w:rPr>
-        <w:t>iPhones</w:t>
-      </w:r>
-      <w:proofErr w:type="spellEnd"/>
-      <w:r>
-        <w:rPr>
-          <w:rFonts w:asciiTheme="minorHAnsi" w:hAnsiTheme="minorHAnsi" w:cstheme="minorHAnsi"/>
-        </w:rPr>
-        <w:t xml:space="preserve"> para volver al inicio) o las barras de navegación de Android.</w:t>
-      </w:r>
-      <w:r>
-        <w:rPr>
-          <w:rFonts w:asciiTheme="minorHAnsi" w:hAnsiTheme="minorHAnsi" w:cstheme="minorHAnsi"/>
-        </w:rPr>
-        <w:t xml:space="preserve"> </w:t>
-      </w:r>
-      <w:r>
-        <w:rPr>
-          <w:rFonts w:asciiTheme="minorHAnsi" w:hAnsiTheme="minorHAnsi" w:cstheme="minorHAnsi"/>
-        </w:rPr>
-        <w:t>en cada dispositivo específico y te da herramientas para que tu interfaz se dibuje solo dentro del área visible y segura.</w:t>
+        <w:t xml:space="preserve"> para volver al inicio) o las barras de navegación de Android. en cada dispositivo específico y te da herramientas para que tu interfaz se dibuje solo dentro del área visible y segura.</w:t>
       </w:r>
     </w:p>
     <w:p>
@@ -17515,6 +17489,1466 @@
           <w:lang w:eastAsia="es-ES"/>
         </w:rPr>
         <w:t xml:space="preserve">22. </w:t>
+      </w:r>
+      <w:proofErr w:type="spellStart"/>
+      <w:r>
+        <w:rPr>
+          <w:rFonts w:eastAsia="Times New Roman" w:cstheme="minorHAnsi"/>
+          <w:sz w:val="24"/>
+          <w:szCs w:val="24"/>
+          <w:lang w:eastAsia="es-ES"/>
+        </w:rPr>
+        <w:t>Tailwind</w:t>
+      </w:r>
+      <w:proofErr w:type="spellEnd"/>
+      <w:r>
+        <w:rPr>
+          <w:rFonts w:eastAsia="Times New Roman" w:cstheme="minorHAnsi"/>
+          <w:sz w:val="24"/>
+          <w:szCs w:val="24"/>
+          <w:lang w:eastAsia="es-ES"/>
+        </w:rPr>
+        <w:t xml:space="preserve"> en móviles:</w:t>
+      </w:r>
+    </w:p>
+    <w:p>
+      <w:pPr>
+        <w:spacing w:before="100" w:beforeAutospacing="1" w:after="100" w:afterAutospacing="1" w:line="240" w:lineRule="auto"/>
+        <w:rPr>
+          <w:rFonts w:eastAsia="Times New Roman" w:cstheme="minorHAnsi"/>
+          <w:sz w:val="24"/>
+          <w:szCs w:val="24"/>
+          <w:lang w:eastAsia="es-ES"/>
+        </w:rPr>
+      </w:pPr>
+      <w:r>
+        <w:rPr>
+          <w:rFonts w:eastAsia="Times New Roman" w:cstheme="minorHAnsi"/>
+          <w:sz w:val="24"/>
+          <w:szCs w:val="24"/>
+          <w:lang w:eastAsia="es-ES"/>
+        </w:rPr>
+        <w:tab/>
+      </w:r>
+      <w:proofErr w:type="spellStart"/>
+      <w:r>
+        <w:rPr>
+          <w:rFonts w:eastAsia="Times New Roman" w:cstheme="minorHAnsi"/>
+          <w:b/>
+          <w:sz w:val="24"/>
+          <w:szCs w:val="24"/>
+          <w:lang w:eastAsia="es-ES"/>
+        </w:rPr>
+        <w:t>Npm</w:t>
+      </w:r>
+      <w:proofErr w:type="spellEnd"/>
+      <w:r>
+        <w:rPr>
+          <w:rFonts w:eastAsia="Times New Roman" w:cstheme="minorHAnsi"/>
+          <w:b/>
+          <w:sz w:val="24"/>
+          <w:szCs w:val="24"/>
+          <w:lang w:eastAsia="es-ES"/>
+        </w:rPr>
+        <w:t xml:space="preserve"> </w:t>
+      </w:r>
+      <w:proofErr w:type="spellStart"/>
+      <w:r>
+        <w:rPr>
+          <w:rFonts w:eastAsia="Times New Roman" w:cstheme="minorHAnsi"/>
+          <w:b/>
+          <w:sz w:val="24"/>
+          <w:szCs w:val="24"/>
+          <w:lang w:eastAsia="es-ES"/>
+        </w:rPr>
+        <w:t>install</w:t>
+      </w:r>
+      <w:proofErr w:type="spellEnd"/>
+      <w:r>
+        <w:rPr>
+          <w:rFonts w:eastAsia="Times New Roman" w:cstheme="minorHAnsi"/>
+          <w:b/>
+          <w:sz w:val="24"/>
+          <w:szCs w:val="24"/>
+          <w:lang w:eastAsia="es-ES"/>
+        </w:rPr>
+        <w:t xml:space="preserve"> nativewind@2</w:t>
+      </w:r>
+      <w:r>
+        <w:rPr>
+          <w:rFonts w:eastAsia="Times New Roman" w:cstheme="minorHAnsi"/>
+          <w:sz w:val="24"/>
+          <w:szCs w:val="24"/>
+          <w:lang w:eastAsia="es-ES"/>
+        </w:rPr>
+        <w:t xml:space="preserve">: instalamos esto que es como una compilación de </w:t>
+      </w:r>
+      <w:proofErr w:type="spellStart"/>
+      <w:r>
+        <w:rPr>
+          <w:rFonts w:eastAsia="Times New Roman" w:cstheme="minorHAnsi"/>
+          <w:sz w:val="24"/>
+          <w:szCs w:val="24"/>
+          <w:lang w:eastAsia="es-ES"/>
+        </w:rPr>
+        <w:t>taiwind</w:t>
+      </w:r>
+      <w:proofErr w:type="spellEnd"/>
+      <w:r>
+        <w:rPr>
+          <w:rFonts w:eastAsia="Times New Roman" w:cstheme="minorHAnsi"/>
+          <w:sz w:val="24"/>
+          <w:szCs w:val="24"/>
+          <w:lang w:eastAsia="es-ES"/>
+        </w:rPr>
+        <w:t xml:space="preserve"> </w:t>
+      </w:r>
+      <w:proofErr w:type="spellStart"/>
+      <w:r>
+        <w:rPr>
+          <w:rFonts w:eastAsia="Times New Roman" w:cstheme="minorHAnsi"/>
+          <w:sz w:val="24"/>
+          <w:szCs w:val="24"/>
+          <w:lang w:eastAsia="es-ES"/>
+        </w:rPr>
+        <w:t>par</w:t>
+      </w:r>
+      <w:proofErr w:type="spellEnd"/>
+      <w:r>
+        <w:rPr>
+          <w:rFonts w:eastAsia="Times New Roman" w:cstheme="minorHAnsi"/>
+          <w:sz w:val="24"/>
+          <w:szCs w:val="24"/>
+          <w:lang w:eastAsia="es-ES"/>
+        </w:rPr>
+        <w:t xml:space="preserve"> que pueda </w:t>
+      </w:r>
+      <w:proofErr w:type="spellStart"/>
+      <w:r>
+        <w:rPr>
+          <w:rFonts w:eastAsia="Times New Roman" w:cstheme="minorHAnsi"/>
+          <w:sz w:val="24"/>
+          <w:szCs w:val="24"/>
+          <w:lang w:eastAsia="es-ES"/>
+        </w:rPr>
+        <w:t>dart</w:t>
+      </w:r>
+      <w:proofErr w:type="spellEnd"/>
+      <w:r>
+        <w:rPr>
+          <w:rFonts w:eastAsia="Times New Roman" w:cstheme="minorHAnsi"/>
+          <w:sz w:val="24"/>
+          <w:szCs w:val="24"/>
+          <w:lang w:eastAsia="es-ES"/>
+        </w:rPr>
+        <w:t xml:space="preserve"> estilo con </w:t>
+      </w:r>
+      <w:proofErr w:type="spellStart"/>
+      <w:r>
+        <w:rPr>
+          <w:rFonts w:eastAsia="Times New Roman" w:cstheme="minorHAnsi"/>
+          <w:sz w:val="24"/>
+          <w:szCs w:val="24"/>
+          <w:lang w:eastAsia="es-ES"/>
+        </w:rPr>
+        <w:t>react</w:t>
+      </w:r>
+      <w:proofErr w:type="spellEnd"/>
+      <w:r>
+        <w:rPr>
+          <w:rFonts w:eastAsia="Times New Roman" w:cstheme="minorHAnsi"/>
+          <w:sz w:val="24"/>
+          <w:szCs w:val="24"/>
+          <w:lang w:eastAsia="es-ES"/>
+        </w:rPr>
+        <w:t xml:space="preserve"> </w:t>
+      </w:r>
+      <w:proofErr w:type="spellStart"/>
+      <w:r>
+        <w:rPr>
+          <w:rFonts w:eastAsia="Times New Roman" w:cstheme="minorHAnsi"/>
+          <w:sz w:val="24"/>
+          <w:szCs w:val="24"/>
+          <w:lang w:eastAsia="es-ES"/>
+        </w:rPr>
+        <w:t>native</w:t>
+      </w:r>
+      <w:proofErr w:type="spellEnd"/>
+    </w:p>
+    <w:p>
+      <w:pPr>
+        <w:spacing w:before="100" w:beforeAutospacing="1" w:after="100" w:afterAutospacing="1" w:line="240" w:lineRule="auto"/>
+        <w:rPr>
+          <w:rFonts w:eastAsia="Times New Roman" w:cstheme="minorHAnsi"/>
+          <w:sz w:val="24"/>
+          <w:szCs w:val="24"/>
+          <w:lang w:eastAsia="es-ES"/>
+        </w:rPr>
+      </w:pPr>
+      <w:r>
+        <w:rPr>
+          <w:rFonts w:eastAsia="Times New Roman" w:cstheme="minorHAnsi"/>
+          <w:sz w:val="24"/>
+          <w:szCs w:val="24"/>
+          <w:lang w:eastAsia="es-ES"/>
+        </w:rPr>
+        <w:tab/>
+      </w:r>
+      <w:proofErr w:type="spellStart"/>
+      <w:r>
+        <w:rPr>
+          <w:rFonts w:eastAsia="Times New Roman" w:cstheme="minorHAnsi"/>
+          <w:b/>
+          <w:sz w:val="24"/>
+          <w:szCs w:val="24"/>
+          <w:lang w:eastAsia="es-ES"/>
+        </w:rPr>
+        <w:t>Npm</w:t>
+      </w:r>
+      <w:proofErr w:type="spellEnd"/>
+      <w:r>
+        <w:rPr>
+          <w:rFonts w:eastAsia="Times New Roman" w:cstheme="minorHAnsi"/>
+          <w:b/>
+          <w:sz w:val="24"/>
+          <w:szCs w:val="24"/>
+          <w:lang w:eastAsia="es-ES"/>
+        </w:rPr>
+        <w:t xml:space="preserve"> </w:t>
+      </w:r>
+      <w:proofErr w:type="spellStart"/>
+      <w:r>
+        <w:rPr>
+          <w:rFonts w:eastAsia="Times New Roman" w:cstheme="minorHAnsi"/>
+          <w:b/>
+          <w:sz w:val="24"/>
+          <w:szCs w:val="24"/>
+          <w:lang w:eastAsia="es-ES"/>
+        </w:rPr>
+        <w:t>install</w:t>
+      </w:r>
+      <w:proofErr w:type="spellEnd"/>
+      <w:r>
+        <w:rPr>
+          <w:rFonts w:eastAsia="Times New Roman" w:cstheme="minorHAnsi"/>
+          <w:b/>
+          <w:sz w:val="24"/>
+          <w:szCs w:val="24"/>
+          <w:lang w:eastAsia="es-ES"/>
+        </w:rPr>
+        <w:t xml:space="preserve"> –</w:t>
+      </w:r>
+      <w:proofErr w:type="spellStart"/>
+      <w:r>
+        <w:rPr>
+          <w:rFonts w:eastAsia="Times New Roman" w:cstheme="minorHAnsi"/>
+          <w:b/>
+          <w:sz w:val="24"/>
+          <w:szCs w:val="24"/>
+          <w:lang w:eastAsia="es-ES"/>
+        </w:rPr>
+        <w:t>save-dev</w:t>
+      </w:r>
+      <w:proofErr w:type="spellEnd"/>
+      <w:r>
+        <w:rPr>
+          <w:rFonts w:eastAsia="Times New Roman" w:cstheme="minorHAnsi"/>
+          <w:b/>
+          <w:sz w:val="24"/>
+          <w:szCs w:val="24"/>
+          <w:lang w:eastAsia="es-ES"/>
+        </w:rPr>
+        <w:t xml:space="preserve"> –</w:t>
+      </w:r>
+      <w:proofErr w:type="spellStart"/>
+      <w:r>
+        <w:rPr>
+          <w:rFonts w:eastAsia="Times New Roman" w:cstheme="minorHAnsi"/>
+          <w:b/>
+          <w:sz w:val="24"/>
+          <w:szCs w:val="24"/>
+          <w:lang w:eastAsia="es-ES"/>
+        </w:rPr>
+        <w:t>save-exact</w:t>
+      </w:r>
+      <w:proofErr w:type="spellEnd"/>
+      <w:r>
+        <w:rPr>
+          <w:rFonts w:eastAsia="Times New Roman" w:cstheme="minorHAnsi"/>
+          <w:b/>
+          <w:sz w:val="24"/>
+          <w:szCs w:val="24"/>
+          <w:lang w:eastAsia="es-ES"/>
+        </w:rPr>
+        <w:t xml:space="preserve"> </w:t>
+      </w:r>
+      <w:hyperlink r:id="rId6" w:history="1">
+        <w:r>
+          <w:rPr>
+            <w:rStyle w:val="Hipervnculo"/>
+            <w:rFonts w:eastAsia="Times New Roman" w:cstheme="minorHAnsi"/>
+            <w:b/>
+            <w:sz w:val="24"/>
+            <w:szCs w:val="24"/>
+            <w:lang w:eastAsia="es-ES"/>
+          </w:rPr>
+          <w:t>tailwindcss@3.3.2</w:t>
+        </w:r>
+      </w:hyperlink>
+      <w:r>
+        <w:rPr>
+          <w:rFonts w:eastAsia="Times New Roman" w:cstheme="minorHAnsi"/>
+          <w:b/>
+          <w:sz w:val="24"/>
+          <w:szCs w:val="24"/>
+          <w:lang w:eastAsia="es-ES"/>
+        </w:rPr>
+        <w:t>:</w:t>
+      </w:r>
+      <w:r>
+        <w:rPr>
+          <w:rFonts w:eastAsia="Times New Roman" w:cstheme="minorHAnsi"/>
+          <w:sz w:val="24"/>
+          <w:szCs w:val="24"/>
+          <w:lang w:eastAsia="es-ES"/>
+        </w:rPr>
+        <w:t xml:space="preserve"> instalamos </w:t>
+      </w:r>
+      <w:proofErr w:type="spellStart"/>
+      <w:r>
+        <w:rPr>
+          <w:rFonts w:eastAsia="Times New Roman" w:cstheme="minorHAnsi"/>
+          <w:sz w:val="24"/>
+          <w:szCs w:val="24"/>
+          <w:lang w:eastAsia="es-ES"/>
+        </w:rPr>
+        <w:t>tailwind</w:t>
+      </w:r>
+      <w:proofErr w:type="spellEnd"/>
+      <w:r>
+        <w:rPr>
+          <w:rFonts w:eastAsia="Times New Roman" w:cstheme="minorHAnsi"/>
+          <w:sz w:val="24"/>
+          <w:szCs w:val="24"/>
+          <w:lang w:eastAsia="es-ES"/>
+        </w:rPr>
+        <w:t xml:space="preserve"> con una versión exacta</w:t>
+      </w:r>
+    </w:p>
+    <w:p>
+      <w:pPr>
+        <w:spacing w:before="100" w:beforeAutospacing="1" w:after="100" w:afterAutospacing="1" w:line="240" w:lineRule="auto"/>
+        <w:rPr>
+          <w:rFonts w:eastAsia="Times New Roman" w:cstheme="minorHAnsi"/>
+          <w:b/>
+          <w:sz w:val="24"/>
+          <w:szCs w:val="24"/>
+          <w:lang w:eastAsia="es-ES"/>
+        </w:rPr>
+      </w:pPr>
+      <w:r>
+        <w:rPr>
+          <w:rFonts w:eastAsia="Times New Roman" w:cstheme="minorHAnsi"/>
+          <w:sz w:val="24"/>
+          <w:szCs w:val="24"/>
+          <w:lang w:eastAsia="es-ES"/>
+        </w:rPr>
+        <w:tab/>
+      </w:r>
+      <w:proofErr w:type="spellStart"/>
+      <w:r>
+        <w:rPr>
+          <w:rFonts w:eastAsia="Times New Roman" w:cstheme="minorHAnsi"/>
+          <w:b/>
+          <w:sz w:val="24"/>
+          <w:szCs w:val="24"/>
+          <w:lang w:eastAsia="es-ES"/>
+        </w:rPr>
+        <w:t>Npx</w:t>
+      </w:r>
+      <w:proofErr w:type="spellEnd"/>
+      <w:r>
+        <w:rPr>
+          <w:rFonts w:eastAsia="Times New Roman" w:cstheme="minorHAnsi"/>
+          <w:b/>
+          <w:sz w:val="24"/>
+          <w:szCs w:val="24"/>
+          <w:lang w:eastAsia="es-ES"/>
+        </w:rPr>
+        <w:t xml:space="preserve"> </w:t>
+      </w:r>
+      <w:proofErr w:type="spellStart"/>
+      <w:r>
+        <w:rPr>
+          <w:rFonts w:eastAsia="Times New Roman" w:cstheme="minorHAnsi"/>
+          <w:b/>
+          <w:sz w:val="24"/>
+          <w:szCs w:val="24"/>
+          <w:lang w:eastAsia="es-ES"/>
+        </w:rPr>
+        <w:t>tailwindcss</w:t>
+      </w:r>
+      <w:proofErr w:type="spellEnd"/>
+      <w:r>
+        <w:rPr>
+          <w:rFonts w:eastAsia="Times New Roman" w:cstheme="minorHAnsi"/>
+          <w:b/>
+          <w:sz w:val="24"/>
+          <w:szCs w:val="24"/>
+          <w:lang w:eastAsia="es-ES"/>
+        </w:rPr>
+        <w:t xml:space="preserve"> </w:t>
+      </w:r>
+      <w:proofErr w:type="spellStart"/>
+      <w:r>
+        <w:rPr>
+          <w:rFonts w:eastAsia="Times New Roman" w:cstheme="minorHAnsi"/>
+          <w:b/>
+          <w:sz w:val="24"/>
+          <w:szCs w:val="24"/>
+          <w:lang w:eastAsia="es-ES"/>
+        </w:rPr>
+        <w:t>init</w:t>
+      </w:r>
+      <w:proofErr w:type="spellEnd"/>
+      <w:r>
+        <w:rPr>
+          <w:rFonts w:eastAsia="Times New Roman" w:cstheme="minorHAnsi"/>
+          <w:b/>
+          <w:sz w:val="24"/>
+          <w:szCs w:val="24"/>
+          <w:lang w:eastAsia="es-ES"/>
+        </w:rPr>
+        <w:t>:</w:t>
+      </w:r>
+      <w:r>
+        <w:rPr>
+          <w:rFonts w:eastAsia="Times New Roman" w:cstheme="minorHAnsi"/>
+          <w:sz w:val="24"/>
+          <w:szCs w:val="24"/>
+          <w:lang w:eastAsia="es-ES"/>
+        </w:rPr>
+        <w:t xml:space="preserve"> iniciamos </w:t>
+      </w:r>
+      <w:proofErr w:type="spellStart"/>
+      <w:r>
+        <w:rPr>
+          <w:rFonts w:eastAsia="Times New Roman" w:cstheme="minorHAnsi"/>
+          <w:sz w:val="24"/>
+          <w:szCs w:val="24"/>
+          <w:lang w:eastAsia="es-ES"/>
+        </w:rPr>
+        <w:t>taliwind</w:t>
+      </w:r>
+      <w:proofErr w:type="spellEnd"/>
+      <w:r>
+        <w:rPr>
+          <w:rFonts w:eastAsia="Times New Roman" w:cstheme="minorHAnsi"/>
+          <w:sz w:val="24"/>
+          <w:szCs w:val="24"/>
+          <w:lang w:eastAsia="es-ES"/>
+        </w:rPr>
+        <w:t xml:space="preserve"> como en cualquier otro proyecto </w:t>
+      </w:r>
+      <w:r>
+        <w:rPr>
+          <w:rFonts w:eastAsia="Times New Roman" w:cstheme="minorHAnsi"/>
+          <w:b/>
+          <w:sz w:val="24"/>
+          <w:szCs w:val="24"/>
+          <w:lang w:eastAsia="es-ES"/>
+        </w:rPr>
+        <w:t xml:space="preserve"> </w:t>
+      </w:r>
+    </w:p>
+    <w:p>
+      <w:pPr>
+        <w:spacing w:before="100" w:beforeAutospacing="1" w:after="100" w:afterAutospacing="1" w:line="240" w:lineRule="auto"/>
+        <w:rPr>
+          <w:rFonts w:eastAsia="Times New Roman" w:cstheme="minorHAnsi"/>
+          <w:sz w:val="24"/>
+          <w:szCs w:val="24"/>
+          <w:lang w:eastAsia="es-ES"/>
+        </w:rPr>
+      </w:pPr>
+      <w:r>
+        <w:rPr>
+          <w:rFonts w:eastAsia="Times New Roman" w:cstheme="minorHAnsi"/>
+          <w:b/>
+          <w:sz w:val="24"/>
+          <w:szCs w:val="24"/>
+          <w:lang w:eastAsia="es-ES"/>
+        </w:rPr>
+        <w:tab/>
+      </w:r>
+      <w:r>
+        <w:rPr>
+          <w:rFonts w:eastAsia="Times New Roman" w:cstheme="minorHAnsi"/>
+          <w:sz w:val="24"/>
+          <w:szCs w:val="24"/>
+          <w:lang w:eastAsia="es-ES"/>
+        </w:rPr>
+        <w:t xml:space="preserve">Creamos el archivo </w:t>
+      </w:r>
+      <w:r>
+        <w:rPr>
+          <w:rFonts w:eastAsia="Times New Roman" w:cstheme="minorHAnsi"/>
+          <w:b/>
+          <w:sz w:val="24"/>
+          <w:szCs w:val="24"/>
+          <w:lang w:eastAsia="es-ES"/>
+        </w:rPr>
+        <w:t xml:space="preserve">babel.config.js </w:t>
+      </w:r>
+      <w:r>
+        <w:rPr>
+          <w:rFonts w:eastAsia="Times New Roman" w:cstheme="minorHAnsi"/>
+          <w:sz w:val="24"/>
+          <w:szCs w:val="24"/>
+          <w:lang w:eastAsia="es-ES"/>
+        </w:rPr>
+        <w:t xml:space="preserve">en raíz con lo siguiente: </w:t>
+      </w:r>
+    </w:p>
+    <w:p>
+      <w:pPr>
+        <w:shd w:val="clear" w:color="auto" w:fill="2D2A2E"/>
+        <w:spacing w:after="0" w:line="285" w:lineRule="atLeast"/>
+        <w:rPr>
+          <w:rFonts w:ascii="Consolas" w:eastAsia="Times New Roman" w:hAnsi="Consolas" w:cs="Times New Roman"/>
+          <w:color w:val="FCFCFA"/>
+          <w:sz w:val="21"/>
+          <w:szCs w:val="21"/>
+          <w:lang w:eastAsia="es-ES"/>
+        </w:rPr>
+      </w:pPr>
+      <w:proofErr w:type="spellStart"/>
+      <w:proofErr w:type="gramStart"/>
+      <w:r>
+        <w:rPr>
+          <w:rFonts w:ascii="Consolas" w:eastAsia="Times New Roman" w:hAnsi="Consolas" w:cs="Times New Roman"/>
+          <w:i/>
+          <w:iCs/>
+          <w:color w:val="78DCE8"/>
+          <w:sz w:val="21"/>
+          <w:szCs w:val="21"/>
+          <w:lang w:eastAsia="es-ES"/>
+        </w:rPr>
+        <w:lastRenderedPageBreak/>
+        <w:t>module</w:t>
+      </w:r>
+      <w:r>
+        <w:rPr>
+          <w:rFonts w:ascii="Consolas" w:eastAsia="Times New Roman" w:hAnsi="Consolas" w:cs="Times New Roman"/>
+          <w:color w:val="939293"/>
+          <w:sz w:val="21"/>
+          <w:szCs w:val="21"/>
+          <w:lang w:eastAsia="es-ES"/>
+        </w:rPr>
+        <w:t>.</w:t>
+      </w:r>
+      <w:r>
+        <w:rPr>
+          <w:rFonts w:ascii="Consolas" w:eastAsia="Times New Roman" w:hAnsi="Consolas" w:cs="Times New Roman"/>
+          <w:i/>
+          <w:iCs/>
+          <w:color w:val="78DCE8"/>
+          <w:sz w:val="21"/>
+          <w:szCs w:val="21"/>
+          <w:lang w:eastAsia="es-ES"/>
+        </w:rPr>
+        <w:t>exports</w:t>
+      </w:r>
+      <w:proofErr w:type="spellEnd"/>
+      <w:proofErr w:type="gramEnd"/>
+      <w:r>
+        <w:rPr>
+          <w:rFonts w:ascii="Consolas" w:eastAsia="Times New Roman" w:hAnsi="Consolas" w:cs="Times New Roman"/>
+          <w:color w:val="FCFCFA"/>
+          <w:sz w:val="21"/>
+          <w:szCs w:val="21"/>
+          <w:lang w:eastAsia="es-ES"/>
+        </w:rPr>
+        <w:t xml:space="preserve"> </w:t>
+      </w:r>
+      <w:r>
+        <w:rPr>
+          <w:rFonts w:ascii="Consolas" w:eastAsia="Times New Roman" w:hAnsi="Consolas" w:cs="Times New Roman"/>
+          <w:color w:val="FF6188"/>
+          <w:sz w:val="21"/>
+          <w:szCs w:val="21"/>
+          <w:lang w:eastAsia="es-ES"/>
+        </w:rPr>
+        <w:t>=</w:t>
+      </w:r>
+      <w:r>
+        <w:rPr>
+          <w:rFonts w:ascii="Consolas" w:eastAsia="Times New Roman" w:hAnsi="Consolas" w:cs="Times New Roman"/>
+          <w:color w:val="FCFCFA"/>
+          <w:sz w:val="21"/>
+          <w:szCs w:val="21"/>
+          <w:lang w:eastAsia="es-ES"/>
+        </w:rPr>
+        <w:t xml:space="preserve"> </w:t>
+      </w:r>
+      <w:proofErr w:type="spellStart"/>
+      <w:r>
+        <w:rPr>
+          <w:rFonts w:ascii="Consolas" w:eastAsia="Times New Roman" w:hAnsi="Consolas" w:cs="Times New Roman"/>
+          <w:i/>
+          <w:iCs/>
+          <w:color w:val="78DCE8"/>
+          <w:sz w:val="21"/>
+          <w:szCs w:val="21"/>
+          <w:lang w:eastAsia="es-ES"/>
+        </w:rPr>
+        <w:t>function</w:t>
+      </w:r>
+      <w:proofErr w:type="spellEnd"/>
+      <w:r>
+        <w:rPr>
+          <w:rFonts w:ascii="Consolas" w:eastAsia="Times New Roman" w:hAnsi="Consolas" w:cs="Times New Roman"/>
+          <w:color w:val="FCFCFA"/>
+          <w:sz w:val="21"/>
+          <w:szCs w:val="21"/>
+          <w:lang w:eastAsia="es-ES"/>
+        </w:rPr>
+        <w:t xml:space="preserve"> </w:t>
+      </w:r>
+      <w:r>
+        <w:rPr>
+          <w:rFonts w:ascii="Consolas" w:eastAsia="Times New Roman" w:hAnsi="Consolas" w:cs="Times New Roman"/>
+          <w:color w:val="939293"/>
+          <w:sz w:val="21"/>
+          <w:szCs w:val="21"/>
+          <w:lang w:eastAsia="es-ES"/>
+        </w:rPr>
+        <w:t>(</w:t>
+      </w:r>
+      <w:r>
+        <w:rPr>
+          <w:rFonts w:ascii="Consolas" w:eastAsia="Times New Roman" w:hAnsi="Consolas" w:cs="Times New Roman"/>
+          <w:i/>
+          <w:iCs/>
+          <w:color w:val="FC9867"/>
+          <w:sz w:val="21"/>
+          <w:szCs w:val="21"/>
+          <w:lang w:eastAsia="es-ES"/>
+        </w:rPr>
+        <w:t>api</w:t>
+      </w:r>
+      <w:r>
+        <w:rPr>
+          <w:rFonts w:ascii="Consolas" w:eastAsia="Times New Roman" w:hAnsi="Consolas" w:cs="Times New Roman"/>
+          <w:color w:val="939293"/>
+          <w:sz w:val="21"/>
+          <w:szCs w:val="21"/>
+          <w:lang w:eastAsia="es-ES"/>
+        </w:rPr>
+        <w:t>)</w:t>
+      </w:r>
+      <w:r>
+        <w:rPr>
+          <w:rFonts w:ascii="Consolas" w:eastAsia="Times New Roman" w:hAnsi="Consolas" w:cs="Times New Roman"/>
+          <w:color w:val="FCFCFA"/>
+          <w:sz w:val="21"/>
+          <w:szCs w:val="21"/>
+          <w:lang w:eastAsia="es-ES"/>
+        </w:rPr>
+        <w:t xml:space="preserve"> </w:t>
+      </w:r>
+      <w:r>
+        <w:rPr>
+          <w:rFonts w:ascii="Consolas" w:eastAsia="Times New Roman" w:hAnsi="Consolas" w:cs="Times New Roman"/>
+          <w:color w:val="939293"/>
+          <w:sz w:val="21"/>
+          <w:szCs w:val="21"/>
+          <w:lang w:eastAsia="es-ES"/>
+        </w:rPr>
+        <w:t>{</w:t>
+      </w:r>
+    </w:p>
+    <w:p>
+      <w:pPr>
+        <w:shd w:val="clear" w:color="auto" w:fill="2D2A2E"/>
+        <w:spacing w:after="0" w:line="285" w:lineRule="atLeast"/>
+        <w:rPr>
+          <w:rFonts w:ascii="Consolas" w:eastAsia="Times New Roman" w:hAnsi="Consolas" w:cs="Times New Roman"/>
+          <w:color w:val="FCFCFA"/>
+          <w:sz w:val="21"/>
+          <w:szCs w:val="21"/>
+          <w:lang w:eastAsia="es-ES"/>
+        </w:rPr>
+      </w:pPr>
+      <w:r>
+        <w:rPr>
+          <w:rFonts w:ascii="Consolas" w:eastAsia="Times New Roman" w:hAnsi="Consolas" w:cs="Times New Roman"/>
+          <w:color w:val="FCFCFA"/>
+          <w:sz w:val="21"/>
+          <w:szCs w:val="21"/>
+          <w:lang w:eastAsia="es-ES"/>
+        </w:rPr>
+        <w:t xml:space="preserve">  </w:t>
+      </w:r>
+      <w:proofErr w:type="spellStart"/>
+      <w:proofErr w:type="gramStart"/>
+      <w:r>
+        <w:rPr>
+          <w:rFonts w:ascii="Consolas" w:eastAsia="Times New Roman" w:hAnsi="Consolas" w:cs="Times New Roman"/>
+          <w:color w:val="FCFCFA"/>
+          <w:sz w:val="21"/>
+          <w:szCs w:val="21"/>
+          <w:lang w:eastAsia="es-ES"/>
+        </w:rPr>
+        <w:t>api</w:t>
+      </w:r>
+      <w:r>
+        <w:rPr>
+          <w:rFonts w:ascii="Consolas" w:eastAsia="Times New Roman" w:hAnsi="Consolas" w:cs="Times New Roman"/>
+          <w:color w:val="939293"/>
+          <w:sz w:val="21"/>
+          <w:szCs w:val="21"/>
+          <w:lang w:eastAsia="es-ES"/>
+        </w:rPr>
+        <w:t>.</w:t>
+      </w:r>
+      <w:r>
+        <w:rPr>
+          <w:rFonts w:ascii="Consolas" w:eastAsia="Times New Roman" w:hAnsi="Consolas" w:cs="Times New Roman"/>
+          <w:color w:val="A9DC76"/>
+          <w:sz w:val="21"/>
+          <w:szCs w:val="21"/>
+          <w:lang w:eastAsia="es-ES"/>
+        </w:rPr>
+        <w:t>cache</w:t>
+      </w:r>
+      <w:proofErr w:type="spellEnd"/>
+      <w:proofErr w:type="gramEnd"/>
+      <w:r>
+        <w:rPr>
+          <w:rFonts w:ascii="Consolas" w:eastAsia="Times New Roman" w:hAnsi="Consolas" w:cs="Times New Roman"/>
+          <w:color w:val="939293"/>
+          <w:sz w:val="21"/>
+          <w:szCs w:val="21"/>
+          <w:lang w:eastAsia="es-ES"/>
+        </w:rPr>
+        <w:t>(</w:t>
+      </w:r>
+      <w:r>
+        <w:rPr>
+          <w:rFonts w:ascii="Consolas" w:eastAsia="Times New Roman" w:hAnsi="Consolas" w:cs="Times New Roman"/>
+          <w:color w:val="AB9DF2"/>
+          <w:sz w:val="21"/>
+          <w:szCs w:val="21"/>
+          <w:lang w:eastAsia="es-ES"/>
+        </w:rPr>
+        <w:t>true</w:t>
+      </w:r>
+      <w:r>
+        <w:rPr>
+          <w:rFonts w:ascii="Consolas" w:eastAsia="Times New Roman" w:hAnsi="Consolas" w:cs="Times New Roman"/>
+          <w:color w:val="939293"/>
+          <w:sz w:val="21"/>
+          <w:szCs w:val="21"/>
+          <w:lang w:eastAsia="es-ES"/>
+        </w:rPr>
+        <w:t>);</w:t>
+      </w:r>
+    </w:p>
+    <w:p>
+      <w:pPr>
+        <w:shd w:val="clear" w:color="auto" w:fill="2D2A2E"/>
+        <w:spacing w:after="0" w:line="285" w:lineRule="atLeast"/>
+        <w:rPr>
+          <w:rFonts w:ascii="Consolas" w:eastAsia="Times New Roman" w:hAnsi="Consolas" w:cs="Times New Roman"/>
+          <w:color w:val="FCFCFA"/>
+          <w:sz w:val="21"/>
+          <w:szCs w:val="21"/>
+          <w:lang w:eastAsia="es-ES"/>
+        </w:rPr>
+      </w:pPr>
+      <w:r>
+        <w:rPr>
+          <w:rFonts w:ascii="Consolas" w:eastAsia="Times New Roman" w:hAnsi="Consolas" w:cs="Times New Roman"/>
+          <w:color w:val="FCFCFA"/>
+          <w:sz w:val="21"/>
+          <w:szCs w:val="21"/>
+          <w:lang w:eastAsia="es-ES"/>
+        </w:rPr>
+        <w:t xml:space="preserve">  </w:t>
+      </w:r>
+      <w:proofErr w:type="spellStart"/>
+      <w:r>
+        <w:rPr>
+          <w:rFonts w:ascii="Consolas" w:eastAsia="Times New Roman" w:hAnsi="Consolas" w:cs="Times New Roman"/>
+          <w:color w:val="FF6188"/>
+          <w:sz w:val="21"/>
+          <w:szCs w:val="21"/>
+          <w:lang w:eastAsia="es-ES"/>
+        </w:rPr>
+        <w:t>return</w:t>
+      </w:r>
+      <w:proofErr w:type="spellEnd"/>
+      <w:r>
+        <w:rPr>
+          <w:rFonts w:ascii="Consolas" w:eastAsia="Times New Roman" w:hAnsi="Consolas" w:cs="Times New Roman"/>
+          <w:color w:val="FCFCFA"/>
+          <w:sz w:val="21"/>
+          <w:szCs w:val="21"/>
+          <w:lang w:eastAsia="es-ES"/>
+        </w:rPr>
+        <w:t xml:space="preserve"> </w:t>
+      </w:r>
+      <w:r>
+        <w:rPr>
+          <w:rFonts w:ascii="Consolas" w:eastAsia="Times New Roman" w:hAnsi="Consolas" w:cs="Times New Roman"/>
+          <w:color w:val="939293"/>
+          <w:sz w:val="21"/>
+          <w:szCs w:val="21"/>
+          <w:lang w:eastAsia="es-ES"/>
+        </w:rPr>
+        <w:t>{</w:t>
+      </w:r>
+    </w:p>
+    <w:p>
+      <w:pPr>
+        <w:shd w:val="clear" w:color="auto" w:fill="2D2A2E"/>
+        <w:spacing w:after="0" w:line="285" w:lineRule="atLeast"/>
+        <w:rPr>
+          <w:rFonts w:ascii="Consolas" w:eastAsia="Times New Roman" w:hAnsi="Consolas" w:cs="Times New Roman"/>
+          <w:color w:val="FCFCFA"/>
+          <w:sz w:val="21"/>
+          <w:szCs w:val="21"/>
+          <w:lang w:eastAsia="es-ES"/>
+        </w:rPr>
+      </w:pPr>
+      <w:r>
+        <w:rPr>
+          <w:rFonts w:ascii="Consolas" w:eastAsia="Times New Roman" w:hAnsi="Consolas" w:cs="Times New Roman"/>
+          <w:color w:val="FCFCFA"/>
+          <w:sz w:val="21"/>
+          <w:szCs w:val="21"/>
+          <w:lang w:eastAsia="es-ES"/>
+        </w:rPr>
+        <w:t xml:space="preserve">    </w:t>
+      </w:r>
+      <w:proofErr w:type="spellStart"/>
+      <w:r>
+        <w:rPr>
+          <w:rFonts w:ascii="Consolas" w:eastAsia="Times New Roman" w:hAnsi="Consolas" w:cs="Times New Roman"/>
+          <w:color w:val="FCFCFA"/>
+          <w:sz w:val="21"/>
+          <w:szCs w:val="21"/>
+          <w:lang w:eastAsia="es-ES"/>
+        </w:rPr>
+        <w:t>presets</w:t>
+      </w:r>
+      <w:proofErr w:type="spellEnd"/>
+      <w:r>
+        <w:rPr>
+          <w:rFonts w:ascii="Consolas" w:eastAsia="Times New Roman" w:hAnsi="Consolas" w:cs="Times New Roman"/>
+          <w:color w:val="939293"/>
+          <w:sz w:val="21"/>
+          <w:szCs w:val="21"/>
+          <w:lang w:eastAsia="es-ES"/>
+        </w:rPr>
+        <w:t>:</w:t>
+      </w:r>
+      <w:r>
+        <w:rPr>
+          <w:rFonts w:ascii="Consolas" w:eastAsia="Times New Roman" w:hAnsi="Consolas" w:cs="Times New Roman"/>
+          <w:color w:val="FCFCFA"/>
+          <w:sz w:val="21"/>
+          <w:szCs w:val="21"/>
+          <w:lang w:eastAsia="es-ES"/>
+        </w:rPr>
+        <w:t xml:space="preserve"> </w:t>
+      </w:r>
+      <w:r>
+        <w:rPr>
+          <w:rFonts w:ascii="Consolas" w:eastAsia="Times New Roman" w:hAnsi="Consolas" w:cs="Times New Roman"/>
+          <w:color w:val="939293"/>
+          <w:sz w:val="21"/>
+          <w:szCs w:val="21"/>
+          <w:lang w:eastAsia="es-ES"/>
+        </w:rPr>
+        <w:t>['</w:t>
+      </w:r>
+      <w:r>
+        <w:rPr>
+          <w:rFonts w:ascii="Consolas" w:eastAsia="Times New Roman" w:hAnsi="Consolas" w:cs="Times New Roman"/>
+          <w:color w:val="FFD866"/>
+          <w:sz w:val="21"/>
+          <w:szCs w:val="21"/>
+          <w:lang w:eastAsia="es-ES"/>
+        </w:rPr>
+        <w:t>babel-</w:t>
+      </w:r>
+      <w:proofErr w:type="spellStart"/>
+      <w:r>
+        <w:rPr>
+          <w:rFonts w:ascii="Consolas" w:eastAsia="Times New Roman" w:hAnsi="Consolas" w:cs="Times New Roman"/>
+          <w:color w:val="FFD866"/>
+          <w:sz w:val="21"/>
+          <w:szCs w:val="21"/>
+          <w:lang w:eastAsia="es-ES"/>
+        </w:rPr>
+        <w:t>preset</w:t>
+      </w:r>
+      <w:proofErr w:type="spellEnd"/>
+      <w:r>
+        <w:rPr>
+          <w:rFonts w:ascii="Consolas" w:eastAsia="Times New Roman" w:hAnsi="Consolas" w:cs="Times New Roman"/>
+          <w:color w:val="FFD866"/>
+          <w:sz w:val="21"/>
+          <w:szCs w:val="21"/>
+          <w:lang w:eastAsia="es-ES"/>
+        </w:rPr>
+        <w:t>-expo</w:t>
+      </w:r>
+      <w:r>
+        <w:rPr>
+          <w:rFonts w:ascii="Consolas" w:eastAsia="Times New Roman" w:hAnsi="Consolas" w:cs="Times New Roman"/>
+          <w:color w:val="939293"/>
+          <w:sz w:val="21"/>
+          <w:szCs w:val="21"/>
+          <w:lang w:eastAsia="es-ES"/>
+        </w:rPr>
+        <w:t>'],</w:t>
+      </w:r>
+    </w:p>
+    <w:p>
+      <w:pPr>
+        <w:shd w:val="clear" w:color="auto" w:fill="2D2A2E"/>
+        <w:spacing w:after="0" w:line="285" w:lineRule="atLeast"/>
+        <w:rPr>
+          <w:rFonts w:ascii="Consolas" w:eastAsia="Times New Roman" w:hAnsi="Consolas" w:cs="Times New Roman"/>
+          <w:color w:val="FCFCFA"/>
+          <w:sz w:val="21"/>
+          <w:szCs w:val="21"/>
+          <w:lang w:eastAsia="es-ES"/>
+        </w:rPr>
+      </w:pPr>
+      <w:r>
+        <w:rPr>
+          <w:rFonts w:ascii="Consolas" w:eastAsia="Times New Roman" w:hAnsi="Consolas" w:cs="Times New Roman"/>
+          <w:color w:val="FCFCFA"/>
+          <w:sz w:val="21"/>
+          <w:szCs w:val="21"/>
+          <w:lang w:eastAsia="es-ES"/>
+        </w:rPr>
+        <w:t xml:space="preserve">    </w:t>
+      </w:r>
+      <w:proofErr w:type="spellStart"/>
+      <w:r>
+        <w:rPr>
+          <w:rFonts w:ascii="Consolas" w:eastAsia="Times New Roman" w:hAnsi="Consolas" w:cs="Times New Roman"/>
+          <w:color w:val="FCFCFA"/>
+          <w:sz w:val="21"/>
+          <w:szCs w:val="21"/>
+          <w:lang w:eastAsia="es-ES"/>
+        </w:rPr>
+        <w:t>plugins</w:t>
+      </w:r>
+      <w:proofErr w:type="spellEnd"/>
+      <w:r>
+        <w:rPr>
+          <w:rFonts w:ascii="Consolas" w:eastAsia="Times New Roman" w:hAnsi="Consolas" w:cs="Times New Roman"/>
+          <w:color w:val="939293"/>
+          <w:sz w:val="21"/>
+          <w:szCs w:val="21"/>
+          <w:lang w:eastAsia="es-ES"/>
+        </w:rPr>
+        <w:t>:</w:t>
+      </w:r>
+      <w:r>
+        <w:rPr>
+          <w:rFonts w:ascii="Consolas" w:eastAsia="Times New Roman" w:hAnsi="Consolas" w:cs="Times New Roman"/>
+          <w:color w:val="FCFCFA"/>
+          <w:sz w:val="21"/>
+          <w:szCs w:val="21"/>
+          <w:lang w:eastAsia="es-ES"/>
+        </w:rPr>
+        <w:t xml:space="preserve"> </w:t>
+      </w:r>
+      <w:r>
+        <w:rPr>
+          <w:rFonts w:ascii="Consolas" w:eastAsia="Times New Roman" w:hAnsi="Consolas" w:cs="Times New Roman"/>
+          <w:color w:val="939293"/>
+          <w:sz w:val="21"/>
+          <w:szCs w:val="21"/>
+          <w:lang w:eastAsia="es-ES"/>
+        </w:rPr>
+        <w:t>['</w:t>
+      </w:r>
+      <w:proofErr w:type="spellStart"/>
+      <w:r>
+        <w:rPr>
+          <w:rFonts w:ascii="Consolas" w:eastAsia="Times New Roman" w:hAnsi="Consolas" w:cs="Times New Roman"/>
+          <w:color w:val="FFD866"/>
+          <w:sz w:val="21"/>
+          <w:szCs w:val="21"/>
+          <w:lang w:eastAsia="es-ES"/>
+        </w:rPr>
+        <w:t>nativewind</w:t>
+      </w:r>
+      <w:proofErr w:type="spellEnd"/>
+      <w:r>
+        <w:rPr>
+          <w:rFonts w:ascii="Consolas" w:eastAsia="Times New Roman" w:hAnsi="Consolas" w:cs="Times New Roman"/>
+          <w:color w:val="FFD866"/>
+          <w:sz w:val="21"/>
+          <w:szCs w:val="21"/>
+          <w:lang w:eastAsia="es-ES"/>
+        </w:rPr>
+        <w:t>/babel</w:t>
+      </w:r>
+      <w:r>
+        <w:rPr>
+          <w:rFonts w:ascii="Consolas" w:eastAsia="Times New Roman" w:hAnsi="Consolas" w:cs="Times New Roman"/>
+          <w:color w:val="939293"/>
+          <w:sz w:val="21"/>
+          <w:szCs w:val="21"/>
+          <w:lang w:eastAsia="es-ES"/>
+        </w:rPr>
+        <w:t>'],</w:t>
+      </w:r>
+      <w:r>
+        <w:rPr>
+          <w:rFonts w:ascii="Consolas" w:eastAsia="Times New Roman" w:hAnsi="Consolas" w:cs="Times New Roman"/>
+          <w:color w:val="FCFCFA"/>
+          <w:sz w:val="21"/>
+          <w:szCs w:val="21"/>
+          <w:lang w:eastAsia="es-ES"/>
+        </w:rPr>
+        <w:t xml:space="preserve"> </w:t>
+      </w:r>
+      <w:r>
+        <w:rPr>
+          <w:rFonts w:ascii="Consolas" w:eastAsia="Times New Roman" w:hAnsi="Consolas" w:cs="Times New Roman"/>
+          <w:i/>
+          <w:iCs/>
+          <w:color w:val="727072"/>
+          <w:sz w:val="21"/>
+          <w:szCs w:val="21"/>
+          <w:lang w:eastAsia="es-ES"/>
+        </w:rPr>
+        <w:t xml:space="preserve">// &lt;--- Aquí agregamos </w:t>
+      </w:r>
+      <w:proofErr w:type="spellStart"/>
+      <w:r>
+        <w:rPr>
+          <w:rFonts w:ascii="Consolas" w:eastAsia="Times New Roman" w:hAnsi="Consolas" w:cs="Times New Roman"/>
+          <w:i/>
+          <w:iCs/>
+          <w:color w:val="727072"/>
+          <w:sz w:val="21"/>
+          <w:szCs w:val="21"/>
+          <w:lang w:eastAsia="es-ES"/>
+        </w:rPr>
+        <w:t>NativeWind</w:t>
+      </w:r>
+      <w:proofErr w:type="spellEnd"/>
+    </w:p>
+    <w:p>
+      <w:pPr>
+        <w:shd w:val="clear" w:color="auto" w:fill="2D2A2E"/>
+        <w:spacing w:after="0" w:line="285" w:lineRule="atLeast"/>
+        <w:rPr>
+          <w:rFonts w:ascii="Consolas" w:eastAsia="Times New Roman" w:hAnsi="Consolas" w:cs="Times New Roman"/>
+          <w:color w:val="FCFCFA"/>
+          <w:sz w:val="21"/>
+          <w:szCs w:val="21"/>
+          <w:lang w:eastAsia="es-ES"/>
+        </w:rPr>
+      </w:pPr>
+      <w:r>
+        <w:rPr>
+          <w:rFonts w:ascii="Consolas" w:eastAsia="Times New Roman" w:hAnsi="Consolas" w:cs="Times New Roman"/>
+          <w:color w:val="FCFCFA"/>
+          <w:sz w:val="21"/>
+          <w:szCs w:val="21"/>
+          <w:lang w:eastAsia="es-ES"/>
+        </w:rPr>
+        <w:t xml:space="preserve">  </w:t>
+      </w:r>
+      <w:r>
+        <w:rPr>
+          <w:rFonts w:ascii="Consolas" w:eastAsia="Times New Roman" w:hAnsi="Consolas" w:cs="Times New Roman"/>
+          <w:color w:val="939293"/>
+          <w:sz w:val="21"/>
+          <w:szCs w:val="21"/>
+          <w:lang w:eastAsia="es-ES"/>
+        </w:rPr>
+        <w:t>};</w:t>
+      </w:r>
+    </w:p>
+    <w:p>
+      <w:pPr>
+        <w:shd w:val="clear" w:color="auto" w:fill="2D2A2E"/>
+        <w:spacing w:after="0" w:line="285" w:lineRule="atLeast"/>
+        <w:rPr>
+          <w:rFonts w:ascii="Consolas" w:eastAsia="Times New Roman" w:hAnsi="Consolas" w:cs="Times New Roman"/>
+          <w:color w:val="FCFCFA"/>
+          <w:sz w:val="21"/>
+          <w:szCs w:val="21"/>
+          <w:lang w:eastAsia="es-ES"/>
+        </w:rPr>
+      </w:pPr>
+      <w:r>
+        <w:rPr>
+          <w:rFonts w:ascii="Consolas" w:eastAsia="Times New Roman" w:hAnsi="Consolas" w:cs="Times New Roman"/>
+          <w:color w:val="939293"/>
+          <w:sz w:val="21"/>
+          <w:szCs w:val="21"/>
+          <w:lang w:eastAsia="es-ES"/>
+        </w:rPr>
+        <w:t>};</w:t>
+      </w:r>
+    </w:p>
+    <w:p>
+      <w:pPr>
+        <w:spacing w:before="100" w:beforeAutospacing="1" w:after="100" w:afterAutospacing="1" w:line="240" w:lineRule="auto"/>
+        <w:rPr>
+          <w:rFonts w:eastAsia="Times New Roman" w:cstheme="minorHAnsi"/>
+          <w:sz w:val="24"/>
+          <w:szCs w:val="24"/>
+          <w:lang w:eastAsia="es-ES"/>
+        </w:rPr>
+      </w:pPr>
+    </w:p>
+    <w:p>
+      <w:pPr>
+        <w:spacing w:before="100" w:beforeAutospacing="1" w:after="100" w:afterAutospacing="1" w:line="240" w:lineRule="auto"/>
+        <w:rPr>
+          <w:rFonts w:eastAsia="Times New Roman" w:cstheme="minorHAnsi"/>
+          <w:sz w:val="24"/>
+          <w:szCs w:val="24"/>
+          <w:lang w:eastAsia="es-ES"/>
+        </w:rPr>
+      </w:pPr>
+      <w:r>
+        <w:rPr>
+          <w:rFonts w:eastAsia="Times New Roman" w:cstheme="minorHAnsi"/>
+          <w:sz w:val="24"/>
+          <w:szCs w:val="24"/>
+          <w:lang w:eastAsia="es-ES"/>
+        </w:rPr>
+        <w:t>23. Enrutamiento:</w:t>
+      </w:r>
+    </w:p>
+    <w:p>
+      <w:pPr>
+        <w:spacing w:before="100" w:beforeAutospacing="1" w:after="100" w:afterAutospacing="1" w:line="240" w:lineRule="auto"/>
+        <w:rPr>
+          <w:rFonts w:eastAsia="Times New Roman" w:cstheme="minorHAnsi"/>
+          <w:sz w:val="24"/>
+          <w:szCs w:val="24"/>
+          <w:lang w:eastAsia="es-ES"/>
+        </w:rPr>
+      </w:pPr>
+      <w:r>
+        <w:rPr>
+          <w:rFonts w:eastAsia="Times New Roman" w:cstheme="minorHAnsi"/>
+          <w:sz w:val="24"/>
+          <w:szCs w:val="24"/>
+          <w:lang w:eastAsia="es-ES"/>
+        </w:rPr>
+        <w:tab/>
+      </w:r>
+      <w:r>
+        <w:rPr>
+          <w:rFonts w:eastAsia="Times New Roman" w:cstheme="minorHAnsi"/>
+          <w:sz w:val="24"/>
+          <w:szCs w:val="24"/>
+          <w:lang w:eastAsia="es-ES"/>
+        </w:rPr>
+        <w:t>Instalamos las dependencias:</w:t>
+      </w:r>
+    </w:p>
+    <w:p>
+      <w:pPr>
+        <w:pStyle w:val="NormalWeb"/>
+        <w:rPr>
+          <w:rFonts w:asciiTheme="minorHAnsi" w:hAnsiTheme="minorHAnsi" w:cstheme="minorHAnsi"/>
+        </w:rPr>
+      </w:pPr>
+      <w:r>
+        <w:rPr>
+          <w:rFonts w:asciiTheme="minorHAnsi" w:hAnsiTheme="minorHAnsi" w:cstheme="minorHAnsi"/>
+        </w:rPr>
+        <w:tab/>
+      </w:r>
+      <w:r>
+        <w:rPr>
+          <w:rFonts w:asciiTheme="minorHAnsi" w:hAnsiTheme="minorHAnsi" w:cstheme="minorHAnsi"/>
+          <w:b/>
+          <w:bCs/>
+        </w:rPr>
+        <w:t>expo-</w:t>
+      </w:r>
+      <w:proofErr w:type="spellStart"/>
+      <w:r>
+        <w:rPr>
+          <w:rFonts w:asciiTheme="minorHAnsi" w:hAnsiTheme="minorHAnsi" w:cstheme="minorHAnsi"/>
+          <w:b/>
+          <w:bCs/>
+        </w:rPr>
+        <w:t>router</w:t>
+      </w:r>
+      <w:proofErr w:type="spellEnd"/>
+      <w:r>
+        <w:rPr>
+          <w:rFonts w:asciiTheme="minorHAnsi" w:hAnsiTheme="minorHAnsi" w:cstheme="minorHAnsi"/>
+        </w:rPr>
+        <w:t>: Sistema de navegación que crea las pantallas y rutas de tu app automáticamente, basándose en cómo organizas tus archivos y carpetas.</w:t>
+      </w:r>
+    </w:p>
+    <w:p>
+      <w:pPr>
+        <w:spacing w:before="100" w:beforeAutospacing="1" w:after="100" w:afterAutospacing="1" w:line="240" w:lineRule="auto"/>
+        <w:ind w:firstLine="708"/>
+        <w:rPr>
+          <w:rFonts w:eastAsia="Times New Roman" w:cstheme="minorHAnsi"/>
+          <w:sz w:val="24"/>
+          <w:szCs w:val="24"/>
+          <w:lang w:eastAsia="es-ES"/>
+        </w:rPr>
+      </w:pPr>
+      <w:proofErr w:type="spellStart"/>
+      <w:r>
+        <w:rPr>
+          <w:rFonts w:eastAsia="Times New Roman" w:cstheme="minorHAnsi"/>
+          <w:b/>
+          <w:bCs/>
+          <w:sz w:val="24"/>
+          <w:szCs w:val="24"/>
+          <w:lang w:eastAsia="es-ES"/>
+        </w:rPr>
+        <w:t>react-native-safe-area-context</w:t>
+      </w:r>
+      <w:proofErr w:type="spellEnd"/>
+      <w:r>
+        <w:rPr>
+          <w:rFonts w:eastAsia="Times New Roman" w:cstheme="minorHAnsi"/>
+          <w:sz w:val="24"/>
+          <w:szCs w:val="24"/>
+          <w:lang w:eastAsia="es-ES"/>
+        </w:rPr>
+        <w:t>: Agrega márgenes automáticos para asegurar que tu contenido nunca quede tapado por las muescas (</w:t>
+      </w:r>
+      <w:proofErr w:type="spellStart"/>
+      <w:r>
+        <w:rPr>
+          <w:rFonts w:eastAsia="Times New Roman" w:cstheme="minorHAnsi"/>
+          <w:sz w:val="24"/>
+          <w:szCs w:val="24"/>
+          <w:lang w:eastAsia="es-ES"/>
+        </w:rPr>
+        <w:t>notches</w:t>
+      </w:r>
+      <w:proofErr w:type="spellEnd"/>
+      <w:r>
+        <w:rPr>
+          <w:rFonts w:eastAsia="Times New Roman" w:cstheme="minorHAnsi"/>
+          <w:sz w:val="24"/>
+          <w:szCs w:val="24"/>
+          <w:lang w:eastAsia="es-ES"/>
+        </w:rPr>
+        <w:t>), cámaras o bordes curvos del celular.</w:t>
+      </w:r>
+    </w:p>
+    <w:p>
+      <w:pPr>
+        <w:spacing w:before="100" w:beforeAutospacing="1" w:after="100" w:afterAutospacing="1" w:line="240" w:lineRule="auto"/>
+        <w:ind w:firstLine="708"/>
+        <w:rPr>
+          <w:rFonts w:eastAsia="Times New Roman" w:cstheme="minorHAnsi"/>
+          <w:sz w:val="24"/>
+          <w:szCs w:val="24"/>
+          <w:lang w:eastAsia="es-ES"/>
+        </w:rPr>
+      </w:pPr>
+      <w:proofErr w:type="spellStart"/>
+      <w:r>
+        <w:rPr>
+          <w:rFonts w:eastAsia="Times New Roman" w:cstheme="minorHAnsi"/>
+          <w:b/>
+          <w:bCs/>
+          <w:sz w:val="24"/>
+          <w:szCs w:val="24"/>
+          <w:lang w:eastAsia="es-ES"/>
+        </w:rPr>
+        <w:t>react-native-screens</w:t>
+      </w:r>
+      <w:proofErr w:type="spellEnd"/>
+      <w:r>
+        <w:rPr>
+          <w:rFonts w:eastAsia="Times New Roman" w:cstheme="minorHAnsi"/>
+          <w:sz w:val="24"/>
+          <w:szCs w:val="24"/>
+          <w:lang w:eastAsia="es-ES"/>
+        </w:rPr>
+        <w:t>: Mejora el rendimiento usando las vistas nativas del celular (iOS o Android) en lugar de simularlas, haciendo que la app consuma menos memoria y sea más fluida.</w:t>
+      </w:r>
+    </w:p>
+    <w:p>
+      <w:pPr>
+        <w:spacing w:before="100" w:beforeAutospacing="1" w:after="100" w:afterAutospacing="1" w:line="240" w:lineRule="auto"/>
+        <w:ind w:firstLine="708"/>
+        <w:rPr>
+          <w:rFonts w:eastAsia="Times New Roman" w:cstheme="minorHAnsi"/>
+          <w:sz w:val="24"/>
+          <w:szCs w:val="24"/>
+          <w:lang w:eastAsia="es-ES"/>
+        </w:rPr>
+      </w:pPr>
+      <w:r>
+        <w:rPr>
+          <w:rFonts w:eastAsia="Times New Roman" w:cstheme="minorHAnsi"/>
+          <w:b/>
+          <w:bCs/>
+          <w:sz w:val="24"/>
+          <w:szCs w:val="24"/>
+          <w:lang w:eastAsia="es-ES"/>
+        </w:rPr>
+        <w:t>expo-</w:t>
+      </w:r>
+      <w:proofErr w:type="spellStart"/>
+      <w:r>
+        <w:rPr>
+          <w:rFonts w:eastAsia="Times New Roman" w:cstheme="minorHAnsi"/>
+          <w:b/>
+          <w:bCs/>
+          <w:sz w:val="24"/>
+          <w:szCs w:val="24"/>
+          <w:lang w:eastAsia="es-ES"/>
+        </w:rPr>
+        <w:t>linking</w:t>
+      </w:r>
+      <w:proofErr w:type="spellEnd"/>
+      <w:r>
+        <w:rPr>
+          <w:rFonts w:eastAsia="Times New Roman" w:cstheme="minorHAnsi"/>
+          <w:sz w:val="24"/>
+          <w:szCs w:val="24"/>
+          <w:lang w:eastAsia="es-ES"/>
+        </w:rPr>
+        <w:t>: Maneja enlaces para abrir otras aplicaciones desde tu app (como WhatsApp o el navegador), o para que un enlace externo abra tu app en una pantalla específica.</w:t>
+      </w:r>
+    </w:p>
+    <w:p>
+      <w:pPr>
+        <w:spacing w:before="100" w:beforeAutospacing="1" w:after="100" w:afterAutospacing="1" w:line="240" w:lineRule="auto"/>
+        <w:ind w:firstLine="708"/>
+        <w:rPr>
+          <w:rFonts w:eastAsia="Times New Roman" w:cstheme="minorHAnsi"/>
+          <w:sz w:val="24"/>
+          <w:szCs w:val="24"/>
+          <w:lang w:eastAsia="es-ES"/>
+        </w:rPr>
+      </w:pPr>
+      <w:r>
+        <w:rPr>
+          <w:rFonts w:eastAsia="Times New Roman" w:cstheme="minorHAnsi"/>
+          <w:b/>
+          <w:bCs/>
+          <w:sz w:val="24"/>
+          <w:szCs w:val="24"/>
+          <w:lang w:eastAsia="es-ES"/>
+        </w:rPr>
+        <w:t>expo-</w:t>
+      </w:r>
+      <w:proofErr w:type="spellStart"/>
+      <w:r>
+        <w:rPr>
+          <w:rFonts w:eastAsia="Times New Roman" w:cstheme="minorHAnsi"/>
+          <w:b/>
+          <w:bCs/>
+          <w:sz w:val="24"/>
+          <w:szCs w:val="24"/>
+          <w:lang w:eastAsia="es-ES"/>
+        </w:rPr>
+        <w:t>constants</w:t>
+      </w:r>
+      <w:proofErr w:type="spellEnd"/>
+      <w:r>
+        <w:rPr>
+          <w:rFonts w:eastAsia="Times New Roman" w:cstheme="minorHAnsi"/>
+          <w:sz w:val="24"/>
+          <w:szCs w:val="24"/>
+          <w:lang w:eastAsia="es-ES"/>
+        </w:rPr>
+        <w:t>: Sirve para extraer datos útiles del sistema o de tu configuración, como la versión de la app o si estás usando un emulador.</w:t>
+      </w:r>
+    </w:p>
+    <w:p>
+      <w:pPr>
+        <w:spacing w:before="100" w:beforeAutospacing="1" w:after="100" w:afterAutospacing="1" w:line="240" w:lineRule="auto"/>
+        <w:ind w:firstLine="708"/>
+        <w:rPr>
+          <w:rFonts w:eastAsia="Times New Roman" w:cstheme="minorHAnsi"/>
+          <w:sz w:val="24"/>
+          <w:szCs w:val="24"/>
+          <w:lang w:eastAsia="es-ES"/>
+        </w:rPr>
+      </w:pPr>
+      <w:r>
+        <w:rPr>
+          <w:rFonts w:eastAsia="Times New Roman" w:cstheme="minorHAnsi"/>
+          <w:b/>
+          <w:bCs/>
+          <w:sz w:val="24"/>
+          <w:szCs w:val="24"/>
+          <w:lang w:eastAsia="es-ES"/>
+        </w:rPr>
+        <w:t>expo-status-bar</w:t>
+      </w:r>
+      <w:r>
+        <w:rPr>
+          <w:rFonts w:eastAsia="Times New Roman" w:cstheme="minorHAnsi"/>
+          <w:sz w:val="24"/>
+          <w:szCs w:val="24"/>
+          <w:lang w:eastAsia="es-ES"/>
+        </w:rPr>
+        <w:t>: Controla el diseño de la barra superior del teléfono (batería, hora, señal), permitiendo cambiar los colores de los íconos u ocultarla por completo.</w:t>
+      </w:r>
+    </w:p>
+    <w:p>
+      <w:pPr>
+        <w:pStyle w:val="NormalWeb"/>
+        <w:rPr>
+          <w:rFonts w:asciiTheme="minorHAnsi" w:hAnsiTheme="minorHAnsi" w:cstheme="minorHAnsi"/>
+          <w:b/>
+        </w:rPr>
+      </w:pPr>
+      <w:r>
+        <w:rPr>
+          <w:rFonts w:asciiTheme="minorHAnsi" w:hAnsiTheme="minorHAnsi" w:cstheme="minorHAnsi"/>
+          <w:b/>
+        </w:rPr>
+        <w:t xml:space="preserve"> </w:t>
+      </w:r>
+    </w:p>
+    <w:p>
+      <w:pPr>
+        <w:spacing w:before="100" w:beforeAutospacing="1" w:after="100" w:afterAutospacing="1" w:line="240" w:lineRule="auto"/>
+        <w:rPr>
+          <w:rFonts w:eastAsia="Times New Roman" w:cstheme="minorHAnsi"/>
+          <w:sz w:val="24"/>
+          <w:szCs w:val="24"/>
+          <w:lang w:eastAsia="es-ES"/>
+        </w:rPr>
+      </w:pPr>
+      <w:r>
+        <w:rPr>
+          <w:rFonts w:eastAsia="Times New Roman" w:cstheme="minorHAnsi"/>
+          <w:b/>
+          <w:sz w:val="24"/>
+          <w:szCs w:val="24"/>
+          <w:lang w:eastAsia="es-ES"/>
+        </w:rPr>
+        <w:tab/>
       </w:r>
       <w:bookmarkStart w:id="0" w:name="_GoBack"/>
       <w:bookmarkEnd w:id="0"/>
@@ -18521,6 +19955,17 @@
       <w:szCs w:val="20"/>
     </w:rPr>
   </w:style>
+  <w:style w:type="character" w:styleId="Hipervnculo">
+    <w:name w:val="Hyperlink"/>
+    <w:basedOn w:val="Fuentedeprrafopredeter"/>
+    <w:uiPriority w:val="99"/>
+    <w:unhideWhenUsed/>
+    <w:rsid w:val="007874F1"/>
+    <w:rPr>
+      <w:color w:val="0563C1" w:themeColor="hyperlink"/>
+      <w:u w:val="single"/>
+    </w:rPr>
+  </w:style>
 </w:styles>
 </file>
 

--- a/React Native.docx
+++ b/React Native.docx
@@ -18640,6 +18640,7 @@
     <w:p>
       <w:pPr>
         <w:spacing w:before="100" w:beforeAutospacing="1" w:after="100" w:afterAutospacing="1" w:line="240" w:lineRule="auto"/>
+        <w:ind w:firstLine="708"/>
         <w:rPr>
           <w:rFonts w:eastAsia="Times New Roman" w:cstheme="minorHAnsi"/>
           <w:sz w:val="24"/>
@@ -18654,7 +18655,7 @@
           <w:szCs w:val="24"/>
           <w:lang w:eastAsia="es-ES"/>
         </w:rPr>
-        <w:tab/>
+        <w:t xml:space="preserve">1- </w:t>
       </w:r>
       <w:r>
         <w:rPr>
@@ -18919,7 +18920,6 @@
         <w:pStyle w:val="NormalWeb"/>
         <w:rPr>
           <w:rFonts w:asciiTheme="minorHAnsi" w:hAnsiTheme="minorHAnsi" w:cstheme="minorHAnsi"/>
-          <w:b/>
         </w:rPr>
       </w:pPr>
       <w:r>
@@ -18929,26 +18929,427 @@
         </w:rPr>
         <w:t xml:space="preserve"> </w:t>
       </w:r>
-    </w:p>
-    <w:p>
-      <w:pPr>
-        <w:spacing w:before="100" w:beforeAutospacing="1" w:after="100" w:afterAutospacing="1" w:line="240" w:lineRule="auto"/>
-        <w:rPr>
-          <w:rFonts w:eastAsia="Times New Roman" w:cstheme="minorHAnsi"/>
-          <w:sz w:val="24"/>
-          <w:szCs w:val="24"/>
-          <w:lang w:eastAsia="es-ES"/>
-        </w:rPr>
-      </w:pPr>
-      <w:r>
-        <w:rPr>
-          <w:rFonts w:eastAsia="Times New Roman" w:cstheme="minorHAnsi"/>
+      <w:r>
+        <w:rPr>
+          <w:rFonts w:asciiTheme="minorHAnsi" w:hAnsiTheme="minorHAnsi" w:cstheme="minorHAnsi"/>
           <w:b/>
-          <w:sz w:val="24"/>
-          <w:szCs w:val="24"/>
-          <w:lang w:eastAsia="es-ES"/>
         </w:rPr>
         <w:tab/>
+      </w:r>
+      <w:r>
+        <w:rPr>
+          <w:rFonts w:asciiTheme="minorHAnsi" w:hAnsiTheme="minorHAnsi" w:cstheme="minorHAnsi"/>
+        </w:rPr>
+        <w:t xml:space="preserve">2- </w:t>
+      </w:r>
+      <w:r>
+        <w:rPr>
+          <w:rFonts w:asciiTheme="minorHAnsi" w:hAnsiTheme="minorHAnsi" w:cstheme="minorHAnsi"/>
+        </w:rPr>
+        <w:t xml:space="preserve">En el archivo </w:t>
+      </w:r>
+      <w:proofErr w:type="spellStart"/>
+      <w:proofErr w:type="gramStart"/>
+      <w:r>
+        <w:rPr>
+          <w:rFonts w:asciiTheme="minorHAnsi" w:hAnsiTheme="minorHAnsi" w:cstheme="minorHAnsi"/>
+          <w:b/>
+        </w:rPr>
+        <w:t>package.json</w:t>
+      </w:r>
+      <w:proofErr w:type="spellEnd"/>
+      <w:proofErr w:type="gramEnd"/>
+      <w:r>
+        <w:rPr>
+          <w:rFonts w:asciiTheme="minorHAnsi" w:hAnsiTheme="minorHAnsi" w:cstheme="minorHAnsi"/>
+          <w:b/>
+        </w:rPr>
+        <w:t xml:space="preserve"> </w:t>
+      </w:r>
+      <w:r>
+        <w:rPr>
+          <w:rFonts w:asciiTheme="minorHAnsi" w:hAnsiTheme="minorHAnsi" w:cstheme="minorHAnsi"/>
+        </w:rPr>
+        <w:t>cambiamos el punto de entrada “</w:t>
+      </w:r>
+      <w:proofErr w:type="spellStart"/>
+      <w:r>
+        <w:rPr>
+          <w:rFonts w:asciiTheme="minorHAnsi" w:hAnsiTheme="minorHAnsi" w:cstheme="minorHAnsi"/>
+        </w:rPr>
+        <w:t>main</w:t>
+      </w:r>
+      <w:proofErr w:type="spellEnd"/>
+      <w:r>
+        <w:rPr>
+          <w:rFonts w:asciiTheme="minorHAnsi" w:hAnsiTheme="minorHAnsi" w:cstheme="minorHAnsi"/>
+        </w:rPr>
+        <w:t>” y lo dejamos como:</w:t>
+      </w:r>
+    </w:p>
+    <w:p>
+      <w:pPr>
+        <w:shd w:val="clear" w:color="auto" w:fill="2D2A2E"/>
+        <w:spacing w:line="285" w:lineRule="atLeast"/>
+        <w:rPr>
+          <w:rFonts w:ascii="Consolas" w:eastAsia="Times New Roman" w:hAnsi="Consolas" w:cs="Times New Roman"/>
+          <w:color w:val="FCFCFA"/>
+          <w:sz w:val="21"/>
+          <w:szCs w:val="21"/>
+          <w:lang w:eastAsia="es-ES"/>
+        </w:rPr>
+      </w:pPr>
+      <w:r>
+        <w:rPr>
+          <w:rFonts w:cstheme="minorHAnsi"/>
+        </w:rPr>
+        <w:tab/>
+      </w:r>
+      <w:r>
+        <w:rPr>
+          <w:rFonts w:ascii="Consolas" w:eastAsia="Times New Roman" w:hAnsi="Consolas" w:cs="Times New Roman"/>
+          <w:color w:val="939293"/>
+          <w:sz w:val="21"/>
+          <w:szCs w:val="21"/>
+          <w:lang w:eastAsia="es-ES"/>
+        </w:rPr>
+        <w:t>"</w:t>
+      </w:r>
+      <w:proofErr w:type="spellStart"/>
+      <w:r>
+        <w:rPr>
+          <w:rFonts w:ascii="Consolas" w:eastAsia="Times New Roman" w:hAnsi="Consolas" w:cs="Times New Roman"/>
+          <w:color w:val="FCFCFA"/>
+          <w:sz w:val="21"/>
+          <w:szCs w:val="21"/>
+          <w:lang w:eastAsia="es-ES"/>
+        </w:rPr>
+        <w:t>main</w:t>
+      </w:r>
+      <w:proofErr w:type="spellEnd"/>
+      <w:r>
+        <w:rPr>
+          <w:rFonts w:ascii="Consolas" w:eastAsia="Times New Roman" w:hAnsi="Consolas" w:cs="Times New Roman"/>
+          <w:color w:val="939293"/>
+          <w:sz w:val="21"/>
+          <w:szCs w:val="21"/>
+          <w:lang w:eastAsia="es-ES"/>
+        </w:rPr>
+        <w:t>":</w:t>
+      </w:r>
+      <w:r>
+        <w:rPr>
+          <w:rFonts w:ascii="Consolas" w:eastAsia="Times New Roman" w:hAnsi="Consolas" w:cs="Times New Roman"/>
+          <w:color w:val="FCFCFA"/>
+          <w:sz w:val="21"/>
+          <w:szCs w:val="21"/>
+          <w:lang w:eastAsia="es-ES"/>
+        </w:rPr>
+        <w:t xml:space="preserve"> </w:t>
+      </w:r>
+      <w:r>
+        <w:rPr>
+          <w:rFonts w:ascii="Consolas" w:eastAsia="Times New Roman" w:hAnsi="Consolas" w:cs="Times New Roman"/>
+          <w:color w:val="939293"/>
+          <w:sz w:val="21"/>
+          <w:szCs w:val="21"/>
+          <w:lang w:eastAsia="es-ES"/>
+        </w:rPr>
+        <w:t>"</w:t>
+      </w:r>
+      <w:r>
+        <w:rPr>
+          <w:rFonts w:ascii="Consolas" w:eastAsia="Times New Roman" w:hAnsi="Consolas" w:cs="Times New Roman"/>
+          <w:color w:val="FFD866"/>
+          <w:sz w:val="21"/>
+          <w:szCs w:val="21"/>
+          <w:lang w:eastAsia="es-ES"/>
+        </w:rPr>
+        <w:t>expo-</w:t>
+      </w:r>
+      <w:proofErr w:type="spellStart"/>
+      <w:r>
+        <w:rPr>
+          <w:rFonts w:ascii="Consolas" w:eastAsia="Times New Roman" w:hAnsi="Consolas" w:cs="Times New Roman"/>
+          <w:color w:val="FFD866"/>
+          <w:sz w:val="21"/>
+          <w:szCs w:val="21"/>
+          <w:lang w:eastAsia="es-ES"/>
+        </w:rPr>
+        <w:t>router</w:t>
+      </w:r>
+      <w:proofErr w:type="spellEnd"/>
+      <w:r>
+        <w:rPr>
+          <w:rFonts w:ascii="Consolas" w:eastAsia="Times New Roman" w:hAnsi="Consolas" w:cs="Times New Roman"/>
+          <w:color w:val="FFD866"/>
+          <w:sz w:val="21"/>
+          <w:szCs w:val="21"/>
+          <w:lang w:eastAsia="es-ES"/>
+        </w:rPr>
+        <w:t>/</w:t>
+      </w:r>
+      <w:proofErr w:type="spellStart"/>
+      <w:r>
+        <w:rPr>
+          <w:rFonts w:ascii="Consolas" w:eastAsia="Times New Roman" w:hAnsi="Consolas" w:cs="Times New Roman"/>
+          <w:color w:val="FFD866"/>
+          <w:sz w:val="21"/>
+          <w:szCs w:val="21"/>
+          <w:lang w:eastAsia="es-ES"/>
+        </w:rPr>
+        <w:t>entry</w:t>
+      </w:r>
+      <w:proofErr w:type="spellEnd"/>
+      <w:r>
+        <w:rPr>
+          <w:rFonts w:ascii="Consolas" w:eastAsia="Times New Roman" w:hAnsi="Consolas" w:cs="Times New Roman"/>
+          <w:color w:val="939293"/>
+          <w:sz w:val="21"/>
+          <w:szCs w:val="21"/>
+          <w:lang w:eastAsia="es-ES"/>
+        </w:rPr>
+        <w:t>",</w:t>
+      </w:r>
+    </w:p>
+    <w:p>
+      <w:pPr>
+        <w:pStyle w:val="NormalWeb"/>
+        <w:rPr>
+          <w:rFonts w:asciiTheme="minorHAnsi" w:hAnsiTheme="minorHAnsi" w:cstheme="minorHAnsi"/>
+          <w:b/>
+        </w:rPr>
+      </w:pPr>
+      <w:r>
+        <w:rPr>
+          <w:rFonts w:asciiTheme="minorHAnsi" w:hAnsiTheme="minorHAnsi" w:cstheme="minorHAnsi"/>
+        </w:rPr>
+        <w:tab/>
+        <w:t>3- para el enlace profundo con expo-</w:t>
+      </w:r>
+      <w:proofErr w:type="spellStart"/>
+      <w:r>
+        <w:rPr>
+          <w:rFonts w:asciiTheme="minorHAnsi" w:hAnsiTheme="minorHAnsi" w:cstheme="minorHAnsi"/>
+        </w:rPr>
+        <w:t>linking</w:t>
+      </w:r>
+      <w:proofErr w:type="spellEnd"/>
+      <w:r>
+        <w:rPr>
+          <w:rFonts w:asciiTheme="minorHAnsi" w:hAnsiTheme="minorHAnsi" w:cstheme="minorHAnsi"/>
+        </w:rPr>
+        <w:t xml:space="preserve">, tenemos que crear un </w:t>
+      </w:r>
+      <w:proofErr w:type="spellStart"/>
+      <w:r>
+        <w:rPr>
+          <w:rFonts w:asciiTheme="minorHAnsi" w:hAnsiTheme="minorHAnsi" w:cstheme="minorHAnsi"/>
+        </w:rPr>
+        <w:t>scheme</w:t>
+      </w:r>
+      <w:proofErr w:type="spellEnd"/>
+      <w:r>
+        <w:rPr>
+          <w:rFonts w:asciiTheme="minorHAnsi" w:hAnsiTheme="minorHAnsi" w:cstheme="minorHAnsi"/>
+        </w:rPr>
+        <w:t xml:space="preserve"> en el archivo “</w:t>
+      </w:r>
+      <w:proofErr w:type="spellStart"/>
+      <w:proofErr w:type="gramStart"/>
+      <w:r>
+        <w:rPr>
+          <w:rFonts w:asciiTheme="minorHAnsi" w:hAnsiTheme="minorHAnsi" w:cstheme="minorHAnsi"/>
+        </w:rPr>
+        <w:t>app.json</w:t>
+      </w:r>
+      <w:proofErr w:type="spellEnd"/>
+      <w:proofErr w:type="gramEnd"/>
+      <w:r>
+        <w:rPr>
+          <w:rFonts w:asciiTheme="minorHAnsi" w:hAnsiTheme="minorHAnsi" w:cstheme="minorHAnsi"/>
+        </w:rPr>
+        <w:t>” con el nombre de la app</w:t>
+      </w:r>
+      <w:r>
+        <w:rPr>
+          <w:rFonts w:asciiTheme="minorHAnsi" w:hAnsiTheme="minorHAnsi" w:cstheme="minorHAnsi"/>
+        </w:rPr>
+        <w:t xml:space="preserve"> para que los enlaces sean por ejemplo: </w:t>
+      </w:r>
+      <w:r>
+        <w:rPr>
+          <w:rFonts w:asciiTheme="minorHAnsi" w:hAnsiTheme="minorHAnsi" w:cstheme="minorHAnsi"/>
+          <w:b/>
+        </w:rPr>
+        <w:t>“</w:t>
+      </w:r>
+      <w:proofErr w:type="spellStart"/>
+      <w:r>
+        <w:rPr>
+          <w:rFonts w:asciiTheme="minorHAnsi" w:hAnsiTheme="minorHAnsi" w:cstheme="minorHAnsi"/>
+          <w:b/>
+        </w:rPr>
+        <w:t>miapp</w:t>
+      </w:r>
+      <w:proofErr w:type="spellEnd"/>
+      <w:r>
+        <w:rPr>
+          <w:rFonts w:asciiTheme="minorHAnsi" w:hAnsiTheme="minorHAnsi" w:cstheme="minorHAnsi"/>
+          <w:b/>
+        </w:rPr>
+        <w:t>://perfil/123</w:t>
+      </w:r>
+      <w:r>
+        <w:rPr>
+          <w:rFonts w:asciiTheme="minorHAnsi" w:hAnsiTheme="minorHAnsi" w:cstheme="minorHAnsi"/>
+          <w:b/>
+        </w:rPr>
+        <w:t>”</w:t>
+      </w:r>
+    </w:p>
+    <w:p>
+      <w:pPr>
+        <w:shd w:val="clear" w:color="auto" w:fill="2D2A2E"/>
+        <w:spacing w:after="0" w:line="285" w:lineRule="atLeast"/>
+        <w:rPr>
+          <w:rFonts w:ascii="Consolas" w:eastAsia="Times New Roman" w:hAnsi="Consolas" w:cs="Times New Roman"/>
+          <w:color w:val="FCFCFA"/>
+          <w:sz w:val="21"/>
+          <w:szCs w:val="21"/>
+          <w:lang w:eastAsia="es-ES"/>
+        </w:rPr>
+      </w:pPr>
+      <w:r>
+        <w:rPr>
+          <w:rFonts w:ascii="Consolas" w:eastAsia="Times New Roman" w:hAnsi="Consolas" w:cs="Times New Roman"/>
+          <w:color w:val="939293"/>
+          <w:sz w:val="21"/>
+          <w:szCs w:val="21"/>
+          <w:lang w:eastAsia="es-ES"/>
+        </w:rPr>
+        <w:t>"</w:t>
+      </w:r>
+      <w:proofErr w:type="spellStart"/>
+      <w:r>
+        <w:rPr>
+          <w:rFonts w:ascii="Consolas" w:eastAsia="Times New Roman" w:hAnsi="Consolas" w:cs="Times New Roman"/>
+          <w:color w:val="FCFCFA"/>
+          <w:sz w:val="21"/>
+          <w:szCs w:val="21"/>
+          <w:lang w:eastAsia="es-ES"/>
+        </w:rPr>
+        <w:t>scheme</w:t>
+      </w:r>
+      <w:proofErr w:type="spellEnd"/>
+      <w:r>
+        <w:rPr>
+          <w:rFonts w:ascii="Consolas" w:eastAsia="Times New Roman" w:hAnsi="Consolas" w:cs="Times New Roman"/>
+          <w:color w:val="939293"/>
+          <w:sz w:val="21"/>
+          <w:szCs w:val="21"/>
+          <w:lang w:eastAsia="es-ES"/>
+        </w:rPr>
+        <w:t>":</w:t>
+      </w:r>
+      <w:r>
+        <w:rPr>
+          <w:rFonts w:ascii="Consolas" w:eastAsia="Times New Roman" w:hAnsi="Consolas" w:cs="Times New Roman"/>
+          <w:color w:val="FCFCFA"/>
+          <w:sz w:val="21"/>
+          <w:szCs w:val="21"/>
+          <w:lang w:eastAsia="es-ES"/>
+        </w:rPr>
+        <w:t xml:space="preserve"> </w:t>
+      </w:r>
+      <w:r>
+        <w:rPr>
+          <w:rFonts w:ascii="Consolas" w:eastAsia="Times New Roman" w:hAnsi="Consolas" w:cs="Times New Roman"/>
+          <w:color w:val="939293"/>
+          <w:sz w:val="21"/>
+          <w:szCs w:val="21"/>
+          <w:lang w:eastAsia="es-ES"/>
+        </w:rPr>
+        <w:t>"</w:t>
+      </w:r>
+      <w:proofErr w:type="spellStart"/>
+      <w:r>
+        <w:rPr>
+          <w:rFonts w:ascii="Consolas" w:eastAsia="Times New Roman" w:hAnsi="Consolas" w:cs="Times New Roman"/>
+          <w:color w:val="FFD866"/>
+          <w:sz w:val="21"/>
+          <w:szCs w:val="21"/>
+          <w:lang w:eastAsia="es-ES"/>
+        </w:rPr>
+        <w:t>miapp</w:t>
+      </w:r>
+      <w:proofErr w:type="spellEnd"/>
+      <w:r>
+        <w:rPr>
+          <w:rFonts w:ascii="Consolas" w:eastAsia="Times New Roman" w:hAnsi="Consolas" w:cs="Times New Roman"/>
+          <w:color w:val="939293"/>
+          <w:sz w:val="21"/>
+          <w:szCs w:val="21"/>
+          <w:lang w:eastAsia="es-ES"/>
+        </w:rPr>
+        <w:t>",</w:t>
+      </w:r>
+    </w:p>
+    <w:p>
+      <w:pPr>
+        <w:pStyle w:val="NormalWeb"/>
+        <w:rPr>
+          <w:rFonts w:asciiTheme="minorHAnsi" w:hAnsiTheme="minorHAnsi" w:cstheme="minorHAnsi"/>
+        </w:rPr>
+      </w:pPr>
+      <w:r>
+        <w:rPr>
+          <w:rFonts w:asciiTheme="minorHAnsi" w:hAnsiTheme="minorHAnsi" w:cstheme="minorHAnsi"/>
+        </w:rPr>
+        <w:tab/>
+        <w:t xml:space="preserve">4- Para el enrutamiento </w:t>
+      </w:r>
+      <w:proofErr w:type="spellStart"/>
+      <w:r>
+        <w:rPr>
+          <w:rFonts w:asciiTheme="minorHAnsi" w:hAnsiTheme="minorHAnsi" w:cstheme="minorHAnsi"/>
+        </w:rPr>
+        <w:t>tenemso</w:t>
+      </w:r>
+      <w:proofErr w:type="spellEnd"/>
+      <w:r>
+        <w:rPr>
+          <w:rFonts w:asciiTheme="minorHAnsi" w:hAnsiTheme="minorHAnsi" w:cstheme="minorHAnsi"/>
+        </w:rPr>
+        <w:t xml:space="preserve"> que tener un </w:t>
+      </w:r>
+      <w:proofErr w:type="spellStart"/>
+      <w:r>
+        <w:rPr>
+          <w:rFonts w:asciiTheme="minorHAnsi" w:hAnsiTheme="minorHAnsi" w:cstheme="minorHAnsi"/>
+        </w:rPr>
+        <w:t>layout</w:t>
+      </w:r>
+      <w:proofErr w:type="spellEnd"/>
+      <w:r>
+        <w:rPr>
+          <w:rFonts w:asciiTheme="minorHAnsi" w:hAnsiTheme="minorHAnsi" w:cstheme="minorHAnsi"/>
+        </w:rPr>
+        <w:t xml:space="preserve"> dentro de una carpeta llamada “app”, creamos la carpeta y el </w:t>
+      </w:r>
+      <w:proofErr w:type="spellStart"/>
+      <w:r>
+        <w:rPr>
+          <w:rFonts w:asciiTheme="minorHAnsi" w:hAnsiTheme="minorHAnsi" w:cstheme="minorHAnsi"/>
+        </w:rPr>
+        <w:t>layout</w:t>
+      </w:r>
+      <w:proofErr w:type="spellEnd"/>
+      <w:r>
+        <w:rPr>
+          <w:rFonts w:asciiTheme="minorHAnsi" w:hAnsiTheme="minorHAnsi" w:cstheme="minorHAnsi"/>
+        </w:rPr>
+        <w:t xml:space="preserve"> par que no nos de error</w:t>
       </w:r>
       <w:bookmarkStart w:id="0" w:name="_GoBack"/>
       <w:bookmarkEnd w:id="0"/>
